--- a/设计报告/07-G-王卓然 夏子杰 江闽川.docx
+++ b/设计报告/07-G-王卓然 夏子杰 江闽川.docx
@@ -1017,238 +1017,258 @@
           <w:color w:val="000000"/>
           <w:sz w:val="28"/>
         </w:rPr>
-        <w:t>已知模型的实现与幅值反算</w:t>
+        <w:t>已知模型的实现</w:t>
+      </w:r>
+    </w:p>
+    <w:p>
+      <w:pPr>
+        <w:spacing w:after="0" w:line="240" w:lineRule="auto"/>
+        <w:rPr>
+          <w:rFonts w:ascii="宋体" w:hAnsi="宋体" w:cs="宋体"/>
+          <w:kern w:val="0"/>
+          <w:szCs w:val="24"/>
+        </w:rPr>
+      </w:pPr>
+      <w:r>
+        <w:rPr>
+          <w:rFonts w:ascii="宋体" w:hAnsi="宋体" w:cs="宋体"/>
+          <w:kern w:val="0"/>
+          <w:szCs w:val="24"/>
+        </w:rPr>
+        <w:t>采用两级一阶RC低通网络</w:t>
+      </w:r>
+      <w:r>
+        <w:rPr>
+          <w:rFonts w:ascii="宋体" w:hAnsi="宋体" w:cs="宋体" w:hint="eastAsia"/>
+          <w:kern w:val="0"/>
+          <w:szCs w:val="24"/>
+        </w:rPr>
+        <w:t>与</w:t>
+      </w:r>
+      <w:r>
+        <w:rPr>
+          <w:rFonts w:ascii="宋体" w:hAnsi="宋体" w:cs="宋体"/>
+          <w:kern w:val="0"/>
+          <w:szCs w:val="24"/>
+        </w:rPr>
+        <w:t>一级同相放大器的级联拓扑。依据传递函数分解，两级极点频率分别约为608Hz和4.17kHz</w:t>
+      </w:r>
+      <w:r>
+        <w:rPr>
+          <w:rFonts w:ascii="宋体" w:hAnsi="宋体" w:cs="宋体" w:hint="eastAsia"/>
+          <w:kern w:val="0"/>
+          <w:szCs w:val="24"/>
+        </w:rPr>
+        <w:t>。</w:t>
+      </w:r>
+      <w:r>
+        <w:rPr>
+          <w:rFonts w:ascii="宋体" w:hAnsi="宋体" w:cs="宋体"/>
+          <w:kern w:val="0"/>
+          <w:szCs w:val="24"/>
+        </w:rPr>
+        <w:t>对应的两级滤波电阻分别配置为26.1kΩ与3.83kΩ。</w:t>
+      </w:r>
+      <w:proofErr w:type="gramStart"/>
+      <w:r>
+        <w:rPr>
+          <w:rFonts w:ascii="宋体" w:hAnsi="宋体" w:cs="宋体"/>
+          <w:kern w:val="0"/>
+          <w:szCs w:val="24"/>
+        </w:rPr>
+        <w:t>放大级需提供</w:t>
+      </w:r>
+      <w:proofErr w:type="gramEnd"/>
+      <w:r>
+        <w:rPr>
+          <w:rFonts w:ascii="宋体" w:hAnsi="宋体" w:cs="宋体"/>
+          <w:kern w:val="0"/>
+          <w:szCs w:val="24"/>
+        </w:rPr>
+        <w:t>5倍增益，为降低输入偏置电流引发的直流电压误差，反馈网络电阻优化取值为</w:t>
+      </w:r>
+      <w:r>
+        <w:rPr>
+          <w:rFonts w:ascii="宋体" w:hAnsi="宋体" w:cs="宋体"/>
+          <w:kern w:val="0"/>
+          <w:szCs w:val="24"/>
+        </w:rPr>
+        <w:t>2</w:t>
+      </w:r>
+      <w:r>
+        <w:rPr>
+          <w:rFonts w:ascii="宋体" w:hAnsi="宋体" w:cs="宋体" w:hint="eastAsia"/>
+          <w:kern w:val="0"/>
+          <w:szCs w:val="24"/>
+        </w:rPr>
+        <w:t>kΩ</w:t>
+      </w:r>
+      <w:r>
+        <w:rPr>
+          <w:rFonts w:ascii="宋体" w:hAnsi="宋体" w:cs="宋体"/>
+          <w:kern w:val="0"/>
+          <w:szCs w:val="24"/>
+        </w:rPr>
+        <w:t>和8kΩ。</w:t>
+      </w:r>
+    </w:p>
+    <w:p>
+      <w:pPr>
+        <w:spacing w:after="0" w:line="240" w:lineRule="auto"/>
+        <w:rPr>
+          <w:rFonts w:ascii="宋体" w:hAnsi="宋体" w:cs="宋体"/>
+          <w:kern w:val="0"/>
+          <w:szCs w:val="24"/>
+        </w:rPr>
+      </w:pPr>
+      <w:r>
+        <w:rPr>
+          <w:rFonts w:ascii="宋体" w:hAnsi="宋体" w:cs="宋体"/>
+          <w:kern w:val="0"/>
+          <w:szCs w:val="24"/>
+        </w:rPr>
+        <w:t>在核心器件选型上，排除了偏置电流偏大的高速运放OPA690，使用</w:t>
+      </w:r>
+      <w:r>
+        <w:rPr>
+          <w:rFonts w:ascii="宋体" w:hAnsi="宋体" w:cs="宋体" w:hint="eastAsia"/>
+          <w:kern w:val="0"/>
+          <w:szCs w:val="24"/>
+        </w:rPr>
+        <w:t>OPA</w:t>
+      </w:r>
+      <w:r>
+        <w:rPr>
+          <w:rFonts w:ascii="宋体" w:hAnsi="宋体" w:cs="宋体"/>
+          <w:kern w:val="0"/>
+          <w:szCs w:val="24"/>
+        </w:rPr>
+        <w:t>1611</w:t>
+      </w:r>
+      <w:r>
+        <w:rPr>
+          <w:rFonts w:ascii="宋体" w:hAnsi="宋体" w:cs="宋体"/>
+          <w:kern w:val="0"/>
+          <w:szCs w:val="24"/>
+        </w:rPr>
+        <w:t>。此外，为防止1Vpp输入信号下的输出削顶失真，电路应采</w:t>
+      </w:r>
+      <w:r>
+        <w:rPr>
+          <w:rFonts w:ascii="宋体" w:hAnsi="宋体" w:cs="宋体" w:hint="eastAsia"/>
+          <w:kern w:val="0"/>
+          <w:szCs w:val="24"/>
+        </w:rPr>
+        <w:t>用</w:t>
+      </w:r>
+      <w:r>
+        <w:rPr>
+          <w:rFonts w:ascii="宋体" w:hAnsi="宋体" w:cs="宋体"/>
+          <w:kern w:val="0"/>
+          <w:szCs w:val="24"/>
+        </w:rPr>
+        <w:t>±12V双电源供电，并在电源引脚就近配置100nF去</w:t>
+      </w:r>
+      <w:proofErr w:type="gramStart"/>
+      <w:r>
+        <w:rPr>
+          <w:rFonts w:ascii="宋体" w:hAnsi="宋体" w:cs="宋体"/>
+          <w:kern w:val="0"/>
+          <w:szCs w:val="24"/>
+        </w:rPr>
+        <w:t>耦</w:t>
+      </w:r>
+      <w:proofErr w:type="gramEnd"/>
+      <w:r>
+        <w:rPr>
+          <w:rFonts w:ascii="宋体" w:hAnsi="宋体" w:cs="宋体"/>
+          <w:kern w:val="0"/>
+          <w:szCs w:val="24"/>
+        </w:rPr>
+        <w:t>电容，以确保高阻抗节点下的系统稳定与精确</w:t>
+      </w:r>
+      <w:r>
+        <w:rPr>
+          <w:rFonts w:ascii="宋体" w:hAnsi="宋体" w:cs="宋体" w:hint="eastAsia"/>
+          <w:kern w:val="0"/>
+          <w:szCs w:val="24"/>
+        </w:rPr>
+        <w:t>。</w:t>
       </w:r>
     </w:p>
     <w:p>
       <w:pPr>
         <w:spacing w:after="30" w:line="288" w:lineRule="auto"/>
         <w:ind w:firstLine="397"/>
-        <w:jc w:val="both"/>
-      </w:pPr>
-      <w:r>
-        <w:rPr>
-          <w:color w:val="000000"/>
-        </w:rPr>
-        <w:t>题目给定已知模型电路的传递函数为</w:t>
-      </w:r>
-    </w:p>
-    <w:p>
-      <w:pPr>
-        <w:keepLines/>
-        <w:tabs>
-          <w:tab w:val="left" w:pos="8568"/>
-        </w:tabs>
-        <w:spacing w:before="20" w:after="20"/>
         <w:jc w:val="center"/>
       </w:pPr>
       <w:r>
-        <w:rPr>
-          <w:rFonts w:ascii="Cambria Math" w:eastAsia="Cambria Math" w:hAnsi="Cambria Math" w:cs="Cambria Math"/>
-          <w:color w:val="000000"/>
-          <w:sz w:val="23"/>
-        </w:rPr>
-        <w:t xml:space="preserve">                   </w:t>
-      </w:r>
-      <m:oMath>
-        <m:r>
-          <w:rPr>
-            <w:rFonts w:ascii="Cambria Math" w:eastAsia="Cambria Math" w:hAnsi="Cambria Math" w:cs="Cambria Math"/>
-            <w:color w:val="000000"/>
-            <w:sz w:val="23"/>
-          </w:rPr>
-          <m:t>H(s)=5/(10⁻⁸s²+3×10⁻⁴s+1)</m:t>
-        </m:r>
-      </m:oMath>
-      <w:r>
-        <w:rPr>
-          <w:rFonts w:ascii="Cambria Math" w:eastAsia="Cambria Math" w:hAnsi="Cambria Math" w:cs="Cambria Math"/>
-          <w:color w:val="000000"/>
-          <w:sz w:val="23"/>
-        </w:rPr>
-        <w:tab/>
-        <w:t>(1)</w:t>
-      </w:r>
-    </w:p>
-    <w:p>
-      <w:pPr>
-        <w:spacing w:after="30" w:line="288" w:lineRule="auto"/>
-        <w:ind w:firstLine="397"/>
-        <w:jc w:val="both"/>
-      </w:pPr>
-      <w:r>
-        <w:rPr>
-          <w:color w:val="000000"/>
-        </w:rPr>
-        <w:t>由分母可得</w:t>
-      </w:r>
-      <w:r>
-        <w:rPr>
-          <w:color w:val="000000"/>
-        </w:rPr>
-        <w:t>ω₀=10⁴ rad/s</w:t>
-      </w:r>
-      <w:r>
-        <w:rPr>
-          <w:color w:val="000000"/>
-        </w:rPr>
-        <w:t>、</w:t>
-      </w:r>
-      <w:r>
-        <w:rPr>
-          <w:color w:val="000000"/>
-        </w:rPr>
-        <w:t>f₀=1591.5 Hz</w:t>
-      </w:r>
-      <w:r>
-        <w:rPr>
-          <w:color w:val="000000"/>
-        </w:rPr>
-        <w:t>、</w:t>
-      </w:r>
-      <w:r>
-        <w:rPr>
-          <w:color w:val="000000"/>
-        </w:rPr>
-        <w:t>Q=1/3</w:t>
-      </w:r>
-      <w:r>
-        <w:rPr>
-          <w:color w:val="000000"/>
-        </w:rPr>
-        <w:t>。将分母分解为两个一阶环节，时间常数为</w:t>
-      </w:r>
-      <w:r>
-        <w:rPr>
-          <w:color w:val="000000"/>
-        </w:rPr>
-        <w:t>261.8 μs</w:t>
-      </w:r>
-      <w:r>
-        <w:rPr>
-          <w:color w:val="000000"/>
-        </w:rPr>
-        <w:t>和</w:t>
-      </w:r>
-      <w:r>
-        <w:rPr>
-          <w:color w:val="000000"/>
-        </w:rPr>
-        <w:t>38.2 μs</w:t>
-      </w:r>
-      <w:r>
-        <w:rPr>
-          <w:color w:val="000000"/>
-        </w:rPr>
-        <w:t>；取</w:t>
-      </w:r>
-      <w:r>
-        <w:rPr>
-          <w:color w:val="000000"/>
-        </w:rPr>
-        <w:t>C₁=C₂=10 nF</w:t>
-      </w:r>
-      <w:r>
-        <w:rPr>
-          <w:color w:val="000000"/>
-        </w:rPr>
-        <w:t>时，</w:t>
-      </w:r>
-      <w:r>
-        <w:rPr>
-          <w:color w:val="000000"/>
-        </w:rPr>
-        <w:t>R₁≈26.18 kΩ</w:t>
-      </w:r>
-      <w:r>
-        <w:rPr>
-          <w:color w:val="000000"/>
-        </w:rPr>
-        <w:t>、</w:t>
-      </w:r>
-      <w:r>
-        <w:rPr>
-          <w:color w:val="000000"/>
-        </w:rPr>
-        <w:t>R₂≈3.82 kΩ</w:t>
-      </w:r>
-      <w:r>
-        <w:rPr>
-          <w:color w:val="000000"/>
-        </w:rPr>
-        <w:t>，末级增益取</w:t>
-      </w:r>
-      <w:r>
-        <w:rPr>
-          <w:color w:val="000000"/>
-        </w:rPr>
-        <w:t>5</w:t>
-      </w:r>
-      <w:r>
-        <w:rPr>
-          <w:color w:val="000000"/>
-        </w:rPr>
-        <w:t>即可实现题定模型。</w:t>
-      </w:r>
-      <w:r>
-        <w:rPr>
-          <w:color w:val="000000"/>
-        </w:rPr>
-        <w:t>1 kHz</w:t>
-      </w:r>
-      <w:r>
-        <w:rPr>
-          <w:color w:val="000000"/>
-        </w:rPr>
-        <w:t>处</w:t>
-      </w:r>
-      <w:r>
-        <w:rPr>
-          <w:color w:val="000000"/>
-        </w:rPr>
-        <w:t>|H|≈2.526</w:t>
-      </w:r>
-      <w:r>
-        <w:rPr>
-          <w:color w:val="000000"/>
-        </w:rPr>
-        <w:t>，因此要得到</w:t>
-      </w:r>
-      <w:r>
-        <w:rPr>
-          <w:color w:val="000000"/>
-        </w:rPr>
-        <w:t>2 Vpp</w:t>
-      </w:r>
-      <w:r>
-        <w:rPr>
-          <w:color w:val="000000"/>
-        </w:rPr>
-        <w:t>输出，装置应产生约</w:t>
-      </w:r>
-      <w:r>
-        <w:rPr>
-          <w:color w:val="000000"/>
-        </w:rPr>
-        <w:t>0.792 Vpp</w:t>
-      </w:r>
-      <w:r>
-        <w:rPr>
-          <w:color w:val="000000"/>
-        </w:rPr>
-        <w:t>的输入信号。其他频率和目标电压均按式（</w:t>
-      </w:r>
-      <w:r>
-        <w:rPr>
-          <w:color w:val="000000"/>
-        </w:rPr>
-        <w:t>2</w:t>
-      </w:r>
-      <w:r>
-        <w:rPr>
-          <w:color w:val="000000"/>
-        </w:rPr>
-        <w:t>）自动反算。</w:t>
+        <w:drawing>
+          <wp:inline distT="0" distB="0" distL="0" distR="0" wp14:anchorId="03F2FAD1" wp14:editId="497DFA0C">
+            <wp:extent cx="5303520" cy="1441375"/>
+            <wp:effectExtent l="0" t="0" r="0" b="6985"/>
+            <wp:docPr id="3" name="图片 3"/>
+            <wp:cNvGraphicFramePr>
+              <a:graphicFrameLocks xmlns:a="http://schemas.openxmlformats.org/drawingml/2006/main" noChangeAspect="1"/>
+            </wp:cNvGraphicFramePr>
+            <a:graphic xmlns:a="http://schemas.openxmlformats.org/drawingml/2006/main">
+              <a:graphicData uri="http://schemas.openxmlformats.org/drawingml/2006/picture">
+                <pic:pic xmlns:pic="http://schemas.openxmlformats.org/drawingml/2006/picture">
+                  <pic:nvPicPr>
+                    <pic:cNvPr id="1" name=""/>
+                    <pic:cNvPicPr/>
+                  </pic:nvPicPr>
+                  <pic:blipFill>
+                    <a:blip r:embed="rId10"/>
+                    <a:stretch>
+                      <a:fillRect/>
+                    </a:stretch>
+                  </pic:blipFill>
+                  <pic:spPr>
+                    <a:xfrm>
+                      <a:off x="0" y="0"/>
+                      <a:ext cx="5319554" cy="1445733"/>
+                    </a:xfrm>
+                    <a:prstGeom prst="rect">
+                      <a:avLst/>
+                    </a:prstGeom>
+                  </pic:spPr>
+                </pic:pic>
+              </a:graphicData>
+            </a:graphic>
+          </wp:inline>
+        </w:drawing>
+      </w:r>
+    </w:p>
+    <w:p>
+      <w:pPr>
+        <w:spacing w:after="80"/>
+        <w:jc w:val="center"/>
+        <w:rPr>
+          <w:rFonts w:hint="eastAsia"/>
+        </w:rPr>
+      </w:pPr>
+      <w:r>
+        <w:rPr>
+          <w:color w:val="000000"/>
+          <w:sz w:val="21"/>
+        </w:rPr>
+        <w:t>图</w:t>
+      </w:r>
+      <w:r>
+        <w:rPr>
+          <w:color w:val="000000"/>
+          <w:sz w:val="21"/>
+        </w:rPr>
+        <w:t xml:space="preserve">1 </w:t>
+      </w:r>
+      <w:r>
+        <w:rPr>
+          <w:rFonts w:hint="eastAsia"/>
+          <w:color w:val="000000"/>
+          <w:sz w:val="21"/>
+        </w:rPr>
+        <w:t>已知模型电路原理图</w:t>
       </w:r>
     </w:p>
     <w:p>
@@ -1273,332 +1293,6 @@
           <w:sz w:val="28"/>
         </w:rPr>
         <w:t>未知模型的类型与参数辨识</w:t>
-      </w:r>
-    </w:p>
-    <w:p>
-      <w:pPr>
-        <w:spacing w:after="30" w:line="288" w:lineRule="auto"/>
-        <w:ind w:firstLine="397"/>
-        <w:jc w:val="both"/>
-      </w:pPr>
-      <w:r>
-        <w:rPr>
-          <w:color w:val="000000"/>
-        </w:rPr>
-        <w:t>由一个</w:t>
-      </w:r>
-      <w:r>
-        <w:rPr>
-          <w:color w:val="000000"/>
-        </w:rPr>
-        <w:t>R</w:t>
-      </w:r>
-      <w:r>
-        <w:rPr>
-          <w:color w:val="000000"/>
-        </w:rPr>
-        <w:t>、一个</w:t>
-      </w:r>
-      <w:r>
-        <w:rPr>
-          <w:color w:val="000000"/>
-        </w:rPr>
-        <w:t>L</w:t>
-      </w:r>
-      <w:r>
-        <w:rPr>
-          <w:color w:val="000000"/>
-        </w:rPr>
-        <w:t>和一个</w:t>
-      </w:r>
-      <w:r>
-        <w:rPr>
-          <w:color w:val="000000"/>
-        </w:rPr>
-        <w:t>C</w:t>
-      </w:r>
-      <w:r>
-        <w:rPr>
-          <w:color w:val="000000"/>
-        </w:rPr>
-        <w:t>构成的未知网络均可归入同一二阶分母</w:t>
-      </w:r>
-      <m:oMath>
-        <m:r>
-          <w:rPr>
-            <w:rFonts w:ascii="Cambria Math" w:hAnsi="Cambria Math"/>
-            <w:color w:val="000000"/>
-          </w:rPr>
-          <m:t>D(s)=s²+(ω₀/Q)s+ω₀²</m:t>
-        </m:r>
-      </m:oMath>
-      <w:r>
-        <w:rPr>
-          <w:color w:val="000000"/>
-        </w:rPr>
-        <w:t>。四类候选传递函数为</w:t>
-      </w:r>
-      <w:r>
-        <w:rPr>
-          <w:rFonts w:hint="eastAsia"/>
-          <w:color w:val="000000"/>
-        </w:rPr>
-        <w:t>：</w:t>
-      </w:r>
-    </w:p>
-    <w:p>
-      <w:pPr>
-        <w:keepLines/>
-        <w:tabs>
-          <w:tab w:val="left" w:pos="8568"/>
-        </w:tabs>
-        <w:spacing w:before="20" w:after="20"/>
-        <w:jc w:val="center"/>
-      </w:pPr>
-      <w:r>
-        <w:rPr>
-          <w:rFonts w:hint="eastAsia"/>
-          <w:color w:val="000000"/>
-          <w:sz w:val="23"/>
-        </w:rPr>
-        <w:t xml:space="preserve"> </w:t>
-      </w:r>
-      <w:r>
-        <w:rPr>
-          <w:color w:val="000000"/>
-          <w:sz w:val="23"/>
-        </w:rPr>
-        <w:t xml:space="preserve">                  </w:t>
-      </w:r>
-      <m:oMath>
-        <m:r>
-          <w:rPr>
-            <w:rFonts w:ascii="Cambria Math" w:eastAsia="Cambria Math" w:hAnsi="Cambria Math" w:cs="Cambria Math"/>
-            <w:color w:val="000000"/>
-            <w:sz w:val="23"/>
-          </w:rPr>
-          <m:t>H_LP(s)=Kω₀²/D(s)</m:t>
-        </m:r>
-        <m:r>
-          <w:rPr>
-            <w:rFonts w:ascii="宋体" w:hAnsi="宋体" w:cs="宋体" w:hint="eastAsia"/>
-            <w:color w:val="000000"/>
-            <w:sz w:val="23"/>
-          </w:rPr>
-          <m:t>，</m:t>
-        </m:r>
-        <m:r>
-          <w:rPr>
-            <w:rFonts w:ascii="Cambria Math" w:eastAsia="Cambria Math" w:hAnsi="Cambria Math" w:cs="Cambria Math"/>
-            <w:color w:val="000000"/>
-            <w:sz w:val="23"/>
-          </w:rPr>
-          <m:t xml:space="preserve">  H_HP(s)=Ks²/D(s)</m:t>
-        </m:r>
-      </m:oMath>
-      <w:r>
-        <w:rPr>
-          <w:rFonts w:ascii="Cambria Math" w:eastAsia="Cambria Math" w:hAnsi="Cambria Math" w:cs="Cambria Math"/>
-          <w:color w:val="000000"/>
-          <w:sz w:val="23"/>
-        </w:rPr>
-        <w:tab/>
-      </w:r>
-      <w:r>
-        <w:rPr>
-          <w:rFonts w:ascii="Cambria Math" w:eastAsia="Cambria Math" w:hAnsi="Cambria Math" w:cs="Cambria Math"/>
-          <w:color w:val="000000"/>
-          <w:sz w:val="23"/>
-        </w:rPr>
-        <w:t xml:space="preserve"> </w:t>
-      </w:r>
-      <w:r>
-        <w:rPr>
-          <w:rFonts w:ascii="Cambria Math" w:eastAsia="Cambria Math" w:hAnsi="Cambria Math" w:cs="Cambria Math"/>
-          <w:color w:val="000000"/>
-          <w:sz w:val="23"/>
-        </w:rPr>
-        <w:t>(</w:t>
-      </w:r>
-      <w:r>
-        <w:rPr>
-          <w:rFonts w:ascii="宋体" w:hAnsi="宋体" w:cs="宋体" w:hint="eastAsia"/>
-          <w:color w:val="000000"/>
-          <w:sz w:val="23"/>
-        </w:rPr>
-        <w:t>2</w:t>
-      </w:r>
-      <w:r>
-        <w:rPr>
-          <w:rFonts w:ascii="Cambria Math" w:eastAsia="Cambria Math" w:hAnsi="Cambria Math" w:cs="Cambria Math"/>
-          <w:color w:val="000000"/>
-          <w:sz w:val="23"/>
-        </w:rPr>
-        <w:t>)</w:t>
-      </w:r>
-    </w:p>
-    <w:p>
-      <w:pPr>
-        <w:keepLines/>
-        <w:tabs>
-          <w:tab w:val="left" w:pos="8568"/>
-        </w:tabs>
-        <w:spacing w:before="20" w:after="20"/>
-        <w:jc w:val="center"/>
-      </w:pPr>
-      <w:r>
-        <w:rPr>
-          <w:color w:val="000000"/>
-          <w:sz w:val="23"/>
-        </w:rPr>
-        <w:t xml:space="preserve">               </w:t>
-      </w:r>
-      <w:r>
-        <w:rPr>
-          <w:color w:val="000000"/>
-          <w:sz w:val="23"/>
-        </w:rPr>
-        <w:t>H_BP(s)=K(\omega₀/Q)s/D(s)</w:t>
-      </w:r>
-      <w:r>
-        <w:rPr>
-          <w:rFonts w:hint="eastAsia"/>
-          <w:color w:val="000000"/>
-          <w:sz w:val="23"/>
-        </w:rPr>
-        <w:t>，</w:t>
-      </w:r>
-      <w:r>
-        <w:rPr>
-          <w:color w:val="000000"/>
-          <w:sz w:val="23"/>
-        </w:rPr>
-        <w:t xml:space="preserve">  H_BS(s)=K(s²+ω₀²)/D(s)</w:t>
-      </w:r>
-      <w:r>
-        <w:rPr>
-          <w:rFonts w:ascii="Cambria Math" w:eastAsia="Cambria Math" w:hAnsi="Cambria Math" w:cs="Cambria Math"/>
-          <w:color w:val="000000"/>
-          <w:sz w:val="23"/>
-        </w:rPr>
-        <w:tab/>
-      </w:r>
-      <w:r>
-        <w:rPr>
-          <w:rFonts w:ascii="Cambria Math" w:eastAsia="Cambria Math" w:hAnsi="Cambria Math" w:cs="Cambria Math"/>
-          <w:color w:val="000000"/>
-          <w:sz w:val="23"/>
-        </w:rPr>
-        <w:t xml:space="preserve"> </w:t>
-      </w:r>
-      <w:r>
-        <w:rPr>
-          <w:rFonts w:ascii="Cambria Math" w:eastAsia="Cambria Math" w:hAnsi="Cambria Math" w:cs="Cambria Math"/>
-          <w:color w:val="000000"/>
-          <w:sz w:val="23"/>
-        </w:rPr>
-        <w:t>(</w:t>
-      </w:r>
-      <w:r>
-        <w:rPr>
-          <w:rFonts w:ascii="Cambria Math" w:eastAsia="Cambria Math" w:hAnsi="Cambria Math" w:cs="Cambria Math"/>
-          <w:color w:val="000000"/>
-          <w:sz w:val="23"/>
-        </w:rPr>
-        <w:t>3</w:t>
-      </w:r>
-      <w:r>
-        <w:rPr>
-          <w:rFonts w:ascii="Cambria Math" w:eastAsia="Cambria Math" w:hAnsi="Cambria Math" w:cs="Cambria Math"/>
-          <w:color w:val="000000"/>
-          <w:sz w:val="23"/>
-        </w:rPr>
-        <w:t>)</w:t>
-      </w:r>
-    </w:p>
-    <w:p>
-      <w:pPr>
-        <w:spacing w:after="30" w:line="288" w:lineRule="auto"/>
-        <w:ind w:firstLine="397"/>
-        <w:jc w:val="both"/>
-      </w:pPr>
-      <w:r>
-        <w:rPr>
-          <w:color w:val="000000"/>
-        </w:rPr>
-        <w:t>学习时装置在</w:t>
-      </w:r>
-      <w:r>
-        <w:rPr>
-          <w:color w:val="000000"/>
-        </w:rPr>
-        <w:t>1</w:t>
-      </w:r>
-      <w:r>
-        <w:rPr>
-          <w:color w:val="000000"/>
-        </w:rPr>
-        <w:t>～</w:t>
-      </w:r>
-      <w:r>
-        <w:rPr>
-          <w:color w:val="000000"/>
-        </w:rPr>
-        <w:t>100 kHz</w:t>
-      </w:r>
-      <w:r>
-        <w:rPr>
-          <w:color w:val="000000"/>
-        </w:rPr>
-        <w:t>范围内按</w:t>
-      </w:r>
-      <w:r>
-        <w:rPr>
-          <w:color w:val="000000"/>
-        </w:rPr>
-        <w:t>200 Hz</w:t>
-      </w:r>
-      <w:r>
-        <w:rPr>
-          <w:color w:val="000000"/>
-        </w:rPr>
-        <w:t>步进扫频，得到各频点的幅值比和相位差。程序分别调整四种候选模型的</w:t>
-      </w:r>
-      <w:r>
-        <w:rPr>
-          <w:color w:val="000000"/>
-        </w:rPr>
-        <w:t>K</w:t>
-      </w:r>
-      <w:r>
-        <w:rPr>
-          <w:color w:val="000000"/>
-        </w:rPr>
-        <w:t>、</w:t>
-      </w:r>
-      <w:r>
-        <w:rPr>
-          <w:color w:val="000000"/>
-        </w:rPr>
-        <w:t>ω₀</w:t>
-      </w:r>
-      <w:r>
-        <w:rPr>
-          <w:color w:val="000000"/>
-        </w:rPr>
-        <w:t>和</w:t>
-      </w:r>
-      <w:r>
-        <w:rPr>
-          <w:color w:val="000000"/>
-        </w:rPr>
-        <w:t>Q</w:t>
-      </w:r>
-      <w:r>
-        <w:rPr>
-          <w:color w:val="000000"/>
-        </w:rPr>
-        <w:t>，计算理论幅频曲线与实测曲线的归一化误差；误差最小的模型确定滤波类型，其最优参数构成学习结果。相频曲线用于检查模型趋势和测量通道固定延迟。</w:t>
       </w:r>
     </w:p>
     <w:p>
@@ -1851,14 +1545,7 @@
         <w:rPr>
           <w:color w:val="000000"/>
         </w:rPr>
-        <w:t>、四类模型拟合、数字滤波及界面通信。其运算性能和片上定时资源能够满足二阶模型辨识与实时推</w:t>
-      </w:r>
-      <w:r>
-        <w:rPr>
-          <w:color w:val="000000"/>
-        </w:rPr>
-        <w:lastRenderedPageBreak/>
-        <w:t>理需要。程序将基础控制、学习建模和输出推理划分为独立状态，防止不同工作通道相互影响。</w:t>
+        <w:t>、四类模型拟合、数字滤波及界面通信。其运算性能和片上定时资源能够满足二阶模型辨识与实时推理需要。程序将基础控制、学习建模和输出推理划分为独立状态，防止不同工作通道相互影响。</w:t>
       </w:r>
     </w:p>
     <w:p>
@@ -1873,6 +1560,7 @@
           <w:color w:val="000000"/>
           <w:sz w:val="28"/>
         </w:rPr>
+        <w:lastRenderedPageBreak/>
         <w:t>3.2 AD9910</w:t>
       </w:r>
       <w:r>
@@ -2311,7 +1999,6 @@
           <w:color w:val="000000"/>
           <w:sz w:val="28"/>
         </w:rPr>
-        <w:lastRenderedPageBreak/>
         <w:t xml:space="preserve">5.1 </w:t>
       </w:r>
       <w:r>
@@ -2348,6 +2035,7 @@
           <w:color w:val="000000"/>
           <w:sz w:val="21"/>
         </w:rPr>
+        <w:lastRenderedPageBreak/>
         <w:t>表</w:t>
       </w:r>
       <w:r>
@@ -3065,7 +2753,6 @@
           <w:color w:val="000000"/>
           <w:sz w:val="21"/>
         </w:rPr>
-        <w:lastRenderedPageBreak/>
         <w:t>表</w:t>
       </w:r>
       <w:r>
@@ -3156,7 +2843,14 @@
         <w:rPr>
           <w:color w:val="000000"/>
         </w:rPr>
-        <w:t>参数辨识及二阶数字滤波推理组成的总体方案。已知模型通过分解时间常数实现题定传递函数，装置可依据幅频响</w:t>
+        <w:t>参数辨识及二阶数字滤波推理组成的总体方案。</w:t>
+      </w:r>
+      <w:r>
+        <w:rPr>
+          <w:color w:val="000000"/>
+        </w:rPr>
+        <w:lastRenderedPageBreak/>
+        <w:t>已知模型通过分解时间常数实现题定传递函数，装置可依据幅频响</w:t>
       </w:r>
       <w:proofErr w:type="gramStart"/>
       <w:r>
@@ -3318,7 +3012,7 @@
       </w:pPr>
     </w:p>
     <w:sectPr>
-      <w:footerReference w:type="default" r:id="rId10"/>
+      <w:footerReference w:type="default" r:id="rId11"/>
       <w:pgSz w:w="11906" w:h="16838" w:code="9"/>
       <w:pgMar w:top="1474" w:right="1361" w:bottom="1247" w:left="1361" w:header="851" w:footer="992" w:gutter="0"/>
       <w:pgNumType w:start="1"/>

--- a/设计报告/07-G-王卓然 夏子杰 江闽川.docx
+++ b/设计报告/07-G-王卓然 夏子杰 江闽川.docx
@@ -94,23 +94,7 @@
           <w:rFonts w:ascii="宋体" w:hAnsi="宋体"/>
           <w:color w:val="000000"/>
         </w:rPr>
-        <w:t>产生频率和幅值可设的正弦信号，装置根据理论幅频响</w:t>
-      </w:r>
-      <w:proofErr w:type="gramStart"/>
-      <w:r>
-        <w:rPr>
-          <w:rFonts w:ascii="宋体" w:hAnsi="宋体"/>
-          <w:color w:val="000000"/>
-        </w:rPr>
-        <w:t>应反算激励</w:t>
-      </w:r>
-      <w:proofErr w:type="gramEnd"/>
-      <w:r>
-        <w:rPr>
-          <w:rFonts w:ascii="宋体" w:hAnsi="宋体"/>
-          <w:color w:val="000000"/>
-        </w:rPr>
-        <w:t>幅值，使已知模型电路获得目标输出</w:t>
+        <w:t>产生频率和幅值可设的正弦信号，装置根据理论幅频响应反算激励幅值，使已知模型电路获得目标输出</w:t>
       </w:r>
       <w:r>
         <w:rPr>
@@ -158,9 +142,22 @@
           <w:rFonts w:ascii="宋体" w:hAnsi="宋体"/>
           <w:color w:val="000000"/>
         </w:rPr>
-        <w:t>为控制核心，对未知RLC电路自动扫频，提取</w:t>
-      </w:r>
-      <w:proofErr w:type="gramStart"/>
+        <w:t>为控制核心，对未知RLC电路自动扫频，</w:t>
+      </w:r>
+      <w:r>
+        <w:rPr>
+          <w:rFonts w:ascii="宋体" w:hAnsi="宋体" w:hint="eastAsia"/>
+          <w:color w:val="000000"/>
+        </w:rPr>
+        <w:t>通过正交解调</w:t>
+      </w:r>
+      <w:r>
+        <w:rPr>
+          <w:rFonts w:ascii="宋体" w:hAnsi="宋体"/>
+          <w:color w:val="000000"/>
+        </w:rPr>
+        <w:t>提取</w:t>
+      </w:r>
       <w:r>
         <w:rPr>
           <w:rFonts w:ascii="宋体" w:hAnsi="宋体"/>
@@ -168,9 +165,15 @@
           <w:bCs/>
           <w:color w:val="000000"/>
         </w:rPr>
-        <w:t>幅频和相频</w:t>
-      </w:r>
-      <w:proofErr w:type="gramEnd"/>
+        <w:t>幅频和相频特征</w:t>
+      </w:r>
+      <w:r>
+        <w:rPr>
+          <w:rFonts w:ascii="宋体" w:hAnsi="宋体"/>
+          <w:color w:val="000000"/>
+        </w:rPr>
+        <w:t>，并在</w:t>
+      </w:r>
       <w:r>
         <w:rPr>
           <w:rFonts w:ascii="宋体" w:hAnsi="宋体"/>
@@ -178,58 +181,28 @@
           <w:bCs/>
           <w:color w:val="000000"/>
         </w:rPr>
-        <w:t>特征</w:t>
+        <w:t>低通、高通、带通、带阻</w:t>
       </w:r>
       <w:r>
         <w:rPr>
           <w:rFonts w:ascii="宋体" w:hAnsi="宋体"/>
           <w:color w:val="000000"/>
         </w:rPr>
-        <w:t>，并在</w:t>
+        <w:t>四类二阶模型中进行参数拟合。学习完成后，装置</w:t>
+      </w:r>
+      <w:r>
+        <w:rPr>
+          <w:rFonts w:ascii="宋体" w:hAnsi="宋体" w:hint="eastAsia"/>
+          <w:color w:val="000000"/>
+        </w:rPr>
+        <w:t>将模拟滤波器特性拟合为</w:t>
       </w:r>
       <w:r>
         <w:rPr>
           <w:rFonts w:ascii="宋体" w:hAnsi="宋体"/>
-          <w:b/>
-          <w:bCs/>
-          <w:color w:val="000000"/>
-        </w:rPr>
-        <w:t>低通、高通、带通、带阻</w:t>
-      </w:r>
-      <w:r>
-        <w:rPr>
-          <w:rFonts w:ascii="宋体" w:hAnsi="宋体"/>
-          <w:color w:val="000000"/>
-        </w:rPr>
-        <w:t>四类二阶模型中进行参数拟合。学习完成后，装置</w:t>
-      </w:r>
-      <w:r>
-        <w:rPr>
-          <w:rFonts w:ascii="宋体" w:hAnsi="宋体" w:hint="eastAsia"/>
-          <w:color w:val="000000"/>
-        </w:rPr>
-        <w:t>将模拟滤波器特性拟合为</w:t>
-      </w:r>
-      <w:r>
-        <w:rPr>
-          <w:rFonts w:ascii="宋体" w:hAnsi="宋体"/>
-          <w:color w:val="000000"/>
-        </w:rPr>
-        <w:t>数字滤波模型，对外部周期信号进行实时推理并输出仿真波形</w:t>
-      </w:r>
-      <w:r>
-        <w:rPr>
-          <w:rFonts w:ascii="宋体" w:hAnsi="宋体" w:hint="eastAsia"/>
-          <w:color w:val="000000"/>
-        </w:rPr>
-        <w:t>,波形无失真、无漂移</w:t>
-      </w:r>
-      <w:r>
-        <w:rPr>
-          <w:rFonts w:ascii="宋体" w:hAnsi="宋体"/>
-          <w:color w:val="000000"/>
-        </w:rPr>
-        <w:t>。系统采用一键学习和一键推理方式，界面显示滤波类型</w:t>
+          <w:color w:val="000000"/>
+        </w:rPr>
+        <w:t>数字滤波模型，对外部周期信号进行实时推理并输出仿真波形。系统采用一键学习和一键推理方式，界面显示滤波类型</w:t>
       </w:r>
       <w:r>
         <w:rPr>
@@ -355,68 +328,50 @@
           <w:rFonts w:ascii="宋体" w:hAnsi="宋体"/>
           <w:color w:val="000000"/>
         </w:rPr>
-        <w:t>方案</w:t>
-      </w:r>
-      <w:proofErr w:type="gramStart"/>
+        <w:t>方案一</w:t>
+      </w:r>
+      <w:r>
+        <w:rPr>
+          <w:rFonts w:ascii="宋体" w:hAnsi="宋体" w:hint="eastAsia"/>
+          <w:color w:val="000000"/>
+        </w:rPr>
+        <w:t>：</w:t>
+      </w:r>
       <w:r>
         <w:rPr>
           <w:rFonts w:ascii="宋体" w:hAnsi="宋体"/>
           <w:color w:val="000000"/>
         </w:rPr>
-        <w:t>一</w:t>
-      </w:r>
-      <w:proofErr w:type="gramEnd"/>
+        <w:t>采用单片机</w:t>
+      </w:r>
       <w:r>
         <w:rPr>
           <w:rFonts w:ascii="宋体" w:hAnsi="宋体" w:hint="eastAsia"/>
           <w:color w:val="000000"/>
         </w:rPr>
-        <w:t>：</w:t>
+        <w:t>片上DAC配合定时器与DMA</w:t>
       </w:r>
       <w:r>
         <w:rPr>
           <w:rFonts w:ascii="宋体" w:hAnsi="宋体"/>
           <w:color w:val="000000"/>
         </w:rPr>
-        <w:t>采用单片机</w:t>
+        <w:t>直接合成正弦波。该方案器件少、控制方便，</w:t>
       </w:r>
       <w:r>
         <w:rPr>
           <w:rFonts w:ascii="宋体" w:hAnsi="宋体" w:hint="eastAsia"/>
           <w:color w:val="000000"/>
         </w:rPr>
-        <w:t>片上DAC配合定时器与DMA</w:t>
-      </w:r>
-      <w:r>
-        <w:rPr>
-          <w:rFonts w:ascii="宋体" w:hAnsi="宋体"/>
-          <w:color w:val="000000"/>
-        </w:rPr>
-        <w:t>直接合成正弦波。该方案器件少、控制方便，</w:t>
+        <w:t>但该型号单片机</w:t>
       </w:r>
       <w:r>
         <w:rPr>
           <w:rFonts w:ascii="宋体" w:hAnsi="宋体" w:hint="eastAsia"/>
           <w:color w:val="000000"/>
         </w:rPr>
-        <w:t>但该型号</w:t>
-      </w:r>
-      <w:proofErr w:type="gramStart"/>
-      <w:r>
-        <w:rPr>
-          <w:rFonts w:ascii="宋体" w:hAnsi="宋体" w:hint="eastAsia"/>
-          <w:color w:val="000000"/>
-        </w:rPr>
-        <w:t>单片机</w:t>
-      </w:r>
-      <w:r>
-        <w:rPr>
-          <w:rFonts w:ascii="宋体" w:hAnsi="宋体" w:hint="eastAsia"/>
-          <w:color w:val="000000"/>
-        </w:rPr>
         <w:t>板载</w:t>
       </w:r>
-      <w:proofErr w:type="gramEnd"/>
       <w:r>
         <w:rPr>
           <w:rFonts w:ascii="宋体" w:hAnsi="宋体" w:hint="eastAsia"/>
@@ -523,7 +478,21 @@
           <w:rFonts w:ascii="宋体" w:hAnsi="宋体"/>
           <w:color w:val="000000"/>
         </w:rPr>
-        <w:t>字控制，步进细、稳定度高，配合隔直、低通和可调增益电路可完成幅值设置。综合频率范围、调节精度和实现可靠性，基础部分采用AD9910方案。</w:t>
+        <w:t>字控制，步进细、稳定度高，配合隔直、低通和可调增益电路可完成幅值设置。综合频率范围、调节精度和实现可靠性，基础部分采用</w:t>
+      </w:r>
+      <w:r>
+        <w:rPr>
+          <w:rFonts w:ascii="宋体" w:hAnsi="宋体" w:hint="eastAsia"/>
+          <w:color w:val="000000"/>
+        </w:rPr>
+        <w:t>方案二</w:t>
+      </w:r>
+      <w:r>
+        <w:rPr>
+          <w:rFonts w:ascii="宋体" w:hAnsi="宋体"/>
+          <w:color w:val="000000"/>
+        </w:rPr>
+        <w:t>。</w:t>
       </w:r>
     </w:p>
     <w:p>
@@ -560,16 +529,8 @@
         <w:rPr>
           <w:color w:val="000000"/>
         </w:rPr>
-        <w:t>方案</w:t>
-      </w:r>
-      <w:proofErr w:type="gramStart"/>
-      <w:r>
-        <w:rPr>
-          <w:color w:val="000000"/>
-        </w:rPr>
-        <w:t>一</w:t>
-      </w:r>
-      <w:proofErr w:type="gramEnd"/>
+        <w:t>方案一</w:t>
+      </w:r>
       <w:r>
         <w:rPr>
           <w:rFonts w:hint="eastAsia"/>
@@ -577,19 +538,11 @@
         </w:rPr>
         <w:t>：</w:t>
       </w:r>
-      <w:proofErr w:type="gramStart"/>
-      <w:r>
-        <w:rPr>
-          <w:color w:val="000000"/>
-        </w:rPr>
-        <w:t>仅比较</w:t>
-      </w:r>
-      <w:proofErr w:type="gramEnd"/>
-      <w:r>
-        <w:rPr>
-          <w:color w:val="000000"/>
-        </w:rPr>
-        <w:t>低频、中频和高频处的增益大小，利用</w:t>
+      <w:r>
+        <w:rPr>
+          <w:color w:val="000000"/>
+        </w:rPr>
+        <w:t>仅比较低频、中频和高频处的增益大小，利用</w:t>
       </w:r>
       <w:r>
         <w:rPr>
@@ -629,16 +582,8 @@
         <w:rPr>
           <w:color w:val="000000"/>
         </w:rPr>
-        <w:t>由装置自动施加扫频正弦信号，测量未知电路在各频点的幅值比和相位差，再分别与低通、高通、带通和</w:t>
-      </w:r>
-      <w:proofErr w:type="gramStart"/>
-      <w:r>
-        <w:rPr>
-          <w:color w:val="000000"/>
-        </w:rPr>
-        <w:t>带阻二阶</w:t>
-      </w:r>
-      <w:proofErr w:type="gramEnd"/>
+        <w:t>由装置自动施加扫频正弦信号，测量未知电路在各频点的幅值比和相位差，再分别与低通、高通、带通和带阻二阶</w:t>
+      </w:r>
       <w:r>
         <w:rPr>
           <w:b/>
@@ -651,7 +596,20 @@
         <w:rPr>
           <w:color w:val="000000"/>
         </w:rPr>
-        <w:t>。该方法能够同时得到类型、特征频率、品质因数和增益，学习结果可直接用于后续推理，因此采用参数化系统辨识方案。</w:t>
+        <w:t>。该方法能够同时得到类型、特征频率、品质因数和增益，学习结果可直接用于后续推理，因此采用</w:t>
+      </w:r>
+      <w:r>
+        <w:rPr>
+          <w:rFonts w:hint="eastAsia"/>
+          <w:color w:val="000000"/>
+        </w:rPr>
+        <w:t>方案二</w:t>
+      </w:r>
+      <w:r>
+        <w:rPr>
+          <w:color w:val="000000"/>
+        </w:rPr>
+        <w:t>。</w:t>
       </w:r>
     </w:p>
     <w:p>
@@ -683,130 +641,148 @@
         <w:spacing w:after="30" w:line="288" w:lineRule="auto"/>
         <w:ind w:firstLine="397"/>
         <w:jc w:val="both"/>
-      </w:pPr>
-      <w:r>
-        <w:rPr>
+        <w:rPr>
+          <w:rFonts w:ascii="宋体" w:hAnsi="宋体"/>
+        </w:rPr>
+      </w:pPr>
+      <w:r>
+        <w:rPr>
+          <w:rFonts w:ascii="宋体" w:hAnsi="宋体"/>
           <w:color w:val="000000"/>
         </w:rPr>
         <w:t>学习完成后，可采用</w:t>
       </w:r>
       <w:r>
         <w:rPr>
-          <w:rFonts w:hint="eastAsia"/>
+          <w:rFonts w:ascii="宋体" w:hAnsi="宋体" w:hint="eastAsia"/>
           <w:color w:val="000000"/>
         </w:rPr>
         <w:t>重建法</w:t>
       </w:r>
       <w:r>
         <w:rPr>
+          <w:rFonts w:ascii="宋体" w:hAnsi="宋体"/>
           <w:color w:val="000000"/>
         </w:rPr>
         <w:t>或数字滤波</w:t>
       </w:r>
       <w:r>
         <w:rPr>
-          <w:rFonts w:hint="eastAsia"/>
+          <w:rFonts w:ascii="宋体" w:hAnsi="宋体" w:hint="eastAsia"/>
           <w:color w:val="000000"/>
         </w:rPr>
         <w:t>法</w:t>
       </w:r>
       <w:r>
         <w:rPr>
+          <w:rFonts w:ascii="宋体" w:hAnsi="宋体"/>
           <w:color w:val="000000"/>
         </w:rPr>
         <w:t>两种方法模拟未知电路。</w:t>
       </w:r>
       <w:r>
         <w:rPr>
-          <w:rFonts w:hint="eastAsia"/>
+          <w:rFonts w:ascii="宋体" w:hAnsi="宋体" w:hint="eastAsia"/>
           <w:color w:val="000000"/>
         </w:rPr>
         <w:t>重建法</w:t>
       </w:r>
       <w:r>
         <w:rPr>
+          <w:rFonts w:ascii="宋体" w:hAnsi="宋体"/>
           <w:color w:val="000000"/>
         </w:rPr>
         <w:t>只适合单</w:t>
       </w:r>
       <w:r>
         <w:rPr>
-          <w:rFonts w:hint="eastAsia"/>
+          <w:rFonts w:ascii="宋体" w:hAnsi="宋体" w:hint="eastAsia"/>
           <w:color w:val="000000"/>
         </w:rPr>
         <w:t>音</w:t>
       </w:r>
       <w:r>
         <w:rPr>
-          <w:color w:val="000000"/>
-        </w:rPr>
-        <w:t>正弦信号，无法自然处理矩形波及其他</w:t>
-      </w:r>
-      <w:proofErr w:type="gramStart"/>
-      <w:r>
-        <w:rPr>
-          <w:color w:val="000000"/>
-        </w:rPr>
-        <w:t>含多次</w:t>
-      </w:r>
-      <w:proofErr w:type="gramEnd"/>
-      <w:r>
-        <w:rPr>
-          <w:color w:val="000000"/>
-        </w:rPr>
-        <w:t>谐波的周期信号</w:t>
-      </w:r>
-      <w:r>
-        <w:rPr>
-          <w:rFonts w:hint="eastAsia"/>
+          <w:rFonts w:ascii="宋体" w:hAnsi="宋体"/>
+          <w:color w:val="000000"/>
+        </w:rPr>
+        <w:t>正弦信号，无法自然处理矩形波及其他含多次谐波的周期信号</w:t>
+      </w:r>
+      <w:r>
+        <w:rPr>
+          <w:rFonts w:ascii="宋体" w:hAnsi="宋体" w:hint="eastAsia"/>
           <w:color w:val="000000"/>
         </w:rPr>
         <w:t>且由于参考时钟误差有天然频率误差，在示波器上表现为相对漂移</w:t>
       </w:r>
       <w:r>
         <w:rPr>
+          <w:rFonts w:ascii="宋体" w:hAnsi="宋体"/>
           <w:color w:val="000000"/>
         </w:rPr>
         <w:t>。数字滤波法把辨识得到的连续域传递函数转换为离散模型，对输入波形逐点运算，能够</w:t>
       </w:r>
       <w:r>
         <w:rPr>
-          <w:rFonts w:hint="eastAsia"/>
+          <w:rFonts w:ascii="宋体" w:hAnsi="宋体" w:hint="eastAsia"/>
           <w:color w:val="000000"/>
         </w:rPr>
         <w:t>实时处理</w:t>
       </w:r>
       <w:r>
         <w:rPr>
+          <w:rFonts w:ascii="宋体" w:hAnsi="宋体"/>
           <w:color w:val="000000"/>
         </w:rPr>
         <w:t>各次频率分量</w:t>
       </w:r>
       <w:r>
         <w:rPr>
-          <w:rFonts w:hint="eastAsia"/>
+          <w:rFonts w:ascii="宋体" w:hAnsi="宋体" w:hint="eastAsia"/>
           <w:color w:val="000000"/>
         </w:rPr>
         <w:t>，不涉及信号的重建则无漂移现象</w:t>
       </w:r>
       <w:r>
         <w:rPr>
-          <w:color w:val="000000"/>
-        </w:rPr>
-        <w:t>。因此本设计采用二阶</w:t>
-      </w:r>
-      <w:r>
-        <w:rPr>
-          <w:rFonts w:hint="eastAsia"/>
+          <w:rFonts w:ascii="宋体" w:hAnsi="宋体"/>
+          <w:color w:val="000000"/>
+        </w:rPr>
+        <w:t>。因此本设计采用</w:t>
+      </w:r>
+      <w:r>
+        <w:rPr>
+          <w:rFonts w:ascii="宋体" w:hAnsi="宋体"/>
+          <w:b/>
+          <w:bCs/>
+          <w:color w:val="000000"/>
+        </w:rPr>
+        <w:t>二阶</w:t>
+      </w:r>
+      <w:r>
+        <w:rPr>
+          <w:rFonts w:ascii="宋体" w:hAnsi="宋体" w:hint="eastAsia"/>
+          <w:b/>
+          <w:bCs/>
           <w:color w:val="000000"/>
         </w:rPr>
         <w:t>IIR</w:t>
       </w:r>
       <w:r>
         <w:rPr>
-          <w:color w:val="000000"/>
-        </w:rPr>
-        <w:t>数字滤波器完成实时推理。</w:t>
+          <w:rFonts w:ascii="宋体" w:hAnsi="宋体"/>
+          <w:b/>
+          <w:bCs/>
+          <w:color w:val="000000"/>
+        </w:rPr>
+        <w:t>数字滤波器</w:t>
+      </w:r>
+      <w:r>
+        <w:rPr>
+          <w:rFonts w:ascii="宋体" w:hAnsi="宋体"/>
+          <w:color w:val="000000"/>
+        </w:rPr>
+        <w:t>完成实时推理。</w:t>
       </w:r>
     </w:p>
     <w:p>
@@ -889,21 +865,7 @@
         <w:rPr>
           <w:color w:val="000000"/>
         </w:rPr>
-        <w:t>的频率</w:t>
-      </w:r>
-      <w:proofErr w:type="gramStart"/>
-      <w:r>
-        <w:rPr>
-          <w:color w:val="000000"/>
-        </w:rPr>
-        <w:t>字与幅值参</w:t>
-      </w:r>
-      <w:proofErr w:type="gramEnd"/>
-      <w:r>
-        <w:rPr>
-          <w:color w:val="000000"/>
-        </w:rPr>
-        <w:t>数；学习模式下，装置自动扫描未知电路并建立模型；推理模式下，外部周期信号经高阻输入送入装置，数字模型实时生成对应输出。</w:t>
+        <w:t>的频率字与幅值参数；学习模式下，装置自动扫描未知电路并建立模型；推理模式下，外部周期信号经高阻输入送入装置，数字模型实时生成对应输出。</w:t>
       </w:r>
     </w:p>
     <w:p>
@@ -917,9 +879,9 @@
           <w:noProof/>
         </w:rPr>
         <w:drawing>
-          <wp:inline distT="0" distB="0" distL="0" distR="0" wp14:anchorId="1AF8C5A7" wp14:editId="54C368D0">
-            <wp:extent cx="2886075" cy="1445865"/>
-            <wp:effectExtent l="0" t="0" r="0" b="2540"/>
+          <wp:inline distT="0" distB="0" distL="0" distR="0" wp14:anchorId="1AF8C5A7" wp14:editId="0CC2876D">
+            <wp:extent cx="2468319" cy="1236577"/>
+            <wp:effectExtent l="0" t="0" r="8255" b="1905"/>
             <wp:docPr id="1" name="图片 1"/>
             <wp:cNvGraphicFramePr>
               <a:graphicFrameLocks xmlns:a="http://schemas.openxmlformats.org/drawingml/2006/main" noChangeAspect="1"/>
@@ -940,7 +902,7 @@
                   <pic:spPr>
                     <a:xfrm>
                       <a:off x="0" y="0"/>
-                      <a:ext cx="2916121" cy="1460917"/>
+                      <a:ext cx="2518784" cy="1261859"/>
                     </a:xfrm>
                     <a:prstGeom prst="rect">
                       <a:avLst/>
@@ -1000,16 +962,13 @@
       <w:pPr>
         <w:keepNext/>
         <w:spacing w:before="40" w:after="40"/>
-      </w:pPr>
-      <w:r>
         <w:rPr>
           <w:rFonts w:eastAsia="黑体"/>
           <w:b/>
           <w:color w:val="000000"/>
           <w:sz w:val="28"/>
         </w:rPr>
-        <w:t xml:space="preserve">2.1 </w:t>
-      </w:r>
+      </w:pPr>
       <w:r>
         <w:rPr>
           <w:rFonts w:eastAsia="黑体"/>
@@ -1017,197 +976,319 @@
           <w:color w:val="000000"/>
           <w:sz w:val="28"/>
         </w:rPr>
-        <w:t>已知模型的实现</w:t>
+        <w:t xml:space="preserve">2.2 </w:t>
+      </w:r>
+      <w:r>
+        <w:rPr>
+          <w:rFonts w:eastAsia="黑体"/>
+          <w:b/>
+          <w:color w:val="000000"/>
+          <w:sz w:val="28"/>
+        </w:rPr>
+        <w:t>未知模型的类型与参数辨识</w:t>
       </w:r>
     </w:p>
     <w:p>
       <w:pPr>
-        <w:spacing w:after="0" w:line="240" w:lineRule="auto"/>
-        <w:rPr>
-          <w:rFonts w:ascii="宋体" w:hAnsi="宋体" w:cs="宋体"/>
-          <w:kern w:val="0"/>
-          <w:szCs w:val="24"/>
-        </w:rPr>
-      </w:pPr>
-      <w:r>
-        <w:rPr>
-          <w:rFonts w:ascii="宋体" w:hAnsi="宋体" w:cs="宋体"/>
-          <w:kern w:val="0"/>
-          <w:szCs w:val="24"/>
-        </w:rPr>
-        <w:t>采用两级一阶RC低通网络</w:t>
-      </w:r>
-      <w:r>
-        <w:rPr>
-          <w:rFonts w:ascii="宋体" w:hAnsi="宋体" w:cs="宋体" w:hint="eastAsia"/>
-          <w:kern w:val="0"/>
-          <w:szCs w:val="24"/>
-        </w:rPr>
-        <w:t>与</w:t>
-      </w:r>
-      <w:r>
-        <w:rPr>
-          <w:rFonts w:ascii="宋体" w:hAnsi="宋体" w:cs="宋体"/>
-          <w:kern w:val="0"/>
-          <w:szCs w:val="24"/>
-        </w:rPr>
-        <w:t>一级同相放大器的级联拓扑。依据传递函数分解，两级极点频率分别约为608Hz和4.17kHz</w:t>
-      </w:r>
-      <w:r>
-        <w:rPr>
-          <w:rFonts w:ascii="宋体" w:hAnsi="宋体" w:cs="宋体" w:hint="eastAsia"/>
-          <w:kern w:val="0"/>
-          <w:szCs w:val="24"/>
-        </w:rPr>
-        <w:t>。</w:t>
-      </w:r>
-      <w:r>
-        <w:rPr>
-          <w:rFonts w:ascii="宋体" w:hAnsi="宋体" w:cs="宋体"/>
-          <w:kern w:val="0"/>
-          <w:szCs w:val="24"/>
-        </w:rPr>
-        <w:t>对应的两级滤波电阻分别配置为26.1kΩ与3.83kΩ。</w:t>
-      </w:r>
-      <w:proofErr w:type="gramStart"/>
-      <w:r>
-        <w:rPr>
-          <w:rFonts w:ascii="宋体" w:hAnsi="宋体" w:cs="宋体"/>
-          <w:kern w:val="0"/>
-          <w:szCs w:val="24"/>
-        </w:rPr>
-        <w:t>放大级需提供</w:t>
-      </w:r>
-      <w:proofErr w:type="gramEnd"/>
-      <w:r>
-        <w:rPr>
-          <w:rFonts w:ascii="宋体" w:hAnsi="宋体" w:cs="宋体"/>
-          <w:kern w:val="0"/>
-          <w:szCs w:val="24"/>
-        </w:rPr>
-        <w:t>5倍增益，为降低输入偏置电流引发的直流电压误差，反馈网络电阻优化取值为</w:t>
-      </w:r>
-      <w:r>
-        <w:rPr>
-          <w:rFonts w:ascii="宋体" w:hAnsi="宋体" w:cs="宋体"/>
-          <w:kern w:val="0"/>
-          <w:szCs w:val="24"/>
-        </w:rPr>
-        <w:t>2</w:t>
-      </w:r>
-      <w:r>
-        <w:rPr>
-          <w:rFonts w:ascii="宋体" w:hAnsi="宋体" w:cs="宋体" w:hint="eastAsia"/>
-          <w:kern w:val="0"/>
-          <w:szCs w:val="24"/>
-        </w:rPr>
-        <w:t>kΩ</w:t>
-      </w:r>
-      <w:r>
-        <w:rPr>
-          <w:rFonts w:ascii="宋体" w:hAnsi="宋体" w:cs="宋体"/>
-          <w:kern w:val="0"/>
-          <w:szCs w:val="24"/>
-        </w:rPr>
-        <w:t>和8kΩ。</w:t>
+        <w:keepNext/>
+        <w:spacing w:before="40" w:after="40"/>
+        <w:ind w:firstLineChars="200" w:firstLine="480"/>
+        <w:rPr>
+          <w:rFonts w:eastAsia="黑体"/>
+          <w:b/>
+          <w:color w:val="000000"/>
+          <w:sz w:val="28"/>
+        </w:rPr>
+      </w:pPr>
+      <w:r>
+        <w:t>系统辨识以未知电路的输入输出响应为依据，通过扫频获得幅频和相频特性。将实测数据与低通、带通、高通及带阻模型比较，利用网格搜索确定</w:t>
+      </w:r>
+      <w:r>
+        <w:rPr>
+          <w:b/>
+          <w:bCs/>
+        </w:rPr>
+        <w:t>特征频率</w:t>
+      </w:r>
+      <w:r>
+        <w:t>和</w:t>
+      </w:r>
+      <w:r>
+        <w:rPr>
+          <w:b/>
+          <w:bCs/>
+        </w:rPr>
+        <w:t>品质因数</w:t>
+      </w:r>
+      <w:r>
+        <w:t>，再用最小二乘法求取增益，最终按综合误差选择最优模型并生成数字滤波参数。</w:t>
       </w:r>
     </w:p>
     <w:p>
       <w:pPr>
-        <w:spacing w:after="0" w:line="240" w:lineRule="auto"/>
-        <w:rPr>
-          <w:rFonts w:ascii="宋体" w:hAnsi="宋体" w:cs="宋体"/>
-          <w:kern w:val="0"/>
-          <w:szCs w:val="24"/>
-        </w:rPr>
-      </w:pPr>
-      <w:r>
-        <w:rPr>
-          <w:rFonts w:ascii="宋体" w:hAnsi="宋体" w:cs="宋体"/>
-          <w:kern w:val="0"/>
-          <w:szCs w:val="24"/>
-        </w:rPr>
-        <w:t>在核心器件选型上，排除了偏置电流偏大的高速运放OPA690，使用</w:t>
-      </w:r>
-      <w:r>
-        <w:rPr>
-          <w:rFonts w:ascii="宋体" w:hAnsi="宋体" w:cs="宋体" w:hint="eastAsia"/>
-          <w:kern w:val="0"/>
-          <w:szCs w:val="24"/>
-        </w:rPr>
-        <w:t>OPA</w:t>
-      </w:r>
-      <w:r>
-        <w:rPr>
-          <w:rFonts w:ascii="宋体" w:hAnsi="宋体" w:cs="宋体"/>
-          <w:kern w:val="0"/>
-          <w:szCs w:val="24"/>
-        </w:rPr>
-        <w:t>1611</w:t>
-      </w:r>
-      <w:r>
-        <w:rPr>
-          <w:rFonts w:ascii="宋体" w:hAnsi="宋体" w:cs="宋体"/>
-          <w:kern w:val="0"/>
-          <w:szCs w:val="24"/>
-        </w:rPr>
-        <w:t>。此外，为防止1Vpp输入信号下的输出削顶失真，电路应采</w:t>
-      </w:r>
-      <w:r>
-        <w:rPr>
-          <w:rFonts w:ascii="宋体" w:hAnsi="宋体" w:cs="宋体" w:hint="eastAsia"/>
-          <w:kern w:val="0"/>
-          <w:szCs w:val="24"/>
-        </w:rPr>
-        <w:t>用</w:t>
-      </w:r>
-      <w:r>
-        <w:rPr>
-          <w:rFonts w:ascii="宋体" w:hAnsi="宋体" w:cs="宋体"/>
-          <w:kern w:val="0"/>
-          <w:szCs w:val="24"/>
-        </w:rPr>
-        <w:t>±12V双电源供电，并在电源引脚就近配置100nF去</w:t>
-      </w:r>
-      <w:proofErr w:type="gramStart"/>
-      <w:r>
-        <w:rPr>
-          <w:rFonts w:ascii="宋体" w:hAnsi="宋体" w:cs="宋体"/>
-          <w:kern w:val="0"/>
-          <w:szCs w:val="24"/>
-        </w:rPr>
-        <w:t>耦</w:t>
-      </w:r>
-      <w:proofErr w:type="gramEnd"/>
-      <w:r>
-        <w:rPr>
-          <w:rFonts w:ascii="宋体" w:hAnsi="宋体" w:cs="宋体"/>
-          <w:kern w:val="0"/>
-          <w:szCs w:val="24"/>
-        </w:rPr>
-        <w:t>电容，以确保高阻抗节点下的系统稳定与精确</w:t>
-      </w:r>
-      <w:r>
-        <w:rPr>
-          <w:rFonts w:ascii="宋体" w:hAnsi="宋体" w:cs="宋体" w:hint="eastAsia"/>
-          <w:kern w:val="0"/>
-          <w:szCs w:val="24"/>
-        </w:rPr>
-        <w:t>。</w:t>
+        <w:keepNext/>
+        <w:spacing w:before="40" w:after="40"/>
+      </w:pPr>
+      <w:r>
+        <w:rPr>
+          <w:rFonts w:eastAsia="黑体"/>
+          <w:b/>
+          <w:color w:val="000000"/>
+          <w:sz w:val="28"/>
+        </w:rPr>
+        <w:t xml:space="preserve">2.3 </w:t>
+      </w:r>
+      <w:r>
+        <w:rPr>
+          <w:rFonts w:eastAsia="黑体"/>
+          <w:b/>
+          <w:color w:val="000000"/>
+          <w:sz w:val="28"/>
+        </w:rPr>
+        <w:t>学习模型的输出推理</w:t>
       </w:r>
     </w:p>
     <w:p>
       <w:pPr>
         <w:spacing w:after="30" w:line="288" w:lineRule="auto"/>
         <w:ind w:firstLine="397"/>
+        <w:jc w:val="both"/>
+      </w:pPr>
+      <w:r>
+        <w:rPr>
+          <w:color w:val="000000"/>
+        </w:rPr>
+        <w:t>将辨识得到的连续域模型</w:t>
+      </w:r>
+      <m:oMath>
+        <m:r>
+          <w:rPr>
+            <w:rFonts w:ascii="Cambria Math" w:hAnsi="Cambria Math"/>
+            <w:color w:val="000000"/>
+          </w:rPr>
+          <m:t>H(s)</m:t>
+        </m:r>
+      </m:oMath>
+      <w:r>
+        <w:rPr>
+          <w:color w:val="000000"/>
+        </w:rPr>
+        <w:t>经双线性变换转换为二阶数字滤波器，其实时运算形式为</w:t>
+      </w:r>
+    </w:p>
+    <w:p>
+      <w:pPr>
+        <w:keepLines/>
+        <w:tabs>
+          <w:tab w:val="left" w:pos="8568"/>
+        </w:tabs>
+        <w:spacing w:before="20" w:after="20"/>
         <w:jc w:val="center"/>
       </w:pPr>
       <w:r>
+        <w:rPr>
+          <w:rFonts w:hint="eastAsia"/>
+          <w:color w:val="000000"/>
+          <w:sz w:val="23"/>
+        </w:rPr>
+        <w:t xml:space="preserve"> </w:t>
+      </w:r>
+      <w:r>
+        <w:rPr>
+          <w:color w:val="000000"/>
+          <w:sz w:val="23"/>
+        </w:rPr>
+        <w:t xml:space="preserve">          </w:t>
+      </w:r>
+      <m:oMath>
+        <m:r>
+          <w:rPr>
+            <w:rFonts w:ascii="Cambria Math" w:eastAsia="Cambria Math" w:hAnsi="Cambria Math" w:cs="Cambria Math"/>
+            <w:color w:val="000000"/>
+            <w:sz w:val="23"/>
+          </w:rPr>
+          <m:t>y[n]=b₀x[n]+b₁x[n-1]+b₂x[n-2]-a₁y[n-1]-a₂y[n-2]</m:t>
+        </m:r>
+      </m:oMath>
+      <w:r>
+        <w:rPr>
+          <w:rFonts w:ascii="Cambria Math" w:eastAsia="Cambria Math" w:hAnsi="Cambria Math" w:cs="Cambria Math"/>
+          <w:color w:val="000000"/>
+          <w:sz w:val="23"/>
+        </w:rPr>
+        <w:tab/>
+        <w:t>(5)</w:t>
+      </w:r>
+    </w:p>
+    <w:p>
+      <w:pPr>
+        <w:spacing w:after="30" w:line="288" w:lineRule="auto"/>
+        <w:ind w:firstLine="397"/>
+        <w:jc w:val="both"/>
+      </w:pPr>
+      <w:r>
+        <w:rPr>
+          <w:color w:val="000000"/>
+        </w:rPr>
+        <w:t>外部输入信号经过该数字模型后输出。由于</w:t>
+      </w:r>
+      <w:r>
+        <w:rPr>
+          <w:color w:val="000000"/>
+        </w:rPr>
+        <w:t>RLC</w:t>
+      </w:r>
+      <w:r>
+        <w:rPr>
+          <w:color w:val="000000"/>
+        </w:rPr>
+        <w:t>网络属于线性时不变系统，正弦波、矩形波和其他周期信号的各次谐波均按同一传递函数处理，因此无需重新识别波形类型。装置直接处理与未知模型同源的输入信号，不依赖另行生成同频参考信号，可避免参考频率误差造成的双踪漂移；固定处理延迟仅影响相位，而题目</w:t>
+      </w:r>
+      <w:r>
+        <w:rPr>
+          <w:rFonts w:hint="eastAsia"/>
+          <w:color w:val="000000"/>
+        </w:rPr>
+        <w:t>对相位差无要求</w:t>
+      </w:r>
+      <w:r>
+        <w:rPr>
+          <w:color w:val="000000"/>
+        </w:rPr>
+        <w:t>。</w:t>
+      </w:r>
+    </w:p>
+    <w:p>
+      <w:pPr>
+        <w:spacing w:after="30" w:line="288" w:lineRule="auto"/>
+        <w:ind w:firstLine="397"/>
+        <w:jc w:val="both"/>
+        <w:rPr>
+          <w:rFonts w:eastAsia="黑体"/>
+          <w:b/>
+          <w:color w:val="000000"/>
+          <w:sz w:val="30"/>
+        </w:rPr>
+      </w:pPr>
+      <w:r>
+        <w:rPr>
+          <w:rFonts w:eastAsia="黑体"/>
+          <w:b/>
+          <w:color w:val="000000"/>
+          <w:sz w:val="30"/>
+        </w:rPr>
+        <w:t>三、硬件电路设计</w:t>
+      </w:r>
+    </w:p>
+    <w:p>
+      <w:pPr>
+        <w:spacing w:after="30" w:line="288" w:lineRule="auto"/>
+        <w:ind w:firstLine="397"/>
+        <w:jc w:val="both"/>
+        <w:rPr>
+          <w:rFonts w:eastAsia="黑体"/>
+          <w:b/>
+          <w:color w:val="000000"/>
+          <w:sz w:val="28"/>
+        </w:rPr>
+      </w:pPr>
+      <w:r>
+        <w:rPr>
+          <w:rFonts w:eastAsia="黑体"/>
+          <w:b/>
+          <w:color w:val="000000"/>
+          <w:sz w:val="28"/>
+        </w:rPr>
+        <w:t>3.</w:t>
+      </w:r>
+      <w:r>
+        <w:rPr>
+          <w:rFonts w:eastAsia="黑体"/>
+          <w:b/>
+          <w:color w:val="000000"/>
+          <w:sz w:val="28"/>
+        </w:rPr>
+        <w:t>1</w:t>
+      </w:r>
+      <w:r>
+        <w:rPr>
+          <w:rFonts w:eastAsia="黑体"/>
+          <w:b/>
+          <w:color w:val="000000"/>
+          <w:sz w:val="28"/>
+        </w:rPr>
+        <w:t xml:space="preserve"> </w:t>
+      </w:r>
+      <w:r>
+        <w:rPr>
+          <w:rFonts w:eastAsia="黑体" w:hint="eastAsia"/>
+          <w:b/>
+          <w:color w:val="000000"/>
+          <w:sz w:val="28"/>
+        </w:rPr>
+        <w:t>直流偏置电路</w:t>
+      </w:r>
+    </w:p>
+    <w:p>
+      <w:pPr>
+        <w:spacing w:after="30" w:line="288" w:lineRule="auto"/>
+        <w:jc w:val="both"/>
+        <w:rPr>
+          <w:rFonts w:ascii="宋体" w:hAnsi="宋体"/>
+        </w:rPr>
+      </w:pPr>
+      <w:r>
+        <w:rPr>
+          <w:rFonts w:ascii="宋体" w:hAnsi="宋体" w:hint="eastAsia"/>
+        </w:rPr>
+        <w:t>由于MCU采集信号的幅值范围有限，不能采集0V以下的电压，需要使用直流偏置电路对电压进行抬升。电压采用高带宽、低失真的OPA</w:t>
+      </w:r>
+      <w:r>
+        <w:rPr>
+          <w:rFonts w:ascii="宋体" w:hAnsi="宋体"/>
+        </w:rPr>
+        <w:t>1611</w:t>
+      </w:r>
+      <w:r>
+        <w:rPr>
+          <w:rFonts w:ascii="宋体" w:hAnsi="宋体" w:hint="eastAsia"/>
+        </w:rPr>
+        <w:t>芯片作为放大器，保证了输出信号</w:t>
+      </w:r>
+    </w:p>
+    <w:p>
+      <w:pPr>
+        <w:spacing w:after="30" w:line="288" w:lineRule="auto"/>
+        <w:jc w:val="both"/>
+        <w:rPr>
+          <w:rFonts w:ascii="宋体" w:hAnsi="宋体"/>
+        </w:rPr>
+      </w:pPr>
+      <w:r>
+        <w:rPr>
+          <w:rFonts w:ascii="宋体" w:hAnsi="宋体" w:hint="eastAsia"/>
+        </w:rPr>
+        <w:t>增益稳定无失真。</w:t>
+      </w:r>
+    </w:p>
+    <w:p>
+      <w:pPr>
+        <w:spacing w:after="30" w:line="288" w:lineRule="auto"/>
+        <w:jc w:val="center"/>
+        <w:rPr>
+          <w:rFonts w:ascii="宋体" w:hAnsi="宋体"/>
+        </w:rPr>
+      </w:pPr>
+      <w:r>
+        <w:rPr>
+          <w:rFonts w:ascii="宋体" w:hAnsi="宋体"/>
+          <w:noProof/>
+        </w:rPr>
         <w:drawing>
-          <wp:inline distT="0" distB="0" distL="0" distR="0" wp14:anchorId="03F2FAD1" wp14:editId="497DFA0C">
-            <wp:extent cx="5303520" cy="1441375"/>
-            <wp:effectExtent l="0" t="0" r="0" b="6985"/>
-            <wp:docPr id="3" name="图片 3"/>
+          <wp:inline distT="0" distB="0" distL="0" distR="0" wp14:anchorId="6DE7BEEC" wp14:editId="21DAD196">
+            <wp:extent cx="4807612" cy="2521065"/>
+            <wp:effectExtent l="0" t="0" r="0" b="0"/>
+            <wp:docPr id="5" name="图片 5"/>
             <wp:cNvGraphicFramePr>
               <a:graphicFrameLocks xmlns:a="http://schemas.openxmlformats.org/drawingml/2006/main" noChangeAspect="1"/>
             </wp:cNvGraphicFramePr>
@@ -1227,7 +1308,7 @@
                   <pic:spPr>
                     <a:xfrm>
                       <a:off x="0" y="0"/>
-                      <a:ext cx="5319554" cy="1445733"/>
+                      <a:ext cx="4846346" cy="2541377"/>
                     </a:xfrm>
                     <a:prstGeom prst="rect">
                       <a:avLst/>
@@ -1244,23 +1325,28 @@
       <w:pPr>
         <w:spacing w:after="80"/>
         <w:jc w:val="center"/>
+      </w:pPr>
+      <w:r>
+        <w:rPr>
+          <w:color w:val="000000"/>
+          <w:sz w:val="21"/>
+        </w:rPr>
+        <w:t>图</w:t>
+      </w:r>
+      <w:r>
         <w:rPr>
           <w:rFonts w:hint="eastAsia"/>
-        </w:rPr>
-      </w:pPr>
-      <w:r>
-        <w:rPr>
           <w:color w:val="000000"/>
           <w:sz w:val="21"/>
         </w:rPr>
-        <w:t>图</w:t>
+        <w:t>2</w:t>
       </w:r>
       <w:r>
         <w:rPr>
           <w:color w:val="000000"/>
           <w:sz w:val="21"/>
         </w:rPr>
-        <w:t xml:space="preserve">1 </w:t>
+        <w:t xml:space="preserve"> </w:t>
       </w:r>
       <w:r>
         <w:rPr>
@@ -1268,7 +1354,7 @@
           <w:color w:val="000000"/>
           <w:sz w:val="21"/>
         </w:rPr>
-        <w:t>已知模型电路原理图</w:t>
+        <w:t>电压偏置电路原理图</w:t>
       </w:r>
     </w:p>
     <w:p>
@@ -1283,7 +1369,8 @@
           <w:color w:val="000000"/>
           <w:sz w:val="28"/>
         </w:rPr>
-        <w:t xml:space="preserve">2.2 </w:t>
+        <w:lastRenderedPageBreak/>
+        <w:t>3.</w:t>
       </w:r>
       <w:r>
         <w:rPr>
@@ -1292,11 +1379,272 @@
           <w:color w:val="000000"/>
           <w:sz w:val="28"/>
         </w:rPr>
-        <w:t>未知模型的类型与参数辨识</w:t>
+        <w:t>2</w:t>
+      </w:r>
+      <w:r>
+        <w:rPr>
+          <w:rFonts w:eastAsia="黑体"/>
+          <w:b/>
+          <w:color w:val="000000"/>
+          <w:sz w:val="28"/>
+        </w:rPr>
+        <w:t xml:space="preserve"> </w:t>
+      </w:r>
+      <w:r>
+        <w:rPr>
+          <w:rFonts w:eastAsia="黑体"/>
+          <w:b/>
+          <w:color w:val="000000"/>
+          <w:sz w:val="28"/>
+        </w:rPr>
+        <w:t>已知模型电路</w:t>
       </w:r>
     </w:p>
     <w:p>
       <w:pPr>
+        <w:spacing w:after="0" w:line="240" w:lineRule="auto"/>
+        <w:ind w:firstLineChars="200" w:firstLine="480"/>
+        <w:rPr>
+          <w:rFonts w:ascii="宋体" w:hAnsi="宋体" w:cs="宋体"/>
+          <w:kern w:val="0"/>
+          <w:szCs w:val="24"/>
+        </w:rPr>
+      </w:pPr>
+      <w:r>
+        <w:rPr>
+          <w:rFonts w:ascii="宋体" w:hAnsi="宋体" w:cs="宋体"/>
+          <w:kern w:val="0"/>
+          <w:szCs w:val="24"/>
+        </w:rPr>
+        <w:t>采用两级一阶RC低通网络</w:t>
+      </w:r>
+      <w:r>
+        <w:rPr>
+          <w:rFonts w:ascii="宋体" w:hAnsi="宋体" w:cs="宋体" w:hint="eastAsia"/>
+          <w:kern w:val="0"/>
+          <w:szCs w:val="24"/>
+        </w:rPr>
+        <w:t>与</w:t>
+      </w:r>
+      <w:r>
+        <w:rPr>
+          <w:rFonts w:ascii="宋体" w:hAnsi="宋体" w:cs="宋体"/>
+          <w:kern w:val="0"/>
+          <w:szCs w:val="24"/>
+        </w:rPr>
+        <w:t>一级同相放大器的级联拓扑。依据传递函数分解，两级极点频率分别约为608Hz和4.17kHz</w:t>
+      </w:r>
+      <w:r>
+        <w:rPr>
+          <w:rFonts w:ascii="宋体" w:hAnsi="宋体" w:cs="宋体" w:hint="eastAsia"/>
+          <w:kern w:val="0"/>
+          <w:szCs w:val="24"/>
+        </w:rPr>
+        <w:t>。</w:t>
+      </w:r>
+      <w:r>
+        <w:rPr>
+          <w:rFonts w:ascii="宋体" w:hAnsi="宋体" w:cs="宋体"/>
+          <w:kern w:val="0"/>
+          <w:szCs w:val="24"/>
+        </w:rPr>
+        <w:t>对应的两级滤波电阻分别配置为26.1kΩ与3.83kΩ。放大级需提供5倍增益，为降低输入偏置电流引发的直流电压误差，反馈网络电阻优化取值为</w:t>
+      </w:r>
+      <w:r>
+        <w:rPr>
+          <w:rFonts w:ascii="宋体" w:hAnsi="宋体" w:cs="宋体"/>
+          <w:kern w:val="0"/>
+          <w:szCs w:val="24"/>
+        </w:rPr>
+        <w:t>2</w:t>
+      </w:r>
+      <w:r>
+        <w:rPr>
+          <w:rFonts w:ascii="宋体" w:hAnsi="宋体" w:cs="宋体" w:hint="eastAsia"/>
+          <w:kern w:val="0"/>
+          <w:szCs w:val="24"/>
+        </w:rPr>
+        <w:t>kΩ</w:t>
+      </w:r>
+      <w:r>
+        <w:rPr>
+          <w:rFonts w:ascii="宋体" w:hAnsi="宋体" w:cs="宋体"/>
+          <w:kern w:val="0"/>
+          <w:szCs w:val="24"/>
+        </w:rPr>
+        <w:t>和8kΩ。</w:t>
+      </w:r>
+    </w:p>
+    <w:p>
+      <w:pPr>
+        <w:spacing w:after="0" w:line="240" w:lineRule="auto"/>
+        <w:ind w:firstLineChars="200" w:firstLine="480"/>
+        <w:rPr>
+          <w:rFonts w:ascii="宋体" w:hAnsi="宋体" w:cs="宋体"/>
+          <w:kern w:val="0"/>
+          <w:szCs w:val="24"/>
+        </w:rPr>
+      </w:pPr>
+      <w:r>
+        <w:rPr>
+          <w:rFonts w:ascii="宋体" w:hAnsi="宋体" w:cs="宋体"/>
+          <w:kern w:val="0"/>
+          <w:szCs w:val="24"/>
+        </w:rPr>
+        <w:t>在核心器件选型上，排除了偏置电流偏大的高速运放OPA690，使用</w:t>
+      </w:r>
+      <w:r>
+        <w:rPr>
+          <w:rFonts w:ascii="宋体" w:hAnsi="宋体" w:cs="宋体" w:hint="eastAsia"/>
+          <w:kern w:val="0"/>
+          <w:szCs w:val="24"/>
+        </w:rPr>
+        <w:t>OPA</w:t>
+      </w:r>
+      <w:r>
+        <w:rPr>
+          <w:rFonts w:ascii="宋体" w:hAnsi="宋体" w:cs="宋体"/>
+          <w:kern w:val="0"/>
+          <w:szCs w:val="24"/>
+        </w:rPr>
+        <w:t>1611</w:t>
+      </w:r>
+      <w:r>
+        <w:rPr>
+          <w:rFonts w:ascii="宋体" w:hAnsi="宋体" w:cs="宋体"/>
+          <w:kern w:val="0"/>
+          <w:szCs w:val="24"/>
+        </w:rPr>
+        <w:t>。此外，为防止1Vpp输入信号下的输出削顶失真，电路应采</w:t>
+      </w:r>
+      <w:r>
+        <w:rPr>
+          <w:rFonts w:ascii="宋体" w:hAnsi="宋体" w:cs="宋体" w:hint="eastAsia"/>
+          <w:kern w:val="0"/>
+          <w:szCs w:val="24"/>
+        </w:rPr>
+        <w:t>用</w:t>
+      </w:r>
+      <w:r>
+        <w:rPr>
+          <w:rFonts w:ascii="宋体" w:hAnsi="宋体" w:cs="宋体"/>
+          <w:kern w:val="0"/>
+          <w:szCs w:val="24"/>
+        </w:rPr>
+        <w:t>±12V双电源供电，并在电源引脚就近配置100nF去耦电容，以确保高阻抗节点下的系统稳定与精确</w:t>
+      </w:r>
+      <w:r>
+        <w:rPr>
+          <w:rFonts w:ascii="宋体" w:hAnsi="宋体" w:cs="宋体" w:hint="eastAsia"/>
+          <w:kern w:val="0"/>
+          <w:szCs w:val="24"/>
+        </w:rPr>
+        <w:t>。</w:t>
+      </w:r>
+    </w:p>
+    <w:p>
+      <w:pPr>
+        <w:spacing w:after="30" w:line="288" w:lineRule="auto"/>
+        <w:ind w:firstLine="397"/>
+        <w:jc w:val="center"/>
+      </w:pPr>
+      <w:r>
+        <w:rPr>
+          <w:noProof/>
+        </w:rPr>
+        <w:drawing>
+          <wp:inline distT="0" distB="0" distL="0" distR="0" wp14:anchorId="1F020D4E" wp14:editId="0C373107">
+            <wp:extent cx="5508840" cy="1497177"/>
+            <wp:effectExtent l="0" t="0" r="0" b="8255"/>
+            <wp:docPr id="3" name="图片 3"/>
+            <wp:cNvGraphicFramePr>
+              <a:graphicFrameLocks xmlns:a="http://schemas.openxmlformats.org/drawingml/2006/main" noChangeAspect="1"/>
+            </wp:cNvGraphicFramePr>
+            <a:graphic xmlns:a="http://schemas.openxmlformats.org/drawingml/2006/main">
+              <a:graphicData uri="http://schemas.openxmlformats.org/drawingml/2006/picture">
+                <pic:pic xmlns:pic="http://schemas.openxmlformats.org/drawingml/2006/picture">
+                  <pic:nvPicPr>
+                    <pic:cNvPr id="1" name=""/>
+                    <pic:cNvPicPr/>
+                  </pic:nvPicPr>
+                  <pic:blipFill>
+                    <a:blip r:embed="rId11"/>
+                    <a:stretch>
+                      <a:fillRect/>
+                    </a:stretch>
+                  </pic:blipFill>
+                  <pic:spPr>
+                    <a:xfrm>
+                      <a:off x="0" y="0"/>
+                      <a:ext cx="5553597" cy="1509341"/>
+                    </a:xfrm>
+                    <a:prstGeom prst="rect">
+                      <a:avLst/>
+                    </a:prstGeom>
+                  </pic:spPr>
+                </pic:pic>
+              </a:graphicData>
+            </a:graphic>
+          </wp:inline>
+        </w:drawing>
+      </w:r>
+    </w:p>
+    <w:p>
+      <w:pPr>
+        <w:spacing w:after="80"/>
+        <w:jc w:val="center"/>
+        <w:rPr>
+          <w:rFonts w:hint="eastAsia"/>
+        </w:rPr>
+      </w:pPr>
+      <w:r>
+        <w:rPr>
+          <w:color w:val="000000"/>
+          <w:sz w:val="21"/>
+        </w:rPr>
+        <w:t>图</w:t>
+      </w:r>
+      <w:r>
+        <w:rPr>
+          <w:rFonts w:hint="eastAsia"/>
+          <w:color w:val="000000"/>
+          <w:sz w:val="21"/>
+        </w:rPr>
+        <w:t>3</w:t>
+      </w:r>
+      <w:r>
+        <w:rPr>
+          <w:color w:val="000000"/>
+          <w:sz w:val="21"/>
+        </w:rPr>
+        <w:t xml:space="preserve"> </w:t>
+      </w:r>
+      <w:r>
+        <w:rPr>
+          <w:rFonts w:hint="eastAsia"/>
+          <w:color w:val="000000"/>
+          <w:sz w:val="21"/>
+        </w:rPr>
+        <w:t>已知模型电路原理图</w:t>
+      </w:r>
+    </w:p>
+    <w:p>
+      <w:pPr>
+        <w:keepNext/>
+        <w:spacing w:before="80" w:after="40"/>
+      </w:pPr>
+      <w:r>
+        <w:rPr>
+          <w:rFonts w:eastAsia="黑体"/>
+          <w:b/>
+          <w:color w:val="000000"/>
+          <w:sz w:val="30"/>
+        </w:rPr>
+        <w:t>四、程序设计</w:t>
+      </w:r>
+    </w:p>
+    <w:p>
+      <w:pPr>
         <w:keepNext/>
         <w:spacing w:before="40" w:after="40"/>
       </w:pPr>
@@ -1307,7 +1655,7 @@
           <w:color w:val="000000"/>
           <w:sz w:val="28"/>
         </w:rPr>
-        <w:t xml:space="preserve">2.3 </w:t>
+        <w:t xml:space="preserve">4.1 </w:t>
       </w:r>
       <w:r>
         <w:rPr>
@@ -1316,7 +1664,7 @@
           <w:color w:val="000000"/>
           <w:sz w:val="28"/>
         </w:rPr>
-        <w:t>学习模型的输出推理</w:t>
+        <w:t>程序总体流程</w:t>
       </w:r>
     </w:p>
     <w:p>
@@ -1324,68 +1672,146 @@
         <w:spacing w:after="30" w:line="288" w:lineRule="auto"/>
         <w:ind w:firstLine="397"/>
         <w:jc w:val="both"/>
-      </w:pPr>
-      <w:r>
-        <w:rPr>
-          <w:color w:val="000000"/>
-        </w:rPr>
-        <w:t>将辨识得到的连续域模型</w:t>
-      </w:r>
-      <w:r>
-        <w:rPr>
-          <w:color w:val="000000"/>
-        </w:rPr>
-        <w:t>H(s)</w:t>
-      </w:r>
-      <w:r>
-        <w:rPr>
-          <w:color w:val="000000"/>
-        </w:rPr>
-        <w:t>经双线性变换转换为二阶数字滤波器，其实时运算形式为</w:t>
+        <w:rPr>
+          <w:color w:val="000000"/>
+        </w:rPr>
+      </w:pPr>
+      <w:r>
+        <w:rPr>
+          <w:color w:val="000000"/>
+        </w:rPr>
+        <w:t>系统上电后完成信号源、采集通道、输出通道和串口屏初始化，并进入待机状态。基础模式读取频率与目标电压，计算所需激励幅值后一键输出；按下学习键后，程序依次执行扫频、幅相提取、四类模型拟合和类型显示；按下推理键后，程序载入已学习模型并</w:t>
+      </w:r>
+      <w:r>
+        <w:rPr>
+          <w:rFonts w:hint="eastAsia"/>
+          <w:color w:val="000000"/>
+        </w:rPr>
+        <w:t>实时滤波输出。</w:t>
       </w:r>
     </w:p>
     <w:p>
       <w:pPr>
-        <w:keepLines/>
-        <w:tabs>
-          <w:tab w:val="left" w:pos="8568"/>
-        </w:tabs>
-        <w:spacing w:before="20" w:after="20"/>
+        <w:spacing w:after="30" w:line="288" w:lineRule="auto"/>
         <w:jc w:val="center"/>
-      </w:pPr>
+        <w:rPr>
+          <w:color w:val="000000"/>
+        </w:rPr>
+      </w:pPr>
+      <w:r>
+        <w:rPr>
+          <w:noProof/>
+          <w:color w:val="000000"/>
+        </w:rPr>
+        <w:drawing>
+          <wp:inline distT="0" distB="0" distL="0" distR="0" wp14:anchorId="6E6EB3B2" wp14:editId="37EDEFCC">
+            <wp:extent cx="2075818" cy="2472266"/>
+            <wp:effectExtent l="0" t="0" r="635" b="4445"/>
+            <wp:docPr id="4" name="图片 4"/>
+            <wp:cNvGraphicFramePr>
+              <a:graphicFrameLocks xmlns:a="http://schemas.openxmlformats.org/drawingml/2006/main" noChangeAspect="1"/>
+            </wp:cNvGraphicFramePr>
+            <a:graphic xmlns:a="http://schemas.openxmlformats.org/drawingml/2006/main">
+              <a:graphicData uri="http://schemas.openxmlformats.org/drawingml/2006/picture">
+                <pic:pic xmlns:pic="http://schemas.openxmlformats.org/drawingml/2006/picture">
+                  <pic:nvPicPr>
+                    <pic:cNvPr id="1" name=""/>
+                    <pic:cNvPicPr/>
+                  </pic:nvPicPr>
+                  <pic:blipFill>
+                    <a:blip r:embed="rId12"/>
+                    <a:stretch>
+                      <a:fillRect/>
+                    </a:stretch>
+                  </pic:blipFill>
+                  <pic:spPr>
+                    <a:xfrm>
+                      <a:off x="0" y="0"/>
+                      <a:ext cx="2113417" cy="2517046"/>
+                    </a:xfrm>
+                    <a:prstGeom prst="rect">
+                      <a:avLst/>
+                    </a:prstGeom>
+                  </pic:spPr>
+                </pic:pic>
+              </a:graphicData>
+            </a:graphic>
+          </wp:inline>
+        </w:drawing>
+      </w:r>
+    </w:p>
+    <w:p>
+      <w:pPr>
+        <w:spacing w:after="80"/>
+        <w:jc w:val="center"/>
+      </w:pPr>
+      <w:r>
+        <w:rPr>
+          <w:color w:val="000000"/>
+          <w:sz w:val="21"/>
+        </w:rPr>
+        <w:t>图</w:t>
+      </w:r>
+      <w:r>
+        <w:rPr>
+          <w:color w:val="000000"/>
+          <w:sz w:val="21"/>
+        </w:rPr>
+        <w:t>4</w:t>
+      </w:r>
+      <w:r>
+        <w:rPr>
+          <w:color w:val="000000"/>
+          <w:sz w:val="21"/>
+        </w:rPr>
+        <w:t xml:space="preserve"> </w:t>
+      </w:r>
       <w:r>
         <w:rPr>
           <w:rFonts w:hint="eastAsia"/>
           <w:color w:val="000000"/>
-          <w:sz w:val="23"/>
-        </w:rPr>
-        <w:t xml:space="preserve"> </w:t>
-      </w:r>
-      <w:r>
-        <w:rPr>
-          <w:color w:val="000000"/>
-          <w:sz w:val="23"/>
-        </w:rPr>
-        <w:t xml:space="preserve">          </w:t>
-      </w:r>
-      <m:oMath>
-        <m:r>
-          <w:rPr>
-            <w:rFonts w:ascii="Cambria Math" w:eastAsia="Cambria Math" w:hAnsi="Cambria Math" w:cs="Cambria Math"/>
-            <w:color w:val="000000"/>
-            <w:sz w:val="23"/>
-          </w:rPr>
-          <m:t>y[n]=b₀x[n]+b₁x[n-1]+b₂x[n-2]-a₁y[n-1]-a₂y[n-2]</m:t>
-        </m:r>
-      </m:oMath>
-      <w:r>
-        <w:rPr>
-          <w:rFonts w:ascii="Cambria Math" w:eastAsia="Cambria Math" w:hAnsi="Cambria Math" w:cs="Cambria Math"/>
-          <w:color w:val="000000"/>
-          <w:sz w:val="23"/>
-        </w:rPr>
-        <w:tab/>
-        <w:t>(5)</w:t>
+          <w:sz w:val="21"/>
+        </w:rPr>
+        <w:t>程序设计流程图</w:t>
+      </w:r>
+    </w:p>
+    <w:p>
+      <w:pPr>
+        <w:spacing w:after="80"/>
+      </w:pPr>
+      <w:r>
+        <w:rPr>
+          <w:rFonts w:eastAsia="黑体"/>
+          <w:b/>
+          <w:color w:val="000000"/>
+          <w:sz w:val="30"/>
+        </w:rPr>
+        <w:lastRenderedPageBreak/>
+        <w:t>五、测试方案与测试结果</w:t>
+      </w:r>
+    </w:p>
+    <w:p>
+      <w:pPr>
+        <w:keepNext/>
+        <w:spacing w:before="40" w:after="40"/>
+      </w:pPr>
+      <w:r>
+        <w:rPr>
+          <w:rFonts w:eastAsia="黑体"/>
+          <w:b/>
+          <w:color w:val="000000"/>
+          <w:sz w:val="28"/>
+        </w:rPr>
+        <w:t xml:space="preserve">5.1 </w:t>
+      </w:r>
+      <w:r>
+        <w:rPr>
+          <w:rFonts w:eastAsia="黑体"/>
+          <w:b/>
+          <w:color w:val="000000"/>
+          <w:sz w:val="28"/>
+        </w:rPr>
+        <w:t>测试设备与条件</w:t>
       </w:r>
     </w:p>
     <w:p>
@@ -1398,629 +1824,6 @@
         <w:rPr>
           <w:color w:val="000000"/>
         </w:rPr>
-        <w:t>外部输入信号经过该数字模型后输出。由于</w:t>
-      </w:r>
-      <w:r>
-        <w:rPr>
-          <w:color w:val="000000"/>
-        </w:rPr>
-        <w:t>RLC</w:t>
-      </w:r>
-      <w:r>
-        <w:rPr>
-          <w:color w:val="000000"/>
-        </w:rPr>
-        <w:t>网络属于线性时不变系统，正弦波、矩形波和其他周期信号的各次谐波均按同一传递函数处理，因此无需重新识别波形类型。装置直接处理与未知模型同源的输入信号，不依赖另行生成同频参考信号，可避免参考频率误差造成的双</w:t>
-      </w:r>
-      <w:proofErr w:type="gramStart"/>
-      <w:r>
-        <w:rPr>
-          <w:color w:val="000000"/>
-        </w:rPr>
-        <w:t>踪</w:t>
-      </w:r>
-      <w:proofErr w:type="gramEnd"/>
-      <w:r>
-        <w:rPr>
-          <w:color w:val="000000"/>
-        </w:rPr>
-        <w:t>漂移；固定处理延迟仅影响相位，而题目</w:t>
-      </w:r>
-      <w:r>
-        <w:rPr>
-          <w:rFonts w:hint="eastAsia"/>
-          <w:color w:val="000000"/>
-        </w:rPr>
-        <w:t>对相位差无要求</w:t>
-      </w:r>
-      <w:r>
-        <w:rPr>
-          <w:color w:val="000000"/>
-        </w:rPr>
-        <w:t>。</w:t>
-      </w:r>
-    </w:p>
-    <w:p>
-      <w:pPr>
-        <w:keepNext/>
-        <w:spacing w:before="80" w:after="40"/>
-      </w:pPr>
-      <w:r>
-        <w:rPr>
-          <w:rFonts w:eastAsia="黑体"/>
-          <w:b/>
-          <w:color w:val="000000"/>
-          <w:sz w:val="30"/>
-        </w:rPr>
-        <w:t>三、硬件电路设计</w:t>
-      </w:r>
-    </w:p>
-    <w:p>
-      <w:pPr>
-        <w:keepNext/>
-        <w:spacing w:before="40" w:after="40"/>
-      </w:pPr>
-      <w:r>
-        <w:rPr>
-          <w:rFonts w:eastAsia="黑体"/>
-          <w:b/>
-          <w:color w:val="000000"/>
-          <w:sz w:val="28"/>
-        </w:rPr>
-        <w:t>3.1 STM32H7</w:t>
-      </w:r>
-      <w:r>
-        <w:rPr>
-          <w:rFonts w:eastAsia="黑体"/>
-          <w:b/>
-          <w:color w:val="000000"/>
-          <w:sz w:val="28"/>
-        </w:rPr>
-        <w:t>4</w:t>
-      </w:r>
-      <w:r>
-        <w:rPr>
-          <w:rFonts w:eastAsia="黑体"/>
-          <w:b/>
-          <w:color w:val="000000"/>
-          <w:sz w:val="28"/>
-        </w:rPr>
-        <w:t>3</w:t>
-      </w:r>
-      <w:r>
-        <w:rPr>
-          <w:rFonts w:eastAsia="黑体"/>
-          <w:b/>
-          <w:color w:val="000000"/>
-          <w:sz w:val="28"/>
-        </w:rPr>
-        <w:t>控制与运算模块</w:t>
-      </w:r>
-    </w:p>
-    <w:p>
-      <w:pPr>
-        <w:spacing w:after="30" w:line="288" w:lineRule="auto"/>
-        <w:ind w:firstLine="397"/>
-        <w:jc w:val="both"/>
-      </w:pPr>
-      <w:r>
-        <w:rPr>
-          <w:color w:val="000000"/>
-        </w:rPr>
-        <w:t>系统以</w:t>
-      </w:r>
-      <w:r>
-        <w:rPr>
-          <w:color w:val="000000"/>
-        </w:rPr>
-        <w:t>STM32H7</w:t>
-      </w:r>
-      <w:r>
-        <w:rPr>
-          <w:color w:val="000000"/>
-        </w:rPr>
-        <w:t>4</w:t>
-      </w:r>
-      <w:r>
-        <w:rPr>
-          <w:color w:val="000000"/>
-        </w:rPr>
-        <w:t>3</w:t>
-      </w:r>
-      <w:r>
-        <w:rPr>
-          <w:color w:val="000000"/>
-        </w:rPr>
-        <w:t>为控制核心，负责模式切换、扫频控制、</w:t>
-      </w:r>
-      <w:proofErr w:type="gramStart"/>
-      <w:r>
-        <w:rPr>
-          <w:color w:val="000000"/>
-        </w:rPr>
-        <w:t>幅相计算</w:t>
-      </w:r>
-      <w:proofErr w:type="gramEnd"/>
-      <w:r>
-        <w:rPr>
-          <w:color w:val="000000"/>
-        </w:rPr>
-        <w:t>、四类模型拟合、数字滤波及界面通信。其运算性能和片上定时资源能够满足二阶模型辨识与实时推理需要。程序将基础控制、学习建模和输出推理划分为独立状态，防止不同工作通道相互影响。</w:t>
-      </w:r>
-    </w:p>
-    <w:p>
-      <w:pPr>
-        <w:keepNext/>
-        <w:spacing w:before="40" w:after="40"/>
-      </w:pPr>
-      <w:r>
-        <w:rPr>
-          <w:rFonts w:eastAsia="黑体"/>
-          <w:b/>
-          <w:color w:val="000000"/>
-          <w:sz w:val="28"/>
-        </w:rPr>
-        <w:lastRenderedPageBreak/>
-        <w:t>3.2 AD9910</w:t>
-      </w:r>
-      <w:r>
-        <w:rPr>
-          <w:rFonts w:eastAsia="黑体"/>
-          <w:b/>
-          <w:color w:val="000000"/>
-          <w:sz w:val="28"/>
-        </w:rPr>
-        <w:t>信号源与输出调理</w:t>
-      </w:r>
-    </w:p>
-    <w:p>
-      <w:pPr>
-        <w:spacing w:after="30" w:line="288" w:lineRule="auto"/>
-        <w:ind w:firstLine="397"/>
-        <w:jc w:val="both"/>
-      </w:pPr>
-      <w:r>
-        <w:rPr>
-          <w:color w:val="000000"/>
-        </w:rPr>
-        <w:t>AD9910</w:t>
-      </w:r>
-      <w:r>
-        <w:rPr>
-          <w:color w:val="000000"/>
-        </w:rPr>
-        <w:t>根据控制器写入的频率调谐字产生正弦信号。</w:t>
-      </w:r>
-      <w:r>
-        <w:rPr>
-          <w:rFonts w:hint="eastAsia"/>
-          <w:color w:val="000000"/>
-        </w:rPr>
-        <w:t>通过</w:t>
-      </w:r>
-      <w:proofErr w:type="gramStart"/>
-      <w:r>
-        <w:rPr>
-          <w:color w:val="000000"/>
-        </w:rPr>
-        <w:t>串口屏以</w:t>
-      </w:r>
-      <w:proofErr w:type="gramEnd"/>
-      <w:r>
-        <w:rPr>
-          <w:color w:val="000000"/>
-        </w:rPr>
-        <w:t>100 Hz</w:t>
-      </w:r>
-      <w:r>
-        <w:rPr>
-          <w:color w:val="000000"/>
-        </w:rPr>
-        <w:t>步</w:t>
-      </w:r>
-      <w:proofErr w:type="gramStart"/>
-      <w:r>
-        <w:rPr>
-          <w:color w:val="000000"/>
-        </w:rPr>
-        <w:t>进设置</w:t>
-      </w:r>
-      <w:proofErr w:type="gramEnd"/>
-      <w:r>
-        <w:rPr>
-          <w:color w:val="000000"/>
-        </w:rPr>
-        <w:t>频率。</w:t>
-      </w:r>
-      <w:r>
-        <w:rPr>
-          <w:color w:val="000000"/>
-        </w:rPr>
-        <w:t>DDS</w:t>
-      </w:r>
-      <w:r>
-        <w:rPr>
-          <w:color w:val="000000"/>
-        </w:rPr>
-        <w:t>输出经低通滤波、隔直和运算放大器调理后送至已知或未知模型电路。幅值标定表用于补偿</w:t>
-      </w:r>
-      <w:r>
-        <w:rPr>
-          <w:color w:val="000000"/>
-        </w:rPr>
-        <w:t>DDS</w:t>
-      </w:r>
-      <w:r>
-        <w:rPr>
-          <w:color w:val="000000"/>
-        </w:rPr>
-        <w:t>、滤波器和放大级在不同频率下的增益变化。</w:t>
-      </w:r>
-    </w:p>
-    <w:p>
-      <w:pPr>
-        <w:keepNext/>
-        <w:spacing w:before="40" w:after="40"/>
-      </w:pPr>
-      <w:r>
-        <w:rPr>
-          <w:rFonts w:eastAsia="黑体"/>
-          <w:b/>
-          <w:color w:val="000000"/>
-          <w:sz w:val="28"/>
-        </w:rPr>
-        <w:t xml:space="preserve">3.3 </w:t>
-      </w:r>
-      <w:r>
-        <w:rPr>
-          <w:rFonts w:eastAsia="黑体"/>
-          <w:b/>
-          <w:color w:val="000000"/>
-          <w:sz w:val="28"/>
-        </w:rPr>
-        <w:t>已知模型电路</w:t>
-      </w:r>
-    </w:p>
-    <w:p>
-      <w:pPr>
-        <w:spacing w:after="30" w:line="288" w:lineRule="auto"/>
-        <w:ind w:firstLine="397"/>
-        <w:jc w:val="both"/>
-      </w:pPr>
-      <w:r>
-        <w:rPr>
-          <w:color w:val="000000"/>
-        </w:rPr>
-        <w:t>已知模型电路单独制作。两个</w:t>
-      </w:r>
-      <w:r>
-        <w:rPr>
-          <w:color w:val="000000"/>
-        </w:rPr>
-        <w:t>RC</w:t>
-      </w:r>
-      <w:r>
-        <w:rPr>
-          <w:color w:val="000000"/>
-        </w:rPr>
-        <w:t>低通环节之间设置电压跟随器，消除后级对前级时间常数的影响；末级同相放大器提供五倍增益。电路输入、输出及地均设置测试端，便于先用信号发生器验证传递函数，再与探究装置联调。运算放大器供电与输出摆幅应满足低频端接近</w:t>
-      </w:r>
-      <w:r>
-        <w:rPr>
-          <w:color w:val="000000"/>
-        </w:rPr>
-        <w:t>5 V</w:t>
-      </w:r>
-      <w:r>
-        <w:rPr>
-          <w:color w:val="000000"/>
-        </w:rPr>
-        <w:t>峰峰值的输出需求。</w:t>
-      </w:r>
-    </w:p>
-    <w:p>
-      <w:pPr>
-        <w:keepNext/>
-        <w:spacing w:before="40" w:after="40"/>
-      </w:pPr>
-      <w:r>
-        <w:rPr>
-          <w:rFonts w:eastAsia="黑体"/>
-          <w:b/>
-          <w:color w:val="000000"/>
-          <w:sz w:val="28"/>
-        </w:rPr>
-        <w:t xml:space="preserve">3.4 </w:t>
-      </w:r>
-      <w:r>
-        <w:rPr>
-          <w:rFonts w:eastAsia="黑体"/>
-          <w:b/>
-          <w:color w:val="000000"/>
-          <w:sz w:val="28"/>
-        </w:rPr>
-        <w:t>未知模型输入与推理输出通道</w:t>
-      </w:r>
-    </w:p>
-    <w:p>
-      <w:pPr>
-        <w:spacing w:after="30" w:line="288" w:lineRule="auto"/>
-        <w:ind w:firstLine="397"/>
-        <w:jc w:val="both"/>
-      </w:pPr>
-      <w:r>
-        <w:rPr>
-          <w:color w:val="000000"/>
-        </w:rPr>
-        <w:t>未知模型输出先经高输入阻抗缓冲和幅值调理后送入控制器，避免学习通道改变被测电路特性。推理阶段的外部输入同样通过高阻缓冲接入，装置输入电阻设计值不低于</w:t>
-      </w:r>
-      <w:r>
-        <w:rPr>
-          <w:color w:val="000000"/>
-        </w:rPr>
-        <w:t>100 kΩ</w:t>
-      </w:r>
-      <w:r>
-        <w:rPr>
-          <w:color w:val="000000"/>
-        </w:rPr>
-        <w:t>。模型运算结果经数模转换、平滑滤波、隔直和增益校准后输出至示波器。学习与推理通道均预留输入、输出测试端。</w:t>
-      </w:r>
-    </w:p>
-    <w:p>
-      <w:pPr>
-        <w:keepNext/>
-        <w:spacing w:before="40" w:after="40"/>
-      </w:pPr>
-      <w:r>
-        <w:rPr>
-          <w:rFonts w:eastAsia="黑体"/>
-          <w:b/>
-          <w:color w:val="000000"/>
-          <w:sz w:val="28"/>
-        </w:rPr>
-        <w:t xml:space="preserve">3.5 </w:t>
-      </w:r>
-      <w:r>
-        <w:rPr>
-          <w:rFonts w:eastAsia="黑体"/>
-          <w:b/>
-          <w:color w:val="000000"/>
-          <w:sz w:val="28"/>
-        </w:rPr>
-        <w:t>人机交互</w:t>
-      </w:r>
-    </w:p>
-    <w:p>
-      <w:pPr>
-        <w:spacing w:after="30" w:line="288" w:lineRule="auto"/>
-        <w:ind w:firstLine="397"/>
-        <w:jc w:val="both"/>
-      </w:pPr>
-      <w:r>
-        <w:rPr>
-          <w:color w:val="000000"/>
-        </w:rPr>
-        <w:t>串口</w:t>
-      </w:r>
-      <w:proofErr w:type="gramStart"/>
-      <w:r>
-        <w:rPr>
-          <w:color w:val="000000"/>
-        </w:rPr>
-        <w:t>屏用于</w:t>
-      </w:r>
-      <w:proofErr w:type="gramEnd"/>
-      <w:r>
-        <w:rPr>
-          <w:color w:val="000000"/>
-        </w:rPr>
-        <w:t>设置基础模式的频率和目标输出电压，并提供</w:t>
-      </w:r>
-      <w:r>
-        <w:rPr>
-          <w:color w:val="000000"/>
-        </w:rPr>
-        <w:t>“</w:t>
-      </w:r>
-      <w:r>
-        <w:rPr>
-          <w:color w:val="000000"/>
-        </w:rPr>
-        <w:t>学习</w:t>
-      </w:r>
-      <w:r>
-        <w:rPr>
-          <w:color w:val="000000"/>
-        </w:rPr>
-        <w:t>”</w:t>
-      </w:r>
-      <w:r>
-        <w:rPr>
-          <w:color w:val="000000"/>
-        </w:rPr>
-        <w:t>和</w:t>
-      </w:r>
-      <w:r>
-        <w:rPr>
-          <w:color w:val="000000"/>
-        </w:rPr>
-        <w:t>“</w:t>
-      </w:r>
-      <w:r>
-        <w:rPr>
-          <w:color w:val="000000"/>
-        </w:rPr>
-        <w:t>推理</w:t>
-      </w:r>
-      <w:r>
-        <w:rPr>
-          <w:color w:val="000000"/>
-        </w:rPr>
-        <w:t>”</w:t>
-      </w:r>
-      <w:r>
-        <w:rPr>
-          <w:color w:val="000000"/>
-        </w:rPr>
-        <w:t>两个独立启动命令</w:t>
-      </w:r>
-      <w:r>
-        <w:rPr>
-          <w:rFonts w:hint="eastAsia"/>
-          <w:color w:val="000000"/>
-        </w:rPr>
-        <w:t>，学习结束后可</w:t>
-      </w:r>
-      <w:proofErr w:type="gramStart"/>
-      <w:r>
-        <w:rPr>
-          <w:rFonts w:hint="eastAsia"/>
-          <w:color w:val="000000"/>
-        </w:rPr>
-        <w:t>显示幅频与</w:t>
-      </w:r>
-      <w:proofErr w:type="gramEnd"/>
-      <w:r>
-        <w:rPr>
-          <w:rFonts w:hint="eastAsia"/>
-          <w:color w:val="000000"/>
-        </w:rPr>
-        <w:t>相频特性曲线</w:t>
-      </w:r>
-      <w:r>
-        <w:rPr>
-          <w:color w:val="000000"/>
-        </w:rPr>
-        <w:t>。</w:t>
-      </w:r>
-    </w:p>
-    <w:p>
-      <w:pPr>
-        <w:keepNext/>
-        <w:spacing w:before="80" w:after="40"/>
-      </w:pPr>
-      <w:r>
-        <w:rPr>
-          <w:rFonts w:eastAsia="黑体"/>
-          <w:b/>
-          <w:color w:val="000000"/>
-          <w:sz w:val="30"/>
-        </w:rPr>
-        <w:t>四、程序设计</w:t>
-      </w:r>
-    </w:p>
-    <w:p>
-      <w:pPr>
-        <w:keepNext/>
-        <w:spacing w:before="40" w:after="40"/>
-      </w:pPr>
-      <w:r>
-        <w:rPr>
-          <w:rFonts w:eastAsia="黑体"/>
-          <w:b/>
-          <w:color w:val="000000"/>
-          <w:sz w:val="28"/>
-        </w:rPr>
-        <w:t xml:space="preserve">4.1 </w:t>
-      </w:r>
-      <w:r>
-        <w:rPr>
-          <w:rFonts w:eastAsia="黑体"/>
-          <w:b/>
-          <w:color w:val="000000"/>
-          <w:sz w:val="28"/>
-        </w:rPr>
-        <w:t>程序总体流程</w:t>
-      </w:r>
-    </w:p>
-    <w:p>
-      <w:pPr>
-        <w:spacing w:after="30" w:line="288" w:lineRule="auto"/>
-        <w:ind w:firstLine="397"/>
-        <w:jc w:val="both"/>
-        <w:rPr>
-          <w:color w:val="000000"/>
-        </w:rPr>
-      </w:pPr>
-      <w:r>
-        <w:rPr>
-          <w:color w:val="000000"/>
-        </w:rPr>
-        <w:t>系统上电后完成信号源、采集通道、输出通道和串口屏初始化，并进入待机状态。基础模式读取频率与目标电压，计算所需激励幅值后一键输出；按下学习键后，程序依次执行扫频、</w:t>
-      </w:r>
-      <w:proofErr w:type="gramStart"/>
-      <w:r>
-        <w:rPr>
-          <w:color w:val="000000"/>
-        </w:rPr>
-        <w:t>幅相提取</w:t>
-      </w:r>
-      <w:proofErr w:type="gramEnd"/>
-      <w:r>
-        <w:rPr>
-          <w:color w:val="000000"/>
-        </w:rPr>
-        <w:t>、四类模型拟合和类型显示；按下推理键后，程序载入已学习模型并持续生成模拟输出。</w:t>
-      </w:r>
-    </w:p>
-    <w:p>
-      <w:pPr>
-        <w:spacing w:after="30" w:line="288" w:lineRule="auto"/>
-        <w:ind w:firstLine="397"/>
-        <w:jc w:val="both"/>
-      </w:pPr>
-    </w:p>
-    <w:p>
-      <w:pPr>
-        <w:spacing w:after="30" w:line="288" w:lineRule="auto"/>
-        <w:ind w:firstLine="397"/>
-        <w:jc w:val="both"/>
-      </w:pPr>
-      <w:r>
-        <w:rPr>
-          <w:rFonts w:eastAsia="黑体"/>
-          <w:b/>
-          <w:color w:val="000000"/>
-          <w:sz w:val="30"/>
-        </w:rPr>
-        <w:t>五、测试方案与测试结果</w:t>
-      </w:r>
-    </w:p>
-    <w:p>
-      <w:pPr>
-        <w:keepNext/>
-        <w:spacing w:before="40" w:after="40"/>
-      </w:pPr>
-      <w:r>
-        <w:rPr>
-          <w:rFonts w:eastAsia="黑体"/>
-          <w:b/>
-          <w:color w:val="000000"/>
-          <w:sz w:val="28"/>
-        </w:rPr>
-        <w:t xml:space="preserve">5.1 </w:t>
-      </w:r>
-      <w:r>
-        <w:rPr>
-          <w:rFonts w:eastAsia="黑体"/>
-          <w:b/>
-          <w:color w:val="000000"/>
-          <w:sz w:val="28"/>
-        </w:rPr>
-        <w:t>测试设备与条件</w:t>
-      </w:r>
-    </w:p>
-    <w:p>
-      <w:pPr>
-        <w:spacing w:after="30" w:line="288" w:lineRule="auto"/>
-        <w:ind w:firstLine="397"/>
-        <w:jc w:val="both"/>
-      </w:pPr>
-      <w:r>
-        <w:rPr>
-          <w:color w:val="000000"/>
-        </w:rPr>
         <w:t>测试在室温、稳压供电条件下进行。先校准示波器探头和信号源幅值，再按基础要求和发挥要求分别记录数据。</w:t>
       </w:r>
     </w:p>
@@ -2035,15 +1838,22 @@
           <w:color w:val="000000"/>
           <w:sz w:val="21"/>
         </w:rPr>
-        <w:lastRenderedPageBreak/>
         <w:t>表</w:t>
       </w:r>
       <w:r>
         <w:rPr>
+          <w:rFonts w:hint="eastAsia"/>
           <w:color w:val="000000"/>
           <w:sz w:val="21"/>
         </w:rPr>
-        <w:t xml:space="preserve">2 </w:t>
+        <w:t>1</w:t>
+      </w:r>
+      <w:r>
+        <w:rPr>
+          <w:color w:val="000000"/>
+          <w:sz w:val="21"/>
+        </w:rPr>
+        <w:t xml:space="preserve"> </w:t>
       </w:r>
       <w:r>
         <w:rPr>
@@ -2364,21 +2174,7 @@
         <w:rPr>
           <w:color w:val="000000"/>
         </w:rPr>
-        <w:t>由信号发生器输入</w:t>
-      </w:r>
-      <w:proofErr w:type="gramStart"/>
-      <w:r>
-        <w:rPr>
-          <w:color w:val="000000"/>
-        </w:rPr>
-        <w:t>峰</w:t>
-      </w:r>
-      <w:proofErr w:type="gramEnd"/>
-      <w:r>
-        <w:rPr>
-          <w:color w:val="000000"/>
-        </w:rPr>
-        <w:t>峰值</w:t>
+        <w:t>由信号发生器输入峰峰值</w:t>
       </w:r>
       <w:r>
         <w:rPr>
@@ -2426,6 +2222,13 @@
       <w:r>
         <w:t xml:space="preserve"> </w:t>
       </w:r>
+    </w:p>
+    <w:p>
+      <w:pPr>
+        <w:spacing w:after="30" w:line="288" w:lineRule="auto"/>
+        <w:ind w:firstLine="397"/>
+        <w:jc w:val="both"/>
+      </w:pPr>
     </w:p>
     <w:p>
       <w:pPr>
@@ -2442,33 +2245,618 @@
       </w:r>
       <w:r>
         <w:rPr>
+          <w:rFonts w:hint="eastAsia"/>
           <w:color w:val="000000"/>
           <w:sz w:val="21"/>
         </w:rPr>
-        <w:t xml:space="preserve">3 </w:t>
+        <w:t>2</w:t>
       </w:r>
       <w:r>
         <w:rPr>
           <w:color w:val="000000"/>
           <w:sz w:val="21"/>
         </w:rPr>
-        <w:t>已知模型电路测试记录</w:t>
-      </w:r>
+        <w:t xml:space="preserve"> </w:t>
+      </w:r>
+      <w:r>
+        <w:rPr>
+          <w:color w:val="000000"/>
+          <w:sz w:val="21"/>
+        </w:rPr>
+        <w:t>已知模型电路</w:t>
+      </w:r>
+      <w:r>
+        <w:rPr>
+          <w:rFonts w:hint="eastAsia"/>
+          <w:color w:val="000000"/>
+          <w:sz w:val="21"/>
+        </w:rPr>
+        <w:t>测试表</w:t>
+      </w:r>
+    </w:p>
+    <w:tbl>
+      <w:tblPr>
+        <w:tblStyle w:val="af2"/>
+        <w:tblW w:w="0" w:type="auto"/>
+        <w:tblLook w:val="04A0" w:firstRow="1" w:lastRow="0" w:firstColumn="1" w:lastColumn="0" w:noHBand="0" w:noVBand="1"/>
+      </w:tblPr>
+      <w:tblGrid>
+        <w:gridCol w:w="2293"/>
+        <w:gridCol w:w="2293"/>
+        <w:gridCol w:w="2294"/>
+        <w:gridCol w:w="2294"/>
+      </w:tblGrid>
+      <w:tr>
+        <w:tc>
+          <w:tcPr>
+            <w:tcW w:w="2293" w:type="dxa"/>
+            <w:vAlign w:val="center"/>
+          </w:tcPr>
+          <w:p>
+            <w:pPr>
+              <w:spacing w:after="30" w:line="288" w:lineRule="auto"/>
+              <w:jc w:val="center"/>
+              <w:rPr>
+                <w:szCs w:val="24"/>
+              </w:rPr>
+            </w:pPr>
+            <w:r>
+              <w:rPr>
+                <w:rStyle w:val="af6"/>
+                <w:szCs w:val="24"/>
+              </w:rPr>
+              <w:t>输入信号频率</w:t>
+            </w:r>
+            <w:r>
+              <w:rPr>
+                <w:rStyle w:val="af6"/>
+                <w:szCs w:val="24"/>
+              </w:rPr>
+              <w:t xml:space="preserve"> (Hz)</w:t>
+            </w:r>
+          </w:p>
+        </w:tc>
+        <w:tc>
+          <w:tcPr>
+            <w:tcW w:w="2293" w:type="dxa"/>
+            <w:vAlign w:val="center"/>
+          </w:tcPr>
+          <w:p>
+            <w:pPr>
+              <w:spacing w:after="30" w:line="288" w:lineRule="auto"/>
+              <w:jc w:val="center"/>
+              <w:rPr>
+                <w:szCs w:val="24"/>
+              </w:rPr>
+            </w:pPr>
+            <w:r>
+              <w:rPr>
+                <w:rStyle w:val="af6"/>
+                <w:szCs w:val="24"/>
+              </w:rPr>
+              <w:t>输出电压幅度</w:t>
+            </w:r>
+            <w:r>
+              <w:rPr>
+                <w:rStyle w:val="af6"/>
+                <w:szCs w:val="24"/>
+              </w:rPr>
+              <w:t>(v)</w:t>
+            </w:r>
+          </w:p>
+        </w:tc>
+        <w:tc>
+          <w:tcPr>
+            <w:tcW w:w="2294" w:type="dxa"/>
+            <w:vAlign w:val="center"/>
+          </w:tcPr>
+          <w:p>
+            <w:pPr>
+              <w:spacing w:after="30" w:line="288" w:lineRule="auto"/>
+              <w:jc w:val="center"/>
+              <w:rPr>
+                <w:szCs w:val="24"/>
+              </w:rPr>
+            </w:pPr>
+            <w:r>
+              <w:rPr>
+                <w:rStyle w:val="af6"/>
+                <w:rFonts w:hint="eastAsia"/>
+                <w:szCs w:val="24"/>
+              </w:rPr>
+              <w:t>理论</w:t>
+            </w:r>
+            <w:r>
+              <w:rPr>
+                <w:rStyle w:val="af6"/>
+                <w:szCs w:val="24"/>
+              </w:rPr>
+              <w:t>输出幅度</w:t>
+            </w:r>
+            <w:r>
+              <w:rPr>
+                <w:rStyle w:val="af6"/>
+                <w:szCs w:val="24"/>
+              </w:rPr>
+              <w:t>(v)</w:t>
+            </w:r>
+          </w:p>
+        </w:tc>
+        <w:tc>
+          <w:tcPr>
+            <w:tcW w:w="2294" w:type="dxa"/>
+            <w:vAlign w:val="center"/>
+          </w:tcPr>
+          <w:p>
+            <w:pPr>
+              <w:spacing w:after="30" w:line="288" w:lineRule="auto"/>
+              <w:jc w:val="center"/>
+              <w:rPr>
+                <w:szCs w:val="24"/>
+              </w:rPr>
+            </w:pPr>
+            <w:r>
+              <w:rPr>
+                <w:rStyle w:val="af6"/>
+                <w:szCs w:val="24"/>
+              </w:rPr>
+              <w:t>误差绝对值</w:t>
+            </w:r>
+          </w:p>
+        </w:tc>
+      </w:tr>
+      <w:tr>
+        <w:tc>
+          <w:tcPr>
+            <w:tcW w:w="2293" w:type="dxa"/>
+            <w:vAlign w:val="center"/>
+          </w:tcPr>
+          <w:p>
+            <w:pPr>
+              <w:spacing w:after="30" w:line="288" w:lineRule="auto"/>
+              <w:jc w:val="center"/>
+            </w:pPr>
+            <w:r>
+              <w:t>100</w:t>
+            </w:r>
+          </w:p>
+        </w:tc>
+        <w:tc>
+          <w:tcPr>
+            <w:tcW w:w="2293" w:type="dxa"/>
+            <w:vAlign w:val="center"/>
+          </w:tcPr>
+          <w:p>
+            <w:pPr>
+              <w:spacing w:after="30" w:line="288" w:lineRule="auto"/>
+              <w:jc w:val="center"/>
+            </w:pPr>
+            <w:r>
+              <w:t>5.004</w:t>
+            </w:r>
+          </w:p>
+        </w:tc>
+        <w:tc>
+          <w:tcPr>
+            <w:tcW w:w="2294" w:type="dxa"/>
+            <w:vAlign w:val="center"/>
+          </w:tcPr>
+          <w:p>
+            <w:pPr>
+              <w:spacing w:after="30" w:line="288" w:lineRule="auto"/>
+              <w:jc w:val="center"/>
+            </w:pPr>
+            <w:r>
+              <w:t>4.93</w:t>
+            </w:r>
+          </w:p>
+        </w:tc>
+        <w:tc>
+          <w:tcPr>
+            <w:tcW w:w="2294" w:type="dxa"/>
+            <w:vAlign w:val="center"/>
+          </w:tcPr>
+          <w:p>
+            <w:pPr>
+              <w:spacing w:after="30" w:line="288" w:lineRule="auto"/>
+              <w:jc w:val="center"/>
+            </w:pPr>
+            <w:r>
+              <w:t>1.49%</w:t>
+            </w:r>
+          </w:p>
+        </w:tc>
+      </w:tr>
+      <w:tr>
+        <w:tc>
+          <w:tcPr>
+            <w:tcW w:w="2293" w:type="dxa"/>
+            <w:vAlign w:val="center"/>
+          </w:tcPr>
+          <w:p>
+            <w:pPr>
+              <w:spacing w:after="30" w:line="288" w:lineRule="auto"/>
+              <w:jc w:val="center"/>
+            </w:pPr>
+            <w:r>
+              <w:t>600</w:t>
+            </w:r>
+          </w:p>
+        </w:tc>
+        <w:tc>
+          <w:tcPr>
+            <w:tcW w:w="2293" w:type="dxa"/>
+            <w:vAlign w:val="center"/>
+          </w:tcPr>
+          <w:p>
+            <w:pPr>
+              <w:spacing w:after="30" w:line="288" w:lineRule="auto"/>
+              <w:jc w:val="center"/>
+            </w:pPr>
+            <w:r>
+              <w:t>3.559</w:t>
+            </w:r>
+          </w:p>
+        </w:tc>
+        <w:tc>
+          <w:tcPr>
+            <w:tcW w:w="2294" w:type="dxa"/>
+            <w:vAlign w:val="center"/>
+          </w:tcPr>
+          <w:p>
+            <w:pPr>
+              <w:spacing w:after="30" w:line="288" w:lineRule="auto"/>
+              <w:jc w:val="center"/>
+            </w:pPr>
+            <w:r>
+              <w:t>3.52</w:t>
+            </w:r>
+          </w:p>
+        </w:tc>
+        <w:tc>
+          <w:tcPr>
+            <w:tcW w:w="2294" w:type="dxa"/>
+            <w:vAlign w:val="center"/>
+          </w:tcPr>
+          <w:p>
+            <w:pPr>
+              <w:spacing w:after="30" w:line="288" w:lineRule="auto"/>
+              <w:jc w:val="center"/>
+            </w:pPr>
+            <w:r>
+              <w:t>1.11%</w:t>
+            </w:r>
+          </w:p>
+        </w:tc>
+      </w:tr>
+      <w:tr>
+        <w:tc>
+          <w:tcPr>
+            <w:tcW w:w="2293" w:type="dxa"/>
+            <w:vAlign w:val="center"/>
+          </w:tcPr>
+          <w:p>
+            <w:pPr>
+              <w:spacing w:after="30" w:line="288" w:lineRule="auto"/>
+              <w:jc w:val="center"/>
+            </w:pPr>
+            <w:r>
+              <w:t>1k</w:t>
+            </w:r>
+          </w:p>
+        </w:tc>
+        <w:tc>
+          <w:tcPr>
+            <w:tcW w:w="2293" w:type="dxa"/>
+            <w:vAlign w:val="center"/>
+          </w:tcPr>
+          <w:p>
+            <w:pPr>
+              <w:spacing w:after="30" w:line="288" w:lineRule="auto"/>
+              <w:jc w:val="center"/>
+            </w:pPr>
+            <w:r>
+              <w:t>2.497</w:t>
+            </w:r>
+          </w:p>
+        </w:tc>
+        <w:tc>
+          <w:tcPr>
+            <w:tcW w:w="2294" w:type="dxa"/>
+            <w:vAlign w:val="center"/>
+          </w:tcPr>
+          <w:p>
+            <w:pPr>
+              <w:spacing w:after="30" w:line="288" w:lineRule="auto"/>
+              <w:jc w:val="center"/>
+            </w:pPr>
+            <w:r>
+              <w:t>2.53</w:t>
+            </w:r>
+          </w:p>
+        </w:tc>
+        <w:tc>
+          <w:tcPr>
+            <w:tcW w:w="2294" w:type="dxa"/>
+            <w:vAlign w:val="center"/>
+          </w:tcPr>
+          <w:p>
+            <w:pPr>
+              <w:spacing w:after="30" w:line="288" w:lineRule="auto"/>
+              <w:jc w:val="center"/>
+            </w:pPr>
+            <w:r>
+              <w:t>1.30%</w:t>
+            </w:r>
+          </w:p>
+        </w:tc>
+      </w:tr>
+      <w:tr>
+        <w:tc>
+          <w:tcPr>
+            <w:tcW w:w="2293" w:type="dxa"/>
+            <w:vAlign w:val="center"/>
+          </w:tcPr>
+          <w:p>
+            <w:pPr>
+              <w:spacing w:after="30" w:line="288" w:lineRule="auto"/>
+              <w:jc w:val="center"/>
+            </w:pPr>
+            <w:r>
+              <w:t>1.5k</w:t>
+            </w:r>
+          </w:p>
+        </w:tc>
+        <w:tc>
+          <w:tcPr>
+            <w:tcW w:w="2293" w:type="dxa"/>
+            <w:vAlign w:val="center"/>
+          </w:tcPr>
+          <w:p>
+            <w:pPr>
+              <w:spacing w:after="30" w:line="288" w:lineRule="auto"/>
+              <w:jc w:val="center"/>
+            </w:pPr>
+            <w:r>
+              <w:t>1.743</w:t>
+            </w:r>
+          </w:p>
+        </w:tc>
+        <w:tc>
+          <w:tcPr>
+            <w:tcW w:w="2294" w:type="dxa"/>
+            <w:vAlign w:val="center"/>
+          </w:tcPr>
+          <w:p>
+            <w:pPr>
+              <w:spacing w:after="30" w:line="288" w:lineRule="auto"/>
+              <w:jc w:val="center"/>
+            </w:pPr>
+            <w:r>
+              <w:t>1.77</w:t>
+            </w:r>
+          </w:p>
+        </w:tc>
+        <w:tc>
+          <w:tcPr>
+            <w:tcW w:w="2294" w:type="dxa"/>
+            <w:vAlign w:val="center"/>
+          </w:tcPr>
+          <w:p>
+            <w:pPr>
+              <w:spacing w:after="30" w:line="288" w:lineRule="auto"/>
+              <w:jc w:val="center"/>
+            </w:pPr>
+            <w:r>
+              <w:t>1.53%</w:t>
+            </w:r>
+          </w:p>
+        </w:tc>
+      </w:tr>
+      <w:tr>
+        <w:tc>
+          <w:tcPr>
+            <w:tcW w:w="2293" w:type="dxa"/>
+            <w:vAlign w:val="center"/>
+          </w:tcPr>
+          <w:p>
+            <w:pPr>
+              <w:spacing w:after="30" w:line="288" w:lineRule="auto"/>
+              <w:jc w:val="center"/>
+            </w:pPr>
+            <w:r>
+              <w:t>2k</w:t>
+            </w:r>
+          </w:p>
+        </w:tc>
+        <w:tc>
+          <w:tcPr>
+            <w:tcW w:w="2293" w:type="dxa"/>
+            <w:vAlign w:val="center"/>
+          </w:tcPr>
+          <w:p>
+            <w:pPr>
+              <w:spacing w:after="30" w:line="288" w:lineRule="auto"/>
+              <w:jc w:val="center"/>
+            </w:pPr>
+            <w:r>
+              <w:t>1.322</w:t>
+            </w:r>
+          </w:p>
+        </w:tc>
+        <w:tc>
+          <w:tcPr>
+            <w:tcW w:w="2294" w:type="dxa"/>
+            <w:vAlign w:val="center"/>
+          </w:tcPr>
+          <w:p>
+            <w:pPr>
+              <w:spacing w:after="30" w:line="288" w:lineRule="auto"/>
+              <w:jc w:val="center"/>
+            </w:pPr>
+            <w:r>
+              <w:t>1.31</w:t>
+            </w:r>
+          </w:p>
+        </w:tc>
+        <w:tc>
+          <w:tcPr>
+            <w:tcW w:w="2294" w:type="dxa"/>
+            <w:vAlign w:val="center"/>
+          </w:tcPr>
+          <w:p>
+            <w:pPr>
+              <w:spacing w:after="30" w:line="288" w:lineRule="auto"/>
+              <w:jc w:val="center"/>
+            </w:pPr>
+            <w:r>
+              <w:t>0.92%</w:t>
+            </w:r>
+          </w:p>
+        </w:tc>
+      </w:tr>
+      <w:tr>
+        <w:tc>
+          <w:tcPr>
+            <w:tcW w:w="2293" w:type="dxa"/>
+            <w:vAlign w:val="center"/>
+          </w:tcPr>
+          <w:p>
+            <w:pPr>
+              <w:spacing w:after="30" w:line="288" w:lineRule="auto"/>
+              <w:jc w:val="center"/>
+            </w:pPr>
+            <w:r>
+              <w:t>2.5k</w:t>
+            </w:r>
+          </w:p>
+        </w:tc>
+        <w:tc>
+          <w:tcPr>
+            <w:tcW w:w="2293" w:type="dxa"/>
+            <w:vAlign w:val="center"/>
+          </w:tcPr>
+          <w:p>
+            <w:pPr>
+              <w:spacing w:after="30" w:line="288" w:lineRule="auto"/>
+              <w:jc w:val="center"/>
+            </w:pPr>
+            <w:r>
+              <w:t>0.999</w:t>
+            </w:r>
+          </w:p>
+        </w:tc>
+        <w:tc>
+          <w:tcPr>
+            <w:tcW w:w="2294" w:type="dxa"/>
+            <w:vAlign w:val="center"/>
+          </w:tcPr>
+          <w:p>
+            <w:pPr>
+              <w:spacing w:after="30" w:line="288" w:lineRule="auto"/>
+              <w:jc w:val="center"/>
+            </w:pPr>
+            <w:r>
+              <w:t>1.01</w:t>
+            </w:r>
+          </w:p>
+        </w:tc>
+        <w:tc>
+          <w:tcPr>
+            <w:tcW w:w="2294" w:type="dxa"/>
+            <w:vAlign w:val="center"/>
+          </w:tcPr>
+          <w:p>
+            <w:pPr>
+              <w:spacing w:after="30" w:line="288" w:lineRule="auto"/>
+              <w:jc w:val="center"/>
+            </w:pPr>
+            <w:r>
+              <w:t>1.09%</w:t>
+            </w:r>
+          </w:p>
+        </w:tc>
+      </w:tr>
+      <w:tr>
+        <w:tc>
+          <w:tcPr>
+            <w:tcW w:w="2293" w:type="dxa"/>
+            <w:vAlign w:val="center"/>
+          </w:tcPr>
+          <w:p>
+            <w:pPr>
+              <w:spacing w:after="30" w:line="288" w:lineRule="auto"/>
+              <w:jc w:val="center"/>
+            </w:pPr>
+            <w:r>
+              <w:t>3k</w:t>
+            </w:r>
+          </w:p>
+        </w:tc>
+        <w:tc>
+          <w:tcPr>
+            <w:tcW w:w="2293" w:type="dxa"/>
+            <w:vAlign w:val="center"/>
+          </w:tcPr>
+          <w:p>
+            <w:pPr>
+              <w:spacing w:after="30" w:line="288" w:lineRule="auto"/>
+              <w:jc w:val="center"/>
+            </w:pPr>
+            <w:r>
+              <w:t>0.820</w:t>
+            </w:r>
+          </w:p>
+        </w:tc>
+        <w:tc>
+          <w:tcPr>
+            <w:tcW w:w="2294" w:type="dxa"/>
+            <w:vAlign w:val="center"/>
+          </w:tcPr>
+          <w:p>
+            <w:pPr>
+              <w:spacing w:after="30" w:line="288" w:lineRule="auto"/>
+              <w:jc w:val="center"/>
+            </w:pPr>
+            <w:r>
+              <w:t>0.81</w:t>
+            </w:r>
+          </w:p>
+        </w:tc>
+        <w:tc>
+          <w:tcPr>
+            <w:tcW w:w="2294" w:type="dxa"/>
+            <w:vAlign w:val="center"/>
+          </w:tcPr>
+          <w:p>
+            <w:pPr>
+              <w:spacing w:after="30" w:line="288" w:lineRule="auto"/>
+              <w:jc w:val="center"/>
+            </w:pPr>
+            <w:r>
+              <w:t>1.23%</w:t>
+            </w:r>
+          </w:p>
+        </w:tc>
+      </w:tr>
+    </w:tbl>
+    <w:p>
+      <w:pPr>
+        <w:spacing w:after="30" w:line="288" w:lineRule="auto"/>
+        <w:jc w:val="both"/>
+      </w:pPr>
     </w:p>
     <w:p>
       <w:pPr>
         <w:keepNext/>
         <w:spacing w:before="40" w:after="40"/>
-      </w:pPr>
-      <w:r>
         <w:rPr>
           <w:rFonts w:eastAsia="黑体"/>
           <w:b/>
           <w:color w:val="000000"/>
           <w:sz w:val="28"/>
         </w:rPr>
-        <w:t xml:space="preserve">5.3 </w:t>
-      </w:r>
+      </w:pPr>
       <w:r>
         <w:rPr>
           <w:rFonts w:eastAsia="黑体"/>
@@ -2476,56 +2864,488 @@
           <w:color w:val="000000"/>
           <w:sz w:val="28"/>
         </w:rPr>
+        <w:lastRenderedPageBreak/>
+        <w:t xml:space="preserve">5.3 </w:t>
+      </w:r>
+      <w:r>
+        <w:rPr>
+          <w:rFonts w:eastAsia="黑体"/>
+          <w:b/>
+          <w:color w:val="000000"/>
+          <w:sz w:val="28"/>
+        </w:rPr>
         <w:t>探究装置基础功能测试</w:t>
       </w:r>
     </w:p>
+    <w:p>
+      <w:pPr>
+        <w:keepNext/>
+        <w:spacing w:before="40" w:after="40"/>
+      </w:pPr>
+      <w:r>
+        <w:rPr>
+          <w:rFonts w:hint="eastAsia"/>
+        </w:rPr>
+        <w:t>先断开模型电路，检查探究装置在不同频率下的输出频率、最大峰峰值和</w:t>
+      </w:r>
+      <w:r>
+        <w:rPr>
+          <w:rFonts w:hint="eastAsia"/>
+        </w:rPr>
+        <w:t>100 Hz</w:t>
+      </w:r>
+      <w:r>
+        <w:rPr>
+          <w:rFonts w:hint="eastAsia"/>
+        </w:rPr>
+        <w:t>步进设置功能；再接入已知模型，设置目标输出</w:t>
+      </w:r>
+      <w:r>
+        <w:rPr>
+          <w:rFonts w:hint="eastAsia"/>
+        </w:rPr>
+        <w:t>1.0</w:t>
+      </w:r>
+      <w:r>
+        <w:rPr>
+          <w:rFonts w:hint="eastAsia"/>
+        </w:rPr>
+        <w:t>～</w:t>
+      </w:r>
+      <w:r>
+        <w:rPr>
+          <w:rFonts w:hint="eastAsia"/>
+        </w:rPr>
+        <w:t>2.0 V</w:t>
+      </w:r>
+      <w:r>
+        <w:rPr>
+          <w:rFonts w:hint="eastAsia"/>
+        </w:rPr>
+        <w:t>，检查装置能否在一键启动后自动给出正确激励。</w:t>
+      </w:r>
+    </w:p>
+    <w:p>
+      <w:pPr>
+        <w:keepNext/>
+        <w:spacing w:before="40" w:after="20"/>
+        <w:jc w:val="center"/>
+      </w:pPr>
+      <w:r>
+        <w:rPr>
+          <w:color w:val="000000"/>
+          <w:sz w:val="21"/>
+        </w:rPr>
+        <w:t>表</w:t>
+      </w:r>
+      <w:r>
+        <w:rPr>
+          <w:rFonts w:hint="eastAsia"/>
+          <w:color w:val="000000"/>
+          <w:sz w:val="21"/>
+        </w:rPr>
+        <w:t>3</w:t>
+      </w:r>
+      <w:r>
+        <w:rPr>
+          <w:color w:val="000000"/>
+          <w:sz w:val="21"/>
+        </w:rPr>
+        <w:t xml:space="preserve"> </w:t>
+      </w:r>
+      <w:r>
+        <w:rPr>
+          <w:color w:val="000000"/>
+          <w:sz w:val="21"/>
+        </w:rPr>
+        <w:t>信号源与已知模型控制测试记录</w:t>
+      </w:r>
+    </w:p>
+    <w:tbl>
+      <w:tblPr>
+        <w:tblStyle w:val="af2"/>
+        <w:tblW w:w="0" w:type="auto"/>
+        <w:tblLook w:val="04A0" w:firstRow="1" w:lastRow="0" w:firstColumn="1" w:lastColumn="0" w:noHBand="0" w:noVBand="1"/>
+      </w:tblPr>
+      <w:tblGrid>
+        <w:gridCol w:w="1834"/>
+        <w:gridCol w:w="1835"/>
+        <w:gridCol w:w="1835"/>
+        <w:gridCol w:w="1835"/>
+        <w:gridCol w:w="1835"/>
+      </w:tblGrid>
+      <w:tr>
+        <w:tc>
+          <w:tcPr>
+            <w:tcW w:w="1834" w:type="dxa"/>
+            <w:vAlign w:val="center"/>
+          </w:tcPr>
+          <w:p>
+            <w:pPr>
+              <w:spacing w:after="30" w:line="288" w:lineRule="auto"/>
+              <w:jc w:val="center"/>
+            </w:pPr>
+            <w:r>
+              <w:rPr>
+                <w:rStyle w:val="af6"/>
+              </w:rPr>
+              <w:t>测试频率</w:t>
+            </w:r>
+          </w:p>
+        </w:tc>
+        <w:tc>
+          <w:tcPr>
+            <w:tcW w:w="1835" w:type="dxa"/>
+            <w:vAlign w:val="center"/>
+          </w:tcPr>
+          <w:p>
+            <w:pPr>
+              <w:spacing w:after="30" w:line="288" w:lineRule="auto"/>
+              <w:jc w:val="center"/>
+            </w:pPr>
+            <w:r>
+              <w:rPr>
+                <w:rStyle w:val="af6"/>
+              </w:rPr>
+              <w:t>100Hz</w:t>
+            </w:r>
+          </w:p>
+        </w:tc>
+        <w:tc>
+          <w:tcPr>
+            <w:tcW w:w="1835" w:type="dxa"/>
+            <w:vAlign w:val="center"/>
+          </w:tcPr>
+          <w:p>
+            <w:pPr>
+              <w:spacing w:after="30" w:line="288" w:lineRule="auto"/>
+              <w:jc w:val="center"/>
+            </w:pPr>
+            <w:r>
+              <w:rPr>
+                <w:rStyle w:val="af6"/>
+              </w:rPr>
+              <w:t>3kHz</w:t>
+            </w:r>
+          </w:p>
+        </w:tc>
+        <w:tc>
+          <w:tcPr>
+            <w:tcW w:w="1835" w:type="dxa"/>
+            <w:vAlign w:val="center"/>
+          </w:tcPr>
+          <w:p>
+            <w:pPr>
+              <w:spacing w:after="30" w:line="288" w:lineRule="auto"/>
+              <w:jc w:val="center"/>
+            </w:pPr>
+            <w:r>
+              <w:rPr>
+                <w:rStyle w:val="af6"/>
+              </w:rPr>
+              <w:t>100kHz</w:t>
+            </w:r>
+          </w:p>
+        </w:tc>
+        <w:tc>
+          <w:tcPr>
+            <w:tcW w:w="1835" w:type="dxa"/>
+            <w:vAlign w:val="center"/>
+          </w:tcPr>
+          <w:p>
+            <w:pPr>
+              <w:spacing w:after="30" w:line="288" w:lineRule="auto"/>
+              <w:jc w:val="center"/>
+            </w:pPr>
+            <w:r>
+              <w:rPr>
+                <w:rStyle w:val="af6"/>
+              </w:rPr>
+              <w:t>1MHz</w:t>
+            </w:r>
+          </w:p>
+        </w:tc>
+      </w:tr>
+      <w:tr>
+        <w:tc>
+          <w:tcPr>
+            <w:tcW w:w="1834" w:type="dxa"/>
+            <w:vAlign w:val="center"/>
+          </w:tcPr>
+          <w:p>
+            <w:pPr>
+              <w:spacing w:after="30" w:line="288" w:lineRule="auto"/>
+              <w:jc w:val="center"/>
+            </w:pPr>
+            <w:r>
+              <w:rPr>
+                <w:b/>
+                <w:bCs/>
+              </w:rPr>
+              <w:t>实际输出频率</w:t>
+            </w:r>
+          </w:p>
+        </w:tc>
+        <w:tc>
+          <w:tcPr>
+            <w:tcW w:w="1835" w:type="dxa"/>
+            <w:vAlign w:val="center"/>
+          </w:tcPr>
+          <w:p>
+            <w:pPr>
+              <w:spacing w:after="30" w:line="288" w:lineRule="auto"/>
+              <w:jc w:val="center"/>
+            </w:pPr>
+            <w:r>
+              <w:t>100.01Hz</w:t>
+            </w:r>
+          </w:p>
+        </w:tc>
+        <w:tc>
+          <w:tcPr>
+            <w:tcW w:w="1835" w:type="dxa"/>
+            <w:vAlign w:val="center"/>
+          </w:tcPr>
+          <w:p>
+            <w:pPr>
+              <w:spacing w:after="30" w:line="288" w:lineRule="auto"/>
+              <w:jc w:val="center"/>
+            </w:pPr>
+            <w:r>
+              <w:t>3.001kHz</w:t>
+            </w:r>
+          </w:p>
+        </w:tc>
+        <w:tc>
+          <w:tcPr>
+            <w:tcW w:w="1835" w:type="dxa"/>
+            <w:vAlign w:val="center"/>
+          </w:tcPr>
+          <w:p>
+            <w:pPr>
+              <w:spacing w:after="30" w:line="288" w:lineRule="auto"/>
+              <w:jc w:val="center"/>
+            </w:pPr>
+            <w:r>
+              <w:t>100.2kHz</w:t>
+            </w:r>
+          </w:p>
+        </w:tc>
+        <w:tc>
+          <w:tcPr>
+            <w:tcW w:w="1835" w:type="dxa"/>
+            <w:vAlign w:val="center"/>
+          </w:tcPr>
+          <w:p>
+            <w:pPr>
+              <w:spacing w:after="30" w:line="288" w:lineRule="auto"/>
+              <w:jc w:val="center"/>
+            </w:pPr>
+            <w:r>
+              <w:t>1.002MHz</w:t>
+            </w:r>
+          </w:p>
+        </w:tc>
+      </w:tr>
+      <w:tr>
+        <w:tc>
+          <w:tcPr>
+            <w:tcW w:w="1834" w:type="dxa"/>
+            <w:vAlign w:val="center"/>
+          </w:tcPr>
+          <w:p>
+            <w:pPr>
+              <w:spacing w:after="30" w:line="288" w:lineRule="auto"/>
+              <w:jc w:val="center"/>
+            </w:pPr>
+            <w:r>
+              <w:rPr>
+                <w:b/>
+                <w:bCs/>
+              </w:rPr>
+              <w:t>相对误差</w:t>
+            </w:r>
+          </w:p>
+        </w:tc>
+        <w:tc>
+          <w:tcPr>
+            <w:tcW w:w="1835" w:type="dxa"/>
+            <w:vAlign w:val="center"/>
+          </w:tcPr>
+          <w:p>
+            <w:pPr>
+              <w:spacing w:after="30" w:line="288" w:lineRule="auto"/>
+              <w:jc w:val="center"/>
+            </w:pPr>
+            <w:r>
+              <w:t>0.01%</w:t>
+            </w:r>
+          </w:p>
+        </w:tc>
+        <w:tc>
+          <w:tcPr>
+            <w:tcW w:w="1835" w:type="dxa"/>
+            <w:vAlign w:val="center"/>
+          </w:tcPr>
+          <w:p>
+            <w:pPr>
+              <w:spacing w:after="30" w:line="288" w:lineRule="auto"/>
+              <w:jc w:val="center"/>
+            </w:pPr>
+            <w:r>
+              <w:t>0.03%</w:t>
+            </w:r>
+          </w:p>
+        </w:tc>
+        <w:tc>
+          <w:tcPr>
+            <w:tcW w:w="1835" w:type="dxa"/>
+            <w:vAlign w:val="center"/>
+          </w:tcPr>
+          <w:p>
+            <w:pPr>
+              <w:spacing w:after="30" w:line="288" w:lineRule="auto"/>
+              <w:jc w:val="center"/>
+            </w:pPr>
+            <w:r>
+              <w:t>0.2%</w:t>
+            </w:r>
+          </w:p>
+        </w:tc>
+        <w:tc>
+          <w:tcPr>
+            <w:tcW w:w="1835" w:type="dxa"/>
+            <w:vAlign w:val="center"/>
+          </w:tcPr>
+          <w:p>
+            <w:pPr>
+              <w:spacing w:after="30" w:line="288" w:lineRule="auto"/>
+              <w:jc w:val="center"/>
+            </w:pPr>
+            <w:r>
+              <w:t>0.2%</w:t>
+            </w:r>
+          </w:p>
+        </w:tc>
+      </w:tr>
+      <w:tr>
+        <w:tc>
+          <w:tcPr>
+            <w:tcW w:w="1834" w:type="dxa"/>
+            <w:vAlign w:val="center"/>
+          </w:tcPr>
+          <w:p>
+            <w:pPr>
+              <w:spacing w:after="30" w:line="288" w:lineRule="auto"/>
+              <w:jc w:val="center"/>
+            </w:pPr>
+            <w:r>
+              <w:rPr>
+                <w:b/>
+                <w:bCs/>
+              </w:rPr>
+              <w:t>输出电压</w:t>
+            </w:r>
+            <w:r>
+              <w:rPr>
+                <w:b/>
+                <w:bCs/>
+              </w:rPr>
+              <w:t>Vpp</w:t>
+            </w:r>
+          </w:p>
+        </w:tc>
+        <w:tc>
+          <w:tcPr>
+            <w:tcW w:w="1835" w:type="dxa"/>
+            <w:vAlign w:val="center"/>
+          </w:tcPr>
+          <w:p>
+            <w:pPr>
+              <w:spacing w:after="30" w:line="288" w:lineRule="auto"/>
+              <w:jc w:val="center"/>
+            </w:pPr>
+            <w:r>
+              <w:t>3.15V</w:t>
+            </w:r>
+          </w:p>
+        </w:tc>
+        <w:tc>
+          <w:tcPr>
+            <w:tcW w:w="1835" w:type="dxa"/>
+            <w:vAlign w:val="center"/>
+          </w:tcPr>
+          <w:p>
+            <w:pPr>
+              <w:spacing w:after="30" w:line="288" w:lineRule="auto"/>
+              <w:jc w:val="center"/>
+            </w:pPr>
+            <w:r>
+              <w:t>3.34V</w:t>
+            </w:r>
+          </w:p>
+        </w:tc>
+        <w:tc>
+          <w:tcPr>
+            <w:tcW w:w="1835" w:type="dxa"/>
+            <w:vAlign w:val="center"/>
+          </w:tcPr>
+          <w:p>
+            <w:pPr>
+              <w:spacing w:after="30" w:line="288" w:lineRule="auto"/>
+              <w:jc w:val="center"/>
+            </w:pPr>
+            <w:r>
+              <w:t>3.32V</w:t>
+            </w:r>
+          </w:p>
+        </w:tc>
+        <w:tc>
+          <w:tcPr>
+            <w:tcW w:w="1835" w:type="dxa"/>
+            <w:vAlign w:val="center"/>
+          </w:tcPr>
+          <w:p>
+            <w:pPr>
+              <w:spacing w:after="30" w:line="288" w:lineRule="auto"/>
+              <w:jc w:val="center"/>
+            </w:pPr>
+            <w:r>
+              <w:t>3.23V</w:t>
+            </w:r>
+          </w:p>
+        </w:tc>
+      </w:tr>
+    </w:tbl>
     <w:p>
       <w:pPr>
         <w:spacing w:after="30" w:line="288" w:lineRule="auto"/>
         <w:ind w:firstLine="397"/>
         <w:jc w:val="both"/>
       </w:pPr>
-      <w:r>
-        <w:rPr>
-          <w:color w:val="000000"/>
-        </w:rPr>
-        <w:t>先断开模型电路，检查探究装置在不同频率下的输出频率、最大峰峰值和</w:t>
-      </w:r>
-      <w:r>
-        <w:rPr>
-          <w:color w:val="000000"/>
-        </w:rPr>
-        <w:t>100 Hz</w:t>
-      </w:r>
-      <w:r>
-        <w:rPr>
-          <w:color w:val="000000"/>
-        </w:rPr>
-        <w:t>步进设置功能；再接入已知模型，设置目标输出</w:t>
-      </w:r>
-      <w:r>
-        <w:rPr>
-          <w:color w:val="000000"/>
-        </w:rPr>
-        <w:t>1.0</w:t>
-      </w:r>
-      <w:r>
-        <w:rPr>
-          <w:color w:val="000000"/>
-        </w:rPr>
-        <w:t>～</w:t>
-      </w:r>
-      <w:r>
-        <w:rPr>
-          <w:color w:val="000000"/>
-        </w:rPr>
-        <w:t>2.0 V</w:t>
-      </w:r>
-      <w:r>
-        <w:rPr>
-          <w:color w:val="000000"/>
-        </w:rPr>
-        <w:t>，检查装置能否在一键启动后自动给出正确激励。</w:t>
+    </w:p>
+    <w:p>
+      <w:pPr>
+        <w:keepNext/>
+        <w:spacing w:before="40" w:after="40"/>
+      </w:pPr>
+      <w:r>
+        <w:rPr>
+          <w:rFonts w:eastAsia="黑体"/>
+          <w:b/>
+          <w:color w:val="000000"/>
+          <w:sz w:val="28"/>
+        </w:rPr>
+        <w:t xml:space="preserve">5.4 </w:t>
+      </w:r>
+      <w:r>
+        <w:rPr>
+          <w:rFonts w:eastAsia="黑体"/>
+          <w:b/>
+          <w:color w:val="000000"/>
+          <w:sz w:val="28"/>
+        </w:rPr>
+        <w:t>未知模型学习测试</w:t>
       </w:r>
     </w:p>
     <w:p>
@@ -2537,39 +3357,280 @@
       <w:r>
         <w:rPr>
           <w:color w:val="000000"/>
+        </w:rPr>
+        <w:t>分别接入低通、高通、带通和带阻样件，只按一次学习键，记录完成时间、屏幕判定类型及是否需要人工干预。每类样件应覆盖题目给定</w:t>
+      </w:r>
+      <w:r>
+        <w:rPr>
+          <w:color w:val="000000"/>
+        </w:rPr>
+        <w:t>R</w:t>
+      </w:r>
+      <w:r>
+        <w:rPr>
+          <w:color w:val="000000"/>
+        </w:rPr>
+        <w:t>、</w:t>
+      </w:r>
+      <w:r>
+        <w:rPr>
+          <w:color w:val="000000"/>
+        </w:rPr>
+        <w:t>L</w:t>
+      </w:r>
+      <w:r>
+        <w:rPr>
+          <w:color w:val="000000"/>
+        </w:rPr>
+        <w:t>、</w:t>
+      </w:r>
+      <w:r>
+        <w:rPr>
+          <w:color w:val="000000"/>
+        </w:rPr>
+        <w:t>C</w:t>
+      </w:r>
+      <w:r>
+        <w:rPr>
+          <w:color w:val="000000"/>
+        </w:rPr>
+        <w:t>范围内的不同特征频率。</w:t>
+      </w:r>
+      <w:r>
+        <w:rPr>
+          <w:color w:val="000000"/>
           <w:sz w:val="21"/>
         </w:rPr>
         <w:t>表</w:t>
       </w:r>
       <w:r>
         <w:rPr>
+          <w:rFonts w:hint="eastAsia"/>
           <w:color w:val="000000"/>
           <w:sz w:val="21"/>
         </w:rPr>
-        <w:t xml:space="preserve">4 </w:t>
+        <w:t>4</w:t>
       </w:r>
       <w:r>
         <w:rPr>
           <w:color w:val="000000"/>
           <w:sz w:val="21"/>
         </w:rPr>
-        <w:t>信号源与已知模型控制测试记录</w:t>
-      </w:r>
+        <w:t xml:space="preserve"> </w:t>
+      </w:r>
+      <w:r>
+        <w:rPr>
+          <w:color w:val="000000"/>
+          <w:sz w:val="21"/>
+        </w:rPr>
+        <w:t>自主学习与类型识别记录</w:t>
+      </w:r>
+    </w:p>
+    <w:tbl>
+      <w:tblPr>
+        <w:tblStyle w:val="af2"/>
+        <w:tblW w:w="0" w:type="auto"/>
+        <w:tblLook w:val="04A0" w:firstRow="1" w:lastRow="0" w:firstColumn="1" w:lastColumn="0" w:noHBand="0" w:noVBand="1"/>
+      </w:tblPr>
+      <w:tblGrid>
+        <w:gridCol w:w="1834"/>
+        <w:gridCol w:w="1835"/>
+        <w:gridCol w:w="1835"/>
+        <w:gridCol w:w="1835"/>
+        <w:gridCol w:w="1835"/>
+      </w:tblGrid>
+      <w:tr>
+        <w:tc>
+          <w:tcPr>
+            <w:tcW w:w="1834" w:type="dxa"/>
+          </w:tcPr>
+          <w:p>
+            <w:pPr>
+              <w:spacing w:after="30" w:line="288" w:lineRule="auto"/>
+              <w:jc w:val="center"/>
+            </w:pPr>
+            <w:r>
+              <w:rPr>
+                <w:rFonts w:hint="eastAsia"/>
+              </w:rPr>
+              <w:t>电路类型</w:t>
+            </w:r>
+          </w:p>
+        </w:tc>
+        <w:tc>
+          <w:tcPr>
+            <w:tcW w:w="1835" w:type="dxa"/>
+          </w:tcPr>
+          <w:p>
+            <w:pPr>
+              <w:spacing w:after="30" w:line="288" w:lineRule="auto"/>
+              <w:jc w:val="center"/>
+            </w:pPr>
+            <w:r>
+              <w:rPr>
+                <w:rFonts w:hint="eastAsia"/>
+              </w:rPr>
+              <w:t>低通</w:t>
+            </w:r>
+          </w:p>
+        </w:tc>
+        <w:tc>
+          <w:tcPr>
+            <w:tcW w:w="1835" w:type="dxa"/>
+          </w:tcPr>
+          <w:p>
+            <w:pPr>
+              <w:spacing w:after="30" w:line="288" w:lineRule="auto"/>
+              <w:jc w:val="center"/>
+            </w:pPr>
+            <w:r>
+              <w:rPr>
+                <w:rFonts w:hint="eastAsia"/>
+              </w:rPr>
+              <w:t>高通</w:t>
+            </w:r>
+          </w:p>
+        </w:tc>
+        <w:tc>
+          <w:tcPr>
+            <w:tcW w:w="1835" w:type="dxa"/>
+          </w:tcPr>
+          <w:p>
+            <w:pPr>
+              <w:spacing w:after="30" w:line="288" w:lineRule="auto"/>
+              <w:jc w:val="center"/>
+            </w:pPr>
+            <w:r>
+              <w:rPr>
+                <w:rFonts w:hint="eastAsia"/>
+              </w:rPr>
+              <w:t>带通</w:t>
+            </w:r>
+          </w:p>
+        </w:tc>
+        <w:tc>
+          <w:tcPr>
+            <w:tcW w:w="1835" w:type="dxa"/>
+          </w:tcPr>
+          <w:p>
+            <w:pPr>
+              <w:spacing w:after="30" w:line="288" w:lineRule="auto"/>
+              <w:jc w:val="center"/>
+            </w:pPr>
+            <w:r>
+              <w:rPr>
+                <w:rFonts w:hint="eastAsia"/>
+              </w:rPr>
+              <w:t>带阻</w:t>
+            </w:r>
+          </w:p>
+        </w:tc>
+      </w:tr>
+      <w:tr>
+        <w:tc>
+          <w:tcPr>
+            <w:tcW w:w="1834" w:type="dxa"/>
+          </w:tcPr>
+          <w:p>
+            <w:pPr>
+              <w:spacing w:after="30" w:line="288" w:lineRule="auto"/>
+              <w:jc w:val="center"/>
+            </w:pPr>
+            <w:r>
+              <w:rPr>
+                <w:rFonts w:hint="eastAsia"/>
+              </w:rPr>
+              <w:t>识别情况</w:t>
+            </w:r>
+          </w:p>
+        </w:tc>
+        <w:tc>
+          <w:tcPr>
+            <w:tcW w:w="1835" w:type="dxa"/>
+          </w:tcPr>
+          <w:p>
+            <w:pPr>
+              <w:spacing w:after="30" w:line="288" w:lineRule="auto"/>
+              <w:jc w:val="center"/>
+            </w:pPr>
+            <w:r>
+              <w:rPr>
+                <w:rFonts w:hint="eastAsia"/>
+              </w:rPr>
+              <w:t>是</w:t>
+            </w:r>
+          </w:p>
+        </w:tc>
+        <w:tc>
+          <w:tcPr>
+            <w:tcW w:w="1835" w:type="dxa"/>
+          </w:tcPr>
+          <w:p>
+            <w:pPr>
+              <w:spacing w:after="30" w:line="288" w:lineRule="auto"/>
+              <w:jc w:val="center"/>
+            </w:pPr>
+            <w:r>
+              <w:rPr>
+                <w:rFonts w:hint="eastAsia"/>
+              </w:rPr>
+              <w:t>是</w:t>
+            </w:r>
+          </w:p>
+        </w:tc>
+        <w:tc>
+          <w:tcPr>
+            <w:tcW w:w="1835" w:type="dxa"/>
+          </w:tcPr>
+          <w:p>
+            <w:pPr>
+              <w:spacing w:after="30" w:line="288" w:lineRule="auto"/>
+              <w:jc w:val="center"/>
+            </w:pPr>
+            <w:r>
+              <w:rPr>
+                <w:rFonts w:hint="eastAsia"/>
+              </w:rPr>
+              <w:t>是</w:t>
+            </w:r>
+          </w:p>
+        </w:tc>
+        <w:tc>
+          <w:tcPr>
+            <w:tcW w:w="1835" w:type="dxa"/>
+          </w:tcPr>
+          <w:p>
+            <w:pPr>
+              <w:spacing w:after="30" w:line="288" w:lineRule="auto"/>
+              <w:jc w:val="center"/>
+            </w:pPr>
+            <w:r>
+              <w:rPr>
+                <w:rFonts w:hint="eastAsia"/>
+              </w:rPr>
+              <w:t>是</w:t>
+            </w:r>
+          </w:p>
+        </w:tc>
+      </w:tr>
+    </w:tbl>
+    <w:p>
+      <w:pPr>
+        <w:spacing w:after="30" w:line="288" w:lineRule="auto"/>
+        <w:jc w:val="both"/>
+      </w:pPr>
     </w:p>
     <w:p>
       <w:pPr>
         <w:keepNext/>
         <w:spacing w:before="40" w:after="40"/>
-      </w:pPr>
-      <w:r>
         <w:rPr>
           <w:rFonts w:eastAsia="黑体"/>
           <w:b/>
           <w:color w:val="000000"/>
           <w:sz w:val="28"/>
         </w:rPr>
-        <w:t xml:space="preserve">5.4 </w:t>
-      </w:r>
+      </w:pPr>
       <w:r>
         <w:rPr>
           <w:rFonts w:eastAsia="黑体"/>
@@ -2577,7 +3638,1582 @@
           <w:color w:val="000000"/>
           <w:sz w:val="28"/>
         </w:rPr>
-        <w:t>未知模型学习测试</w:t>
+        <w:t xml:space="preserve">5.5 </w:t>
+      </w:r>
+      <w:r>
+        <w:rPr>
+          <w:rFonts w:eastAsia="黑体"/>
+          <w:b/>
+          <w:color w:val="000000"/>
+          <w:sz w:val="28"/>
+        </w:rPr>
+        <w:t>输出推理测试</w:t>
+      </w:r>
+    </w:p>
+    <w:p>
+      <w:pPr>
+        <w:keepNext/>
+        <w:spacing w:before="40" w:after="40"/>
+      </w:pPr>
+      <w:r>
+        <w:rPr>
+          <w:rFonts w:hint="eastAsia"/>
+        </w:rPr>
+        <w:t>学习完成后断开学习连接，将信号发生器同时接入未知模型和探究装置。示波器以未知模型输出为触发，记录两路输出峰峰值、相对误差和波形稳定性。正弦波覆盖</w:t>
+      </w:r>
+      <w:r>
+        <w:rPr>
+          <w:rFonts w:hint="eastAsia"/>
+        </w:rPr>
+        <w:t>1</w:t>
+      </w:r>
+      <w:r>
+        <w:rPr>
+          <w:rFonts w:hint="eastAsia"/>
+        </w:rPr>
+        <w:t>～</w:t>
+      </w:r>
+      <w:r>
+        <w:rPr>
+          <w:rFonts w:hint="eastAsia"/>
+        </w:rPr>
+        <w:t>50 kHz</w:t>
+      </w:r>
+      <w:r>
+        <w:rPr>
+          <w:rFonts w:hint="eastAsia"/>
+        </w:rPr>
+        <w:t>；矩形波除频率外还覆盖</w:t>
+      </w:r>
+      <w:r>
+        <w:rPr>
+          <w:rFonts w:hint="eastAsia"/>
+        </w:rPr>
+        <w:t>10%</w:t>
+      </w:r>
+      <w:r>
+        <w:rPr>
+          <w:rFonts w:hint="eastAsia"/>
+        </w:rPr>
+        <w:t>～</w:t>
+      </w:r>
+      <w:r>
+        <w:rPr>
+          <w:rFonts w:hint="eastAsia"/>
+        </w:rPr>
+        <w:t>50%</w:t>
+      </w:r>
+      <w:r>
+        <w:rPr>
+          <w:rFonts w:hint="eastAsia"/>
+        </w:rPr>
+        <w:t>占空比</w:t>
+      </w:r>
+      <w:r>
+        <w:rPr>
+          <w:rFonts w:hint="eastAsia"/>
+        </w:rPr>
+        <w:t>。</w:t>
+      </w:r>
+      <w:r>
+        <w:t xml:space="preserve"> </w:t>
+      </w:r>
+    </w:p>
+    <w:p>
+      <w:pPr>
+        <w:keepNext/>
+        <w:spacing w:before="40" w:after="20"/>
+        <w:jc w:val="center"/>
+      </w:pPr>
+      <w:r>
+        <w:rPr>
+          <w:rFonts w:hint="eastAsia"/>
+          <w:color w:val="000000"/>
+        </w:rPr>
+        <w:t xml:space="preserve"> </w:t>
+      </w:r>
+      <w:r>
+        <w:rPr>
+          <w:color w:val="000000"/>
+        </w:rPr>
+        <w:t xml:space="preserve">   </w:t>
+      </w:r>
+      <w:r>
+        <w:rPr>
+          <w:color w:val="000000"/>
+          <w:sz w:val="21"/>
+        </w:rPr>
+        <w:t>表</w:t>
+      </w:r>
+      <w:r>
+        <w:rPr>
+          <w:rFonts w:hint="eastAsia"/>
+          <w:color w:val="000000"/>
+          <w:sz w:val="21"/>
+        </w:rPr>
+        <w:t>5</w:t>
+      </w:r>
+      <w:r>
+        <w:rPr>
+          <w:color w:val="000000"/>
+          <w:sz w:val="21"/>
+        </w:rPr>
+        <w:t xml:space="preserve"> </w:t>
+      </w:r>
+      <w:r>
+        <w:rPr>
+          <w:color w:val="000000"/>
+          <w:sz w:val="21"/>
+        </w:rPr>
+        <w:t>输出推理测试记录</w:t>
+      </w:r>
+    </w:p>
+    <w:tbl>
+      <w:tblPr>
+        <w:tblStyle w:val="af2"/>
+        <w:tblW w:w="9209" w:type="dxa"/>
+        <w:tblLook w:val="04A0" w:firstRow="1" w:lastRow="0" w:firstColumn="1" w:lastColumn="0" w:noHBand="0" w:noVBand="1"/>
+      </w:tblPr>
+      <w:tblGrid>
+        <w:gridCol w:w="1271"/>
+        <w:gridCol w:w="1134"/>
+        <w:gridCol w:w="1559"/>
+        <w:gridCol w:w="1560"/>
+        <w:gridCol w:w="1134"/>
+        <w:gridCol w:w="1417"/>
+        <w:gridCol w:w="1134"/>
+      </w:tblGrid>
+      <w:tr>
+        <w:tc>
+          <w:tcPr>
+            <w:tcW w:w="1271" w:type="dxa"/>
+            <w:vAlign w:val="center"/>
+          </w:tcPr>
+          <w:p>
+            <w:pPr>
+              <w:spacing w:after="30" w:line="288" w:lineRule="auto"/>
+              <w:jc w:val="center"/>
+              <w:rPr>
+                <w:rFonts w:ascii="宋体" w:hAnsi="宋体"/>
+                <w:color w:val="000000"/>
+                <w:sz w:val="21"/>
+                <w:szCs w:val="21"/>
+              </w:rPr>
+            </w:pPr>
+            <w:r>
+              <w:rPr>
+                <w:rStyle w:val="af6"/>
+                <w:rFonts w:ascii="宋体" w:hAnsi="宋体"/>
+                <w:color w:val="1F1F1F"/>
+                <w:sz w:val="21"/>
+                <w:szCs w:val="21"/>
+                <w:bdr w:val="none" w:sz="0" w:space="0" w:color="auto" w:frame="1"/>
+              </w:rPr>
+              <w:t>信号发生器</w:t>
+            </w:r>
+          </w:p>
+        </w:tc>
+        <w:tc>
+          <w:tcPr>
+            <w:tcW w:w="1134" w:type="dxa"/>
+            <w:vAlign w:val="center"/>
+          </w:tcPr>
+          <w:p>
+            <w:pPr>
+              <w:spacing w:after="30" w:line="288" w:lineRule="auto"/>
+              <w:jc w:val="center"/>
+              <w:rPr>
+                <w:rFonts w:ascii="宋体" w:hAnsi="宋体"/>
+                <w:color w:val="000000"/>
+                <w:sz w:val="21"/>
+                <w:szCs w:val="21"/>
+              </w:rPr>
+            </w:pPr>
+            <w:r>
+              <w:rPr>
+                <w:rStyle w:val="af6"/>
+                <w:rFonts w:ascii="宋体" w:hAnsi="宋体"/>
+                <w:color w:val="1F1F1F"/>
+                <w:sz w:val="21"/>
+                <w:szCs w:val="21"/>
+                <w:bdr w:val="none" w:sz="0" w:space="0" w:color="auto" w:frame="1"/>
+              </w:rPr>
+              <w:t>信号频率</w:t>
+            </w:r>
+          </w:p>
+        </w:tc>
+        <w:tc>
+          <w:tcPr>
+            <w:tcW w:w="1559" w:type="dxa"/>
+            <w:vAlign w:val="center"/>
+          </w:tcPr>
+          <w:p>
+            <w:pPr>
+              <w:spacing w:after="30" w:line="288" w:lineRule="auto"/>
+              <w:jc w:val="center"/>
+              <w:rPr>
+                <w:rFonts w:ascii="宋体" w:hAnsi="宋体"/>
+                <w:color w:val="000000"/>
+                <w:sz w:val="21"/>
+                <w:szCs w:val="21"/>
+              </w:rPr>
+            </w:pPr>
+            <w:r>
+              <w:rPr>
+                <w:rStyle w:val="af6"/>
+                <w:rFonts w:ascii="宋体" w:hAnsi="宋体"/>
+                <w:color w:val="1F1F1F"/>
+                <w:sz w:val="21"/>
+                <w:szCs w:val="21"/>
+                <w:bdr w:val="none" w:sz="0" w:space="0" w:color="auto" w:frame="1"/>
+              </w:rPr>
+              <w:t>探究装置 Vpp 测试值(V)</w:t>
+            </w:r>
+          </w:p>
+        </w:tc>
+        <w:tc>
+          <w:tcPr>
+            <w:tcW w:w="1560" w:type="dxa"/>
+            <w:vAlign w:val="center"/>
+          </w:tcPr>
+          <w:p>
+            <w:pPr>
+              <w:spacing w:after="30" w:line="288" w:lineRule="auto"/>
+              <w:jc w:val="center"/>
+              <w:rPr>
+                <w:rFonts w:ascii="宋体" w:hAnsi="宋体"/>
+                <w:color w:val="000000"/>
+                <w:sz w:val="21"/>
+                <w:szCs w:val="21"/>
+              </w:rPr>
+            </w:pPr>
+            <w:r>
+              <w:rPr>
+                <w:rStyle w:val="af6"/>
+                <w:rFonts w:ascii="宋体" w:hAnsi="宋体"/>
+                <w:color w:val="1F1F1F"/>
+                <w:sz w:val="21"/>
+                <w:szCs w:val="21"/>
+                <w:bdr w:val="none" w:sz="0" w:space="0" w:color="auto" w:frame="1"/>
+              </w:rPr>
+              <w:t>未知模型测试值(V)</w:t>
+            </w:r>
+          </w:p>
+        </w:tc>
+        <w:tc>
+          <w:tcPr>
+            <w:tcW w:w="1134" w:type="dxa"/>
+            <w:vAlign w:val="center"/>
+          </w:tcPr>
+          <w:p>
+            <w:pPr>
+              <w:spacing w:after="30" w:line="288" w:lineRule="auto"/>
+              <w:jc w:val="center"/>
+              <w:rPr>
+                <w:rFonts w:ascii="宋体" w:hAnsi="宋体"/>
+                <w:color w:val="000000"/>
+                <w:sz w:val="21"/>
+                <w:szCs w:val="21"/>
+              </w:rPr>
+            </w:pPr>
+            <w:r>
+              <w:rPr>
+                <w:rStyle w:val="af6"/>
+                <w:rFonts w:ascii="宋体" w:hAnsi="宋体"/>
+                <w:color w:val="1F1F1F"/>
+                <w:sz w:val="21"/>
+                <w:szCs w:val="21"/>
+                <w:bdr w:val="none" w:sz="0" w:space="0" w:color="auto" w:frame="1"/>
+              </w:rPr>
+              <w:t>误差绝对值</w:t>
+            </w:r>
+          </w:p>
+        </w:tc>
+        <w:tc>
+          <w:tcPr>
+            <w:tcW w:w="1417" w:type="dxa"/>
+            <w:vAlign w:val="center"/>
+          </w:tcPr>
+          <w:p>
+            <w:pPr>
+              <w:spacing w:after="30" w:line="288" w:lineRule="auto"/>
+              <w:jc w:val="center"/>
+              <w:rPr>
+                <w:rFonts w:ascii="宋体" w:hAnsi="宋体"/>
+                <w:color w:val="000000"/>
+                <w:sz w:val="21"/>
+                <w:szCs w:val="21"/>
+              </w:rPr>
+            </w:pPr>
+            <w:r>
+              <w:rPr>
+                <w:rStyle w:val="af6"/>
+                <w:rFonts w:ascii="宋体" w:hAnsi="宋体"/>
+                <w:color w:val="1F1F1F"/>
+                <w:sz w:val="21"/>
+                <w:szCs w:val="21"/>
+                <w:bdr w:val="none" w:sz="0" w:space="0" w:color="auto" w:frame="1"/>
+              </w:rPr>
+              <w:t>是否同频</w:t>
+            </w:r>
+          </w:p>
+        </w:tc>
+        <w:tc>
+          <w:tcPr>
+            <w:tcW w:w="1134" w:type="dxa"/>
+            <w:vAlign w:val="center"/>
+          </w:tcPr>
+          <w:p>
+            <w:pPr>
+              <w:spacing w:after="30" w:line="288" w:lineRule="auto"/>
+              <w:jc w:val="center"/>
+              <w:rPr>
+                <w:rFonts w:ascii="宋体" w:hAnsi="宋体"/>
+                <w:color w:val="000000"/>
+                <w:sz w:val="21"/>
+                <w:szCs w:val="21"/>
+              </w:rPr>
+            </w:pPr>
+            <w:r>
+              <w:rPr>
+                <w:rStyle w:val="af6"/>
+                <w:rFonts w:ascii="宋体" w:hAnsi="宋体"/>
+                <w:color w:val="1F1F1F"/>
+                <w:sz w:val="21"/>
+                <w:szCs w:val="21"/>
+                <w:bdr w:val="none" w:sz="0" w:space="0" w:color="auto" w:frame="1"/>
+              </w:rPr>
+              <w:t>是否失真</w:t>
+            </w:r>
+          </w:p>
+        </w:tc>
+      </w:tr>
+      <w:tr>
+        <w:tc>
+          <w:tcPr>
+            <w:tcW w:w="1271" w:type="dxa"/>
+            <w:vAlign w:val="center"/>
+          </w:tcPr>
+          <w:p>
+            <w:pPr>
+              <w:spacing w:after="30" w:line="288" w:lineRule="auto"/>
+              <w:jc w:val="center"/>
+              <w:rPr>
+                <w:rFonts w:ascii="宋体" w:hAnsi="宋体"/>
+                <w:b/>
+                <w:bCs/>
+                <w:color w:val="000000"/>
+                <w:sz w:val="21"/>
+                <w:szCs w:val="21"/>
+              </w:rPr>
+            </w:pPr>
+            <w:r>
+              <w:rPr>
+                <w:rFonts w:ascii="宋体" w:hAnsi="宋体"/>
+                <w:b/>
+                <w:bCs/>
+                <w:color w:val="1F1F1F"/>
+                <w:sz w:val="21"/>
+                <w:szCs w:val="21"/>
+                <w:bdr w:val="none" w:sz="0" w:space="0" w:color="auto" w:frame="1"/>
+              </w:rPr>
+              <w:t>正弦波</w:t>
+            </w:r>
+          </w:p>
+        </w:tc>
+        <w:tc>
+          <w:tcPr>
+            <w:tcW w:w="1134" w:type="dxa"/>
+            <w:vAlign w:val="center"/>
+          </w:tcPr>
+          <w:p>
+            <w:pPr>
+              <w:spacing w:after="30" w:line="288" w:lineRule="auto"/>
+              <w:jc w:val="center"/>
+              <w:rPr>
+                <w:rFonts w:ascii="宋体" w:hAnsi="宋体"/>
+                <w:color w:val="000000"/>
+                <w:sz w:val="21"/>
+                <w:szCs w:val="21"/>
+              </w:rPr>
+            </w:pPr>
+            <w:r>
+              <w:rPr>
+                <w:rFonts w:ascii="宋体" w:hAnsi="宋体"/>
+                <w:color w:val="1F1F1F"/>
+                <w:sz w:val="21"/>
+                <w:szCs w:val="21"/>
+                <w:bdr w:val="none" w:sz="0" w:space="0" w:color="auto" w:frame="1"/>
+              </w:rPr>
+              <w:t>1k</w:t>
+            </w:r>
+          </w:p>
+        </w:tc>
+        <w:tc>
+          <w:tcPr>
+            <w:tcW w:w="1559" w:type="dxa"/>
+            <w:vAlign w:val="center"/>
+          </w:tcPr>
+          <w:p>
+            <w:pPr>
+              <w:spacing w:after="30" w:line="288" w:lineRule="auto"/>
+              <w:jc w:val="center"/>
+              <w:rPr>
+                <w:rFonts w:ascii="宋体" w:hAnsi="宋体"/>
+                <w:color w:val="000000"/>
+                <w:sz w:val="21"/>
+                <w:szCs w:val="21"/>
+              </w:rPr>
+            </w:pPr>
+            <w:r>
+              <w:rPr>
+                <w:rFonts w:ascii="宋体" w:hAnsi="宋体"/>
+                <w:color w:val="1F1F1F"/>
+                <w:sz w:val="21"/>
+                <w:szCs w:val="21"/>
+                <w:bdr w:val="none" w:sz="0" w:space="0" w:color="auto" w:frame="1"/>
+              </w:rPr>
+              <w:t>1.693</w:t>
+            </w:r>
+          </w:p>
+        </w:tc>
+        <w:tc>
+          <w:tcPr>
+            <w:tcW w:w="1560" w:type="dxa"/>
+            <w:vAlign w:val="center"/>
+          </w:tcPr>
+          <w:p>
+            <w:pPr>
+              <w:spacing w:after="30" w:line="288" w:lineRule="auto"/>
+              <w:jc w:val="center"/>
+              <w:rPr>
+                <w:rFonts w:ascii="宋体" w:hAnsi="宋体"/>
+                <w:color w:val="000000"/>
+                <w:sz w:val="21"/>
+                <w:szCs w:val="21"/>
+              </w:rPr>
+            </w:pPr>
+            <w:r>
+              <w:rPr>
+                <w:rFonts w:ascii="宋体" w:hAnsi="宋体"/>
+                <w:color w:val="1F1F1F"/>
+                <w:sz w:val="21"/>
+                <w:szCs w:val="21"/>
+                <w:bdr w:val="none" w:sz="0" w:space="0" w:color="auto" w:frame="1"/>
+              </w:rPr>
+              <w:t>1.778</w:t>
+            </w:r>
+          </w:p>
+        </w:tc>
+        <w:tc>
+          <w:tcPr>
+            <w:tcW w:w="1134" w:type="dxa"/>
+            <w:vAlign w:val="center"/>
+          </w:tcPr>
+          <w:p>
+            <w:pPr>
+              <w:spacing w:after="30" w:line="288" w:lineRule="auto"/>
+              <w:jc w:val="center"/>
+              <w:rPr>
+                <w:rFonts w:ascii="宋体" w:hAnsi="宋体"/>
+                <w:color w:val="000000"/>
+                <w:sz w:val="21"/>
+                <w:szCs w:val="21"/>
+              </w:rPr>
+            </w:pPr>
+            <w:r>
+              <w:rPr>
+                <w:rFonts w:ascii="宋体" w:hAnsi="宋体"/>
+                <w:color w:val="1F1F1F"/>
+                <w:sz w:val="21"/>
+                <w:szCs w:val="21"/>
+                <w:bdr w:val="none" w:sz="0" w:space="0" w:color="auto" w:frame="1"/>
+              </w:rPr>
+              <w:t>5.02%</w:t>
+            </w:r>
+          </w:p>
+        </w:tc>
+        <w:tc>
+          <w:tcPr>
+            <w:tcW w:w="1417" w:type="dxa"/>
+            <w:vAlign w:val="center"/>
+          </w:tcPr>
+          <w:p>
+            <w:pPr>
+              <w:spacing w:after="30" w:line="288" w:lineRule="auto"/>
+              <w:jc w:val="center"/>
+              <w:rPr>
+                <w:rFonts w:ascii="宋体" w:hAnsi="宋体"/>
+                <w:color w:val="000000"/>
+                <w:sz w:val="21"/>
+                <w:szCs w:val="21"/>
+              </w:rPr>
+            </w:pPr>
+            <w:r>
+              <w:rPr>
+                <w:rFonts w:ascii="宋体" w:hAnsi="宋体"/>
+                <w:color w:val="1F1F1F"/>
+                <w:sz w:val="21"/>
+                <w:szCs w:val="21"/>
+                <w:bdr w:val="none" w:sz="0" w:space="0" w:color="auto" w:frame="1"/>
+              </w:rPr>
+              <w:t>是</w:t>
+            </w:r>
+          </w:p>
+        </w:tc>
+        <w:tc>
+          <w:tcPr>
+            <w:tcW w:w="1134" w:type="dxa"/>
+            <w:vAlign w:val="center"/>
+          </w:tcPr>
+          <w:p>
+            <w:pPr>
+              <w:spacing w:after="30" w:line="288" w:lineRule="auto"/>
+              <w:jc w:val="center"/>
+              <w:rPr>
+                <w:rFonts w:ascii="宋体" w:hAnsi="宋体"/>
+                <w:color w:val="000000"/>
+                <w:sz w:val="21"/>
+                <w:szCs w:val="21"/>
+              </w:rPr>
+            </w:pPr>
+            <w:r>
+              <w:rPr>
+                <w:rFonts w:ascii="宋体" w:hAnsi="宋体"/>
+                <w:color w:val="1F1F1F"/>
+                <w:sz w:val="21"/>
+                <w:szCs w:val="21"/>
+                <w:bdr w:val="none" w:sz="0" w:space="0" w:color="auto" w:frame="1"/>
+              </w:rPr>
+              <w:t>否</w:t>
+            </w:r>
+          </w:p>
+        </w:tc>
+      </w:tr>
+      <w:tr>
+        <w:tc>
+          <w:tcPr>
+            <w:tcW w:w="1271" w:type="dxa"/>
+            <w:vAlign w:val="center"/>
+          </w:tcPr>
+          <w:p>
+            <w:pPr>
+              <w:spacing w:after="30" w:line="288" w:lineRule="auto"/>
+              <w:jc w:val="center"/>
+              <w:rPr>
+                <w:rFonts w:ascii="宋体" w:hAnsi="宋体"/>
+                <w:b/>
+                <w:bCs/>
+                <w:color w:val="000000"/>
+                <w:sz w:val="21"/>
+                <w:szCs w:val="21"/>
+              </w:rPr>
+            </w:pPr>
+            <w:r>
+              <w:rPr>
+                <w:rFonts w:ascii="宋体" w:hAnsi="宋体" w:hint="eastAsia"/>
+                <w:b/>
+                <w:bCs/>
+                <w:color w:val="000000"/>
+                <w:sz w:val="21"/>
+                <w:szCs w:val="21"/>
+              </w:rPr>
+              <w:t>正弦波</w:t>
+            </w:r>
+          </w:p>
+        </w:tc>
+        <w:tc>
+          <w:tcPr>
+            <w:tcW w:w="1134" w:type="dxa"/>
+            <w:vAlign w:val="center"/>
+          </w:tcPr>
+          <w:p>
+            <w:pPr>
+              <w:spacing w:after="30" w:line="288" w:lineRule="auto"/>
+              <w:jc w:val="center"/>
+              <w:rPr>
+                <w:rFonts w:ascii="宋体" w:hAnsi="宋体"/>
+                <w:color w:val="000000"/>
+                <w:sz w:val="21"/>
+                <w:szCs w:val="21"/>
+              </w:rPr>
+            </w:pPr>
+            <w:r>
+              <w:rPr>
+                <w:rFonts w:ascii="宋体" w:hAnsi="宋体"/>
+                <w:color w:val="1F1F1F"/>
+                <w:sz w:val="21"/>
+                <w:szCs w:val="21"/>
+                <w:bdr w:val="none" w:sz="0" w:space="0" w:color="auto" w:frame="1"/>
+              </w:rPr>
+              <w:t>50k</w:t>
+            </w:r>
+          </w:p>
+        </w:tc>
+        <w:tc>
+          <w:tcPr>
+            <w:tcW w:w="1559" w:type="dxa"/>
+            <w:vAlign w:val="center"/>
+          </w:tcPr>
+          <w:p>
+            <w:pPr>
+              <w:spacing w:after="30" w:line="288" w:lineRule="auto"/>
+              <w:jc w:val="center"/>
+              <w:rPr>
+                <w:rFonts w:ascii="宋体" w:hAnsi="宋体"/>
+                <w:color w:val="000000"/>
+                <w:sz w:val="21"/>
+                <w:szCs w:val="21"/>
+              </w:rPr>
+            </w:pPr>
+            <w:r>
+              <w:rPr>
+                <w:rFonts w:ascii="宋体" w:hAnsi="宋体"/>
+                <w:color w:val="1F1F1F"/>
+                <w:sz w:val="21"/>
+                <w:szCs w:val="21"/>
+                <w:bdr w:val="none" w:sz="0" w:space="0" w:color="auto" w:frame="1"/>
+              </w:rPr>
+              <w:t>0.634</w:t>
+            </w:r>
+          </w:p>
+        </w:tc>
+        <w:tc>
+          <w:tcPr>
+            <w:tcW w:w="1560" w:type="dxa"/>
+            <w:vAlign w:val="center"/>
+          </w:tcPr>
+          <w:p>
+            <w:pPr>
+              <w:spacing w:after="30" w:line="288" w:lineRule="auto"/>
+              <w:jc w:val="center"/>
+              <w:rPr>
+                <w:rFonts w:ascii="宋体" w:hAnsi="宋体"/>
+                <w:color w:val="000000"/>
+                <w:sz w:val="21"/>
+                <w:szCs w:val="21"/>
+              </w:rPr>
+            </w:pPr>
+            <w:r>
+              <w:rPr>
+                <w:rFonts w:ascii="宋体" w:hAnsi="宋体"/>
+                <w:color w:val="1F1F1F"/>
+                <w:sz w:val="21"/>
+                <w:szCs w:val="21"/>
+                <w:bdr w:val="none" w:sz="0" w:space="0" w:color="auto" w:frame="1"/>
+              </w:rPr>
+              <w:t>0.602</w:t>
+            </w:r>
+          </w:p>
+        </w:tc>
+        <w:tc>
+          <w:tcPr>
+            <w:tcW w:w="1134" w:type="dxa"/>
+            <w:vAlign w:val="center"/>
+          </w:tcPr>
+          <w:p>
+            <w:pPr>
+              <w:spacing w:after="30" w:line="288" w:lineRule="auto"/>
+              <w:jc w:val="center"/>
+              <w:rPr>
+                <w:rFonts w:ascii="宋体" w:hAnsi="宋体"/>
+                <w:color w:val="000000"/>
+                <w:sz w:val="21"/>
+                <w:szCs w:val="21"/>
+              </w:rPr>
+            </w:pPr>
+            <w:r>
+              <w:rPr>
+                <w:rFonts w:ascii="宋体" w:hAnsi="宋体"/>
+                <w:color w:val="1F1F1F"/>
+                <w:sz w:val="21"/>
+                <w:szCs w:val="21"/>
+                <w:bdr w:val="none" w:sz="0" w:space="0" w:color="auto" w:frame="1"/>
+              </w:rPr>
+              <w:t>5.05%</w:t>
+            </w:r>
+          </w:p>
+        </w:tc>
+        <w:tc>
+          <w:tcPr>
+            <w:tcW w:w="1417" w:type="dxa"/>
+            <w:vAlign w:val="center"/>
+          </w:tcPr>
+          <w:p>
+            <w:pPr>
+              <w:spacing w:after="30" w:line="288" w:lineRule="auto"/>
+              <w:jc w:val="center"/>
+              <w:rPr>
+                <w:rFonts w:ascii="宋体" w:hAnsi="宋体"/>
+                <w:color w:val="000000"/>
+                <w:sz w:val="21"/>
+                <w:szCs w:val="21"/>
+              </w:rPr>
+            </w:pPr>
+            <w:r>
+              <w:rPr>
+                <w:rFonts w:ascii="宋体" w:hAnsi="宋体"/>
+                <w:color w:val="1F1F1F"/>
+                <w:sz w:val="21"/>
+                <w:szCs w:val="21"/>
+                <w:bdr w:val="none" w:sz="0" w:space="0" w:color="auto" w:frame="1"/>
+              </w:rPr>
+              <w:t>是</w:t>
+            </w:r>
+          </w:p>
+        </w:tc>
+        <w:tc>
+          <w:tcPr>
+            <w:tcW w:w="1134" w:type="dxa"/>
+            <w:vAlign w:val="center"/>
+          </w:tcPr>
+          <w:p>
+            <w:pPr>
+              <w:spacing w:after="30" w:line="288" w:lineRule="auto"/>
+              <w:jc w:val="center"/>
+              <w:rPr>
+                <w:rFonts w:ascii="宋体" w:hAnsi="宋体"/>
+                <w:color w:val="000000"/>
+                <w:sz w:val="21"/>
+                <w:szCs w:val="21"/>
+              </w:rPr>
+            </w:pPr>
+            <w:r>
+              <w:rPr>
+                <w:rFonts w:ascii="宋体" w:hAnsi="宋体"/>
+                <w:color w:val="1F1F1F"/>
+                <w:sz w:val="21"/>
+                <w:szCs w:val="21"/>
+                <w:bdr w:val="none" w:sz="0" w:space="0" w:color="auto" w:frame="1"/>
+              </w:rPr>
+              <w:t>否</w:t>
+            </w:r>
+          </w:p>
+        </w:tc>
+      </w:tr>
+      <w:tr>
+        <w:tc>
+          <w:tcPr>
+            <w:tcW w:w="1271" w:type="dxa"/>
+            <w:vAlign w:val="center"/>
+          </w:tcPr>
+          <w:p>
+            <w:pPr>
+              <w:spacing w:after="30" w:line="288" w:lineRule="auto"/>
+              <w:jc w:val="center"/>
+              <w:rPr>
+                <w:rFonts w:ascii="宋体" w:hAnsi="宋体"/>
+                <w:b/>
+                <w:bCs/>
+                <w:color w:val="000000"/>
+                <w:sz w:val="21"/>
+                <w:szCs w:val="21"/>
+              </w:rPr>
+            </w:pPr>
+            <w:r>
+              <w:rPr>
+                <w:rFonts w:ascii="宋体" w:hAnsi="宋体"/>
+                <w:b/>
+                <w:bCs/>
+                <w:color w:val="1F1F1F"/>
+                <w:sz w:val="21"/>
+                <w:szCs w:val="21"/>
+                <w:bdr w:val="none" w:sz="0" w:space="0" w:color="auto" w:frame="1"/>
+              </w:rPr>
+              <w:t>矩形波(10%)</w:t>
+            </w:r>
+          </w:p>
+        </w:tc>
+        <w:tc>
+          <w:tcPr>
+            <w:tcW w:w="1134" w:type="dxa"/>
+            <w:vAlign w:val="center"/>
+          </w:tcPr>
+          <w:p>
+            <w:pPr>
+              <w:spacing w:after="30" w:line="288" w:lineRule="auto"/>
+              <w:jc w:val="center"/>
+              <w:rPr>
+                <w:rFonts w:ascii="宋体" w:hAnsi="宋体"/>
+                <w:color w:val="000000"/>
+                <w:sz w:val="21"/>
+                <w:szCs w:val="21"/>
+              </w:rPr>
+            </w:pPr>
+            <w:r>
+              <w:rPr>
+                <w:rFonts w:ascii="宋体" w:hAnsi="宋体"/>
+                <w:color w:val="1F1F1F"/>
+                <w:sz w:val="21"/>
+                <w:szCs w:val="21"/>
+                <w:bdr w:val="none" w:sz="0" w:space="0" w:color="auto" w:frame="1"/>
+              </w:rPr>
+              <w:t>1k</w:t>
+            </w:r>
+          </w:p>
+        </w:tc>
+        <w:tc>
+          <w:tcPr>
+            <w:tcW w:w="1559" w:type="dxa"/>
+            <w:vAlign w:val="center"/>
+          </w:tcPr>
+          <w:p>
+            <w:pPr>
+              <w:spacing w:after="30" w:line="288" w:lineRule="auto"/>
+              <w:jc w:val="center"/>
+              <w:rPr>
+                <w:rFonts w:ascii="宋体" w:hAnsi="宋体"/>
+                <w:color w:val="000000"/>
+                <w:sz w:val="21"/>
+                <w:szCs w:val="21"/>
+              </w:rPr>
+            </w:pPr>
+            <w:r>
+              <w:rPr>
+                <w:rFonts w:ascii="宋体" w:hAnsi="宋体"/>
+                <w:color w:val="1F1F1F"/>
+                <w:sz w:val="21"/>
+                <w:szCs w:val="21"/>
+                <w:bdr w:val="none" w:sz="0" w:space="0" w:color="auto" w:frame="1"/>
+              </w:rPr>
+              <w:t>1.735</w:t>
+            </w:r>
+          </w:p>
+        </w:tc>
+        <w:tc>
+          <w:tcPr>
+            <w:tcW w:w="1560" w:type="dxa"/>
+            <w:vAlign w:val="center"/>
+          </w:tcPr>
+          <w:p>
+            <w:pPr>
+              <w:spacing w:after="30" w:line="288" w:lineRule="auto"/>
+              <w:jc w:val="center"/>
+              <w:rPr>
+                <w:rFonts w:ascii="宋体" w:hAnsi="宋体"/>
+                <w:color w:val="000000"/>
+                <w:sz w:val="21"/>
+                <w:szCs w:val="21"/>
+              </w:rPr>
+            </w:pPr>
+            <w:r>
+              <w:rPr>
+                <w:rFonts w:ascii="宋体" w:hAnsi="宋体"/>
+                <w:color w:val="1F1F1F"/>
+                <w:sz w:val="21"/>
+                <w:szCs w:val="21"/>
+                <w:bdr w:val="none" w:sz="0" w:space="0" w:color="auto" w:frame="1"/>
+              </w:rPr>
+              <w:t>1.822</w:t>
+            </w:r>
+          </w:p>
+        </w:tc>
+        <w:tc>
+          <w:tcPr>
+            <w:tcW w:w="1134" w:type="dxa"/>
+            <w:vAlign w:val="center"/>
+          </w:tcPr>
+          <w:p>
+            <w:pPr>
+              <w:spacing w:after="30" w:line="288" w:lineRule="auto"/>
+              <w:jc w:val="center"/>
+              <w:rPr>
+                <w:rFonts w:ascii="宋体" w:hAnsi="宋体"/>
+                <w:color w:val="000000"/>
+                <w:sz w:val="21"/>
+                <w:szCs w:val="21"/>
+              </w:rPr>
+            </w:pPr>
+            <w:r>
+              <w:rPr>
+                <w:rFonts w:ascii="宋体" w:hAnsi="宋体"/>
+                <w:color w:val="1F1F1F"/>
+                <w:sz w:val="21"/>
+                <w:szCs w:val="21"/>
+                <w:bdr w:val="none" w:sz="0" w:space="0" w:color="auto" w:frame="1"/>
+              </w:rPr>
+              <w:t>5.01%</w:t>
+            </w:r>
+          </w:p>
+        </w:tc>
+        <w:tc>
+          <w:tcPr>
+            <w:tcW w:w="1417" w:type="dxa"/>
+            <w:vAlign w:val="center"/>
+          </w:tcPr>
+          <w:p>
+            <w:pPr>
+              <w:spacing w:after="30" w:line="288" w:lineRule="auto"/>
+              <w:jc w:val="center"/>
+              <w:rPr>
+                <w:rFonts w:ascii="宋体" w:hAnsi="宋体"/>
+                <w:color w:val="000000"/>
+                <w:sz w:val="21"/>
+                <w:szCs w:val="21"/>
+              </w:rPr>
+            </w:pPr>
+            <w:r>
+              <w:rPr>
+                <w:rFonts w:ascii="宋体" w:hAnsi="宋体"/>
+                <w:color w:val="1F1F1F"/>
+                <w:sz w:val="21"/>
+                <w:szCs w:val="21"/>
+                <w:bdr w:val="none" w:sz="0" w:space="0" w:color="auto" w:frame="1"/>
+              </w:rPr>
+              <w:t>是</w:t>
+            </w:r>
+          </w:p>
+        </w:tc>
+        <w:tc>
+          <w:tcPr>
+            <w:tcW w:w="1134" w:type="dxa"/>
+            <w:vAlign w:val="center"/>
+          </w:tcPr>
+          <w:p>
+            <w:pPr>
+              <w:spacing w:after="30" w:line="288" w:lineRule="auto"/>
+              <w:jc w:val="center"/>
+              <w:rPr>
+                <w:rFonts w:ascii="宋体" w:hAnsi="宋体"/>
+                <w:color w:val="000000"/>
+                <w:sz w:val="21"/>
+                <w:szCs w:val="21"/>
+              </w:rPr>
+            </w:pPr>
+            <w:r>
+              <w:rPr>
+                <w:rFonts w:ascii="宋体" w:hAnsi="宋体"/>
+                <w:color w:val="1F1F1F"/>
+                <w:sz w:val="21"/>
+                <w:szCs w:val="21"/>
+                <w:bdr w:val="none" w:sz="0" w:space="0" w:color="auto" w:frame="1"/>
+              </w:rPr>
+              <w:t>否</w:t>
+            </w:r>
+          </w:p>
+        </w:tc>
+      </w:tr>
+      <w:tr>
+        <w:tc>
+          <w:tcPr>
+            <w:tcW w:w="1271" w:type="dxa"/>
+            <w:vAlign w:val="center"/>
+          </w:tcPr>
+          <w:p>
+            <w:pPr>
+              <w:spacing w:after="30" w:line="288" w:lineRule="auto"/>
+              <w:jc w:val="center"/>
+              <w:rPr>
+                <w:rFonts w:ascii="宋体" w:hAnsi="宋体"/>
+                <w:b/>
+                <w:bCs/>
+                <w:color w:val="000000"/>
+                <w:sz w:val="21"/>
+                <w:szCs w:val="21"/>
+              </w:rPr>
+            </w:pPr>
+            <w:r>
+              <w:rPr>
+                <w:rFonts w:ascii="宋体" w:hAnsi="宋体"/>
+                <w:b/>
+                <w:bCs/>
+                <w:color w:val="1F1F1F"/>
+                <w:sz w:val="21"/>
+                <w:szCs w:val="21"/>
+                <w:bdr w:val="none" w:sz="0" w:space="0" w:color="auto" w:frame="1"/>
+              </w:rPr>
+              <w:t>矩形波(10%)</w:t>
+            </w:r>
+          </w:p>
+        </w:tc>
+        <w:tc>
+          <w:tcPr>
+            <w:tcW w:w="1134" w:type="dxa"/>
+            <w:vAlign w:val="center"/>
+          </w:tcPr>
+          <w:p>
+            <w:pPr>
+              <w:spacing w:after="30" w:line="288" w:lineRule="auto"/>
+              <w:jc w:val="center"/>
+              <w:rPr>
+                <w:rFonts w:ascii="宋体" w:hAnsi="宋体"/>
+                <w:color w:val="000000"/>
+                <w:sz w:val="21"/>
+                <w:szCs w:val="21"/>
+              </w:rPr>
+            </w:pPr>
+            <w:r>
+              <w:rPr>
+                <w:rFonts w:ascii="宋体" w:hAnsi="宋体"/>
+                <w:color w:val="1F1F1F"/>
+                <w:sz w:val="21"/>
+                <w:szCs w:val="21"/>
+                <w:bdr w:val="none" w:sz="0" w:space="0" w:color="auto" w:frame="1"/>
+              </w:rPr>
+              <w:t>2.0k</w:t>
+            </w:r>
+          </w:p>
+        </w:tc>
+        <w:tc>
+          <w:tcPr>
+            <w:tcW w:w="1559" w:type="dxa"/>
+            <w:vAlign w:val="center"/>
+          </w:tcPr>
+          <w:p>
+            <w:pPr>
+              <w:spacing w:after="30" w:line="288" w:lineRule="auto"/>
+              <w:jc w:val="center"/>
+              <w:rPr>
+                <w:rFonts w:ascii="宋体" w:hAnsi="宋体"/>
+                <w:color w:val="000000"/>
+                <w:sz w:val="21"/>
+                <w:szCs w:val="21"/>
+              </w:rPr>
+            </w:pPr>
+            <w:r>
+              <w:rPr>
+                <w:rFonts w:ascii="宋体" w:hAnsi="宋体"/>
+                <w:color w:val="1F1F1F"/>
+                <w:sz w:val="21"/>
+                <w:szCs w:val="21"/>
+                <w:bdr w:val="none" w:sz="0" w:space="0" w:color="auto" w:frame="1"/>
+              </w:rPr>
+              <w:t>0.945</w:t>
+            </w:r>
+          </w:p>
+        </w:tc>
+        <w:tc>
+          <w:tcPr>
+            <w:tcW w:w="1560" w:type="dxa"/>
+            <w:vAlign w:val="center"/>
+          </w:tcPr>
+          <w:p>
+            <w:pPr>
+              <w:spacing w:after="30" w:line="288" w:lineRule="auto"/>
+              <w:jc w:val="center"/>
+              <w:rPr>
+                <w:rFonts w:ascii="宋体" w:hAnsi="宋体"/>
+                <w:color w:val="000000"/>
+                <w:sz w:val="21"/>
+                <w:szCs w:val="21"/>
+              </w:rPr>
+            </w:pPr>
+            <w:r>
+              <w:rPr>
+                <w:rFonts w:ascii="宋体" w:hAnsi="宋体"/>
+                <w:color w:val="1F1F1F"/>
+                <w:sz w:val="21"/>
+                <w:szCs w:val="21"/>
+                <w:bdr w:val="none" w:sz="0" w:space="0" w:color="auto" w:frame="1"/>
+              </w:rPr>
+              <w:t>0.898</w:t>
+            </w:r>
+          </w:p>
+        </w:tc>
+        <w:tc>
+          <w:tcPr>
+            <w:tcW w:w="1134" w:type="dxa"/>
+            <w:vAlign w:val="center"/>
+          </w:tcPr>
+          <w:p>
+            <w:pPr>
+              <w:spacing w:after="30" w:line="288" w:lineRule="auto"/>
+              <w:jc w:val="center"/>
+              <w:rPr>
+                <w:rFonts w:ascii="宋体" w:hAnsi="宋体"/>
+                <w:color w:val="000000"/>
+                <w:sz w:val="21"/>
+                <w:szCs w:val="21"/>
+              </w:rPr>
+            </w:pPr>
+            <w:r>
+              <w:rPr>
+                <w:rFonts w:ascii="宋体" w:hAnsi="宋体"/>
+                <w:color w:val="1F1F1F"/>
+                <w:sz w:val="21"/>
+                <w:szCs w:val="21"/>
+                <w:bdr w:val="none" w:sz="0" w:space="0" w:color="auto" w:frame="1"/>
+              </w:rPr>
+              <w:t>4.97%</w:t>
+            </w:r>
+          </w:p>
+        </w:tc>
+        <w:tc>
+          <w:tcPr>
+            <w:tcW w:w="1417" w:type="dxa"/>
+            <w:vAlign w:val="center"/>
+          </w:tcPr>
+          <w:p>
+            <w:pPr>
+              <w:spacing w:after="30" w:line="288" w:lineRule="auto"/>
+              <w:jc w:val="center"/>
+              <w:rPr>
+                <w:rFonts w:ascii="宋体" w:hAnsi="宋体"/>
+                <w:color w:val="000000"/>
+                <w:sz w:val="21"/>
+                <w:szCs w:val="21"/>
+              </w:rPr>
+            </w:pPr>
+            <w:r>
+              <w:rPr>
+                <w:rFonts w:ascii="宋体" w:hAnsi="宋体"/>
+                <w:color w:val="1F1F1F"/>
+                <w:sz w:val="21"/>
+                <w:szCs w:val="21"/>
+                <w:bdr w:val="none" w:sz="0" w:space="0" w:color="auto" w:frame="1"/>
+              </w:rPr>
+              <w:t>是</w:t>
+            </w:r>
+          </w:p>
+        </w:tc>
+        <w:tc>
+          <w:tcPr>
+            <w:tcW w:w="1134" w:type="dxa"/>
+            <w:vAlign w:val="center"/>
+          </w:tcPr>
+          <w:p>
+            <w:pPr>
+              <w:spacing w:after="30" w:line="288" w:lineRule="auto"/>
+              <w:jc w:val="center"/>
+              <w:rPr>
+                <w:rFonts w:ascii="宋体" w:hAnsi="宋体"/>
+                <w:color w:val="000000"/>
+                <w:sz w:val="21"/>
+                <w:szCs w:val="21"/>
+              </w:rPr>
+            </w:pPr>
+            <w:r>
+              <w:rPr>
+                <w:rFonts w:ascii="宋体" w:hAnsi="宋体"/>
+                <w:color w:val="1F1F1F"/>
+                <w:sz w:val="21"/>
+                <w:szCs w:val="21"/>
+                <w:bdr w:val="none" w:sz="0" w:space="0" w:color="auto" w:frame="1"/>
+              </w:rPr>
+              <w:t>否</w:t>
+            </w:r>
+          </w:p>
+        </w:tc>
+      </w:tr>
+      <w:tr>
+        <w:tc>
+          <w:tcPr>
+            <w:tcW w:w="1271" w:type="dxa"/>
+            <w:vAlign w:val="center"/>
+          </w:tcPr>
+          <w:p>
+            <w:pPr>
+              <w:spacing w:after="30" w:line="288" w:lineRule="auto"/>
+              <w:jc w:val="center"/>
+              <w:rPr>
+                <w:rFonts w:ascii="宋体" w:hAnsi="宋体"/>
+                <w:b/>
+                <w:bCs/>
+                <w:color w:val="000000"/>
+                <w:sz w:val="21"/>
+                <w:szCs w:val="21"/>
+              </w:rPr>
+            </w:pPr>
+            <w:r>
+              <w:rPr>
+                <w:rFonts w:ascii="宋体" w:hAnsi="宋体"/>
+                <w:b/>
+                <w:bCs/>
+                <w:color w:val="1F1F1F"/>
+                <w:sz w:val="21"/>
+                <w:szCs w:val="21"/>
+                <w:bdr w:val="none" w:sz="0" w:space="0" w:color="auto" w:frame="1"/>
+              </w:rPr>
+              <w:lastRenderedPageBreak/>
+              <w:t>矩形波(50%)</w:t>
+            </w:r>
+          </w:p>
+        </w:tc>
+        <w:tc>
+          <w:tcPr>
+            <w:tcW w:w="1134" w:type="dxa"/>
+            <w:vAlign w:val="center"/>
+          </w:tcPr>
+          <w:p>
+            <w:pPr>
+              <w:spacing w:after="30" w:line="288" w:lineRule="auto"/>
+              <w:jc w:val="center"/>
+              <w:rPr>
+                <w:rFonts w:ascii="宋体" w:hAnsi="宋体"/>
+                <w:color w:val="000000"/>
+                <w:sz w:val="21"/>
+                <w:szCs w:val="21"/>
+              </w:rPr>
+            </w:pPr>
+            <w:r>
+              <w:rPr>
+                <w:rFonts w:ascii="宋体" w:hAnsi="宋体"/>
+                <w:color w:val="1F1F1F"/>
+                <w:sz w:val="21"/>
+                <w:szCs w:val="21"/>
+                <w:bdr w:val="none" w:sz="0" w:space="0" w:color="auto" w:frame="1"/>
+              </w:rPr>
+              <w:t>1k</w:t>
+            </w:r>
+          </w:p>
+        </w:tc>
+        <w:tc>
+          <w:tcPr>
+            <w:tcW w:w="1559" w:type="dxa"/>
+            <w:vAlign w:val="center"/>
+          </w:tcPr>
+          <w:p>
+            <w:pPr>
+              <w:spacing w:after="30" w:line="288" w:lineRule="auto"/>
+              <w:jc w:val="center"/>
+              <w:rPr>
+                <w:rFonts w:ascii="宋体" w:hAnsi="宋体"/>
+                <w:color w:val="000000"/>
+                <w:sz w:val="21"/>
+                <w:szCs w:val="21"/>
+              </w:rPr>
+            </w:pPr>
+            <w:r>
+              <w:rPr>
+                <w:rFonts w:ascii="宋体" w:hAnsi="宋体"/>
+                <w:color w:val="1F1F1F"/>
+                <w:sz w:val="21"/>
+                <w:szCs w:val="21"/>
+                <w:bdr w:val="none" w:sz="0" w:space="0" w:color="auto" w:frame="1"/>
+              </w:rPr>
+              <w:t>1.725</w:t>
+            </w:r>
+          </w:p>
+        </w:tc>
+        <w:tc>
+          <w:tcPr>
+            <w:tcW w:w="1560" w:type="dxa"/>
+            <w:vAlign w:val="center"/>
+          </w:tcPr>
+          <w:p>
+            <w:pPr>
+              <w:spacing w:after="30" w:line="288" w:lineRule="auto"/>
+              <w:jc w:val="center"/>
+              <w:rPr>
+                <w:rFonts w:ascii="宋体" w:hAnsi="宋体"/>
+                <w:color w:val="000000"/>
+                <w:sz w:val="21"/>
+                <w:szCs w:val="21"/>
+              </w:rPr>
+            </w:pPr>
+            <w:r>
+              <w:rPr>
+                <w:rFonts w:ascii="宋体" w:hAnsi="宋体"/>
+                <w:color w:val="1F1F1F"/>
+                <w:sz w:val="21"/>
+                <w:szCs w:val="21"/>
+                <w:bdr w:val="none" w:sz="0" w:space="0" w:color="auto" w:frame="1"/>
+              </w:rPr>
+              <w:t>1.811</w:t>
+            </w:r>
+          </w:p>
+        </w:tc>
+        <w:tc>
+          <w:tcPr>
+            <w:tcW w:w="1134" w:type="dxa"/>
+            <w:vAlign w:val="center"/>
+          </w:tcPr>
+          <w:p>
+            <w:pPr>
+              <w:spacing w:after="30" w:line="288" w:lineRule="auto"/>
+              <w:jc w:val="center"/>
+              <w:rPr>
+                <w:rFonts w:ascii="宋体" w:hAnsi="宋体"/>
+                <w:color w:val="000000"/>
+                <w:sz w:val="21"/>
+                <w:szCs w:val="21"/>
+              </w:rPr>
+            </w:pPr>
+            <w:r>
+              <w:rPr>
+                <w:rFonts w:ascii="宋体" w:hAnsi="宋体"/>
+                <w:color w:val="1F1F1F"/>
+                <w:sz w:val="21"/>
+                <w:szCs w:val="21"/>
+                <w:bdr w:val="none" w:sz="0" w:space="0" w:color="auto" w:frame="1"/>
+              </w:rPr>
+              <w:t>4.99%</w:t>
+            </w:r>
+          </w:p>
+        </w:tc>
+        <w:tc>
+          <w:tcPr>
+            <w:tcW w:w="1417" w:type="dxa"/>
+            <w:vAlign w:val="center"/>
+          </w:tcPr>
+          <w:p>
+            <w:pPr>
+              <w:spacing w:after="30" w:line="288" w:lineRule="auto"/>
+              <w:jc w:val="center"/>
+              <w:rPr>
+                <w:rFonts w:ascii="宋体" w:hAnsi="宋体"/>
+                <w:color w:val="000000"/>
+                <w:sz w:val="21"/>
+                <w:szCs w:val="21"/>
+              </w:rPr>
+            </w:pPr>
+            <w:r>
+              <w:rPr>
+                <w:rFonts w:ascii="宋体" w:hAnsi="宋体"/>
+                <w:color w:val="1F1F1F"/>
+                <w:sz w:val="21"/>
+                <w:szCs w:val="21"/>
+                <w:bdr w:val="none" w:sz="0" w:space="0" w:color="auto" w:frame="1"/>
+              </w:rPr>
+              <w:t>是</w:t>
+            </w:r>
+          </w:p>
+        </w:tc>
+        <w:tc>
+          <w:tcPr>
+            <w:tcW w:w="1134" w:type="dxa"/>
+            <w:vAlign w:val="center"/>
+          </w:tcPr>
+          <w:p>
+            <w:pPr>
+              <w:spacing w:after="30" w:line="288" w:lineRule="auto"/>
+              <w:jc w:val="center"/>
+              <w:rPr>
+                <w:rFonts w:ascii="宋体" w:hAnsi="宋体"/>
+                <w:color w:val="000000"/>
+                <w:sz w:val="21"/>
+                <w:szCs w:val="21"/>
+              </w:rPr>
+            </w:pPr>
+            <w:r>
+              <w:rPr>
+                <w:rFonts w:ascii="宋体" w:hAnsi="宋体"/>
+                <w:color w:val="1F1F1F"/>
+                <w:sz w:val="21"/>
+                <w:szCs w:val="21"/>
+                <w:bdr w:val="none" w:sz="0" w:space="0" w:color="auto" w:frame="1"/>
+              </w:rPr>
+              <w:t>否</w:t>
+            </w:r>
+          </w:p>
+        </w:tc>
+      </w:tr>
+      <w:tr>
+        <w:tc>
+          <w:tcPr>
+            <w:tcW w:w="1271" w:type="dxa"/>
+            <w:vAlign w:val="center"/>
+          </w:tcPr>
+          <w:p>
+            <w:pPr>
+              <w:spacing w:after="30" w:line="288" w:lineRule="auto"/>
+              <w:jc w:val="center"/>
+              <w:rPr>
+                <w:rFonts w:ascii="宋体" w:hAnsi="宋体"/>
+                <w:b/>
+                <w:bCs/>
+                <w:color w:val="000000"/>
+                <w:sz w:val="21"/>
+                <w:szCs w:val="21"/>
+              </w:rPr>
+            </w:pPr>
+            <w:r>
+              <w:rPr>
+                <w:rFonts w:ascii="宋体" w:hAnsi="宋体"/>
+                <w:b/>
+                <w:bCs/>
+                <w:color w:val="1F1F1F"/>
+                <w:sz w:val="21"/>
+                <w:szCs w:val="21"/>
+                <w:bdr w:val="none" w:sz="0" w:space="0" w:color="auto" w:frame="1"/>
+              </w:rPr>
+              <w:t>矩形波(50%)</w:t>
+            </w:r>
+          </w:p>
+        </w:tc>
+        <w:tc>
+          <w:tcPr>
+            <w:tcW w:w="1134" w:type="dxa"/>
+            <w:vAlign w:val="center"/>
+          </w:tcPr>
+          <w:p>
+            <w:pPr>
+              <w:spacing w:after="30" w:line="288" w:lineRule="auto"/>
+              <w:jc w:val="center"/>
+              <w:rPr>
+                <w:rFonts w:ascii="宋体" w:hAnsi="宋体"/>
+                <w:color w:val="000000"/>
+                <w:sz w:val="21"/>
+                <w:szCs w:val="21"/>
+              </w:rPr>
+            </w:pPr>
+            <w:r>
+              <w:rPr>
+                <w:rFonts w:ascii="宋体" w:hAnsi="宋体"/>
+                <w:color w:val="1F1F1F"/>
+                <w:sz w:val="21"/>
+                <w:szCs w:val="21"/>
+                <w:bdr w:val="none" w:sz="0" w:space="0" w:color="auto" w:frame="1"/>
+              </w:rPr>
+              <w:t>2.0k</w:t>
+            </w:r>
+          </w:p>
+        </w:tc>
+        <w:tc>
+          <w:tcPr>
+            <w:tcW w:w="1559" w:type="dxa"/>
+            <w:vAlign w:val="center"/>
+          </w:tcPr>
+          <w:p>
+            <w:pPr>
+              <w:spacing w:after="30" w:line="288" w:lineRule="auto"/>
+              <w:jc w:val="center"/>
+              <w:rPr>
+                <w:rFonts w:ascii="宋体" w:hAnsi="宋体"/>
+                <w:color w:val="000000"/>
+                <w:sz w:val="21"/>
+                <w:szCs w:val="21"/>
+              </w:rPr>
+            </w:pPr>
+            <w:r>
+              <w:rPr>
+                <w:rFonts w:ascii="宋体" w:hAnsi="宋体"/>
+                <w:color w:val="1F1F1F"/>
+                <w:sz w:val="21"/>
+                <w:szCs w:val="21"/>
+                <w:bdr w:val="none" w:sz="0" w:space="0" w:color="auto" w:frame="1"/>
+              </w:rPr>
+              <w:t>0.972</w:t>
+            </w:r>
+          </w:p>
+        </w:tc>
+        <w:tc>
+          <w:tcPr>
+            <w:tcW w:w="1560" w:type="dxa"/>
+            <w:vAlign w:val="center"/>
+          </w:tcPr>
+          <w:p>
+            <w:pPr>
+              <w:spacing w:after="30" w:line="288" w:lineRule="auto"/>
+              <w:jc w:val="center"/>
+              <w:rPr>
+                <w:rFonts w:ascii="宋体" w:hAnsi="宋体"/>
+                <w:color w:val="000000"/>
+                <w:sz w:val="21"/>
+                <w:szCs w:val="21"/>
+              </w:rPr>
+            </w:pPr>
+            <w:r>
+              <w:rPr>
+                <w:rFonts w:ascii="宋体" w:hAnsi="宋体"/>
+                <w:color w:val="1F1F1F"/>
+                <w:sz w:val="21"/>
+                <w:szCs w:val="21"/>
+                <w:bdr w:val="none" w:sz="0" w:space="0" w:color="auto" w:frame="1"/>
+              </w:rPr>
+              <w:t>0.923</w:t>
+            </w:r>
+          </w:p>
+        </w:tc>
+        <w:tc>
+          <w:tcPr>
+            <w:tcW w:w="1134" w:type="dxa"/>
+            <w:vAlign w:val="center"/>
+          </w:tcPr>
+          <w:p>
+            <w:pPr>
+              <w:spacing w:after="30" w:line="288" w:lineRule="auto"/>
+              <w:jc w:val="center"/>
+              <w:rPr>
+                <w:rFonts w:ascii="宋体" w:hAnsi="宋体"/>
+                <w:color w:val="000000"/>
+                <w:sz w:val="21"/>
+                <w:szCs w:val="21"/>
+              </w:rPr>
+            </w:pPr>
+            <w:r>
+              <w:rPr>
+                <w:rFonts w:ascii="宋体" w:hAnsi="宋体"/>
+                <w:color w:val="1F1F1F"/>
+                <w:sz w:val="21"/>
+                <w:szCs w:val="21"/>
+                <w:bdr w:val="none" w:sz="0" w:space="0" w:color="auto" w:frame="1"/>
+              </w:rPr>
+              <w:t>5.04%</w:t>
+            </w:r>
+          </w:p>
+        </w:tc>
+        <w:tc>
+          <w:tcPr>
+            <w:tcW w:w="1417" w:type="dxa"/>
+            <w:vAlign w:val="center"/>
+          </w:tcPr>
+          <w:p>
+            <w:pPr>
+              <w:spacing w:after="30" w:line="288" w:lineRule="auto"/>
+              <w:jc w:val="center"/>
+              <w:rPr>
+                <w:rFonts w:ascii="宋体" w:hAnsi="宋体"/>
+                <w:color w:val="000000"/>
+                <w:sz w:val="21"/>
+                <w:szCs w:val="21"/>
+              </w:rPr>
+            </w:pPr>
+            <w:r>
+              <w:rPr>
+                <w:rFonts w:ascii="宋体" w:hAnsi="宋体"/>
+                <w:color w:val="1F1F1F"/>
+                <w:sz w:val="21"/>
+                <w:szCs w:val="21"/>
+                <w:bdr w:val="none" w:sz="0" w:space="0" w:color="auto" w:frame="1"/>
+              </w:rPr>
+              <w:t>是</w:t>
+            </w:r>
+          </w:p>
+        </w:tc>
+        <w:tc>
+          <w:tcPr>
+            <w:tcW w:w="1134" w:type="dxa"/>
+            <w:vAlign w:val="center"/>
+          </w:tcPr>
+          <w:p>
+            <w:pPr>
+              <w:spacing w:after="30" w:line="288" w:lineRule="auto"/>
+              <w:jc w:val="center"/>
+              <w:rPr>
+                <w:rFonts w:ascii="宋体" w:hAnsi="宋体"/>
+                <w:color w:val="000000"/>
+                <w:sz w:val="21"/>
+                <w:szCs w:val="21"/>
+              </w:rPr>
+            </w:pPr>
+            <w:r>
+              <w:rPr>
+                <w:rFonts w:ascii="宋体" w:hAnsi="宋体"/>
+                <w:color w:val="1F1F1F"/>
+                <w:sz w:val="21"/>
+                <w:szCs w:val="21"/>
+                <w:bdr w:val="none" w:sz="0" w:space="0" w:color="auto" w:frame="1"/>
+              </w:rPr>
+              <w:t>否</w:t>
+            </w:r>
+          </w:p>
+        </w:tc>
+      </w:tr>
+    </w:tbl>
+    <w:p>
+      <w:pPr>
+        <w:keepNext/>
+        <w:spacing w:before="80" w:after="40"/>
+      </w:pPr>
+      <w:r>
+        <w:rPr>
+          <w:rFonts w:eastAsia="黑体"/>
+          <w:b/>
+          <w:color w:val="000000"/>
+          <w:sz w:val="30"/>
+        </w:rPr>
+        <w:t>六、结论</w:t>
       </w:r>
     </w:p>
     <w:p>
@@ -2590,320 +5226,127 @@
         <w:rPr>
           <w:color w:val="000000"/>
         </w:rPr>
-        <w:t>分别接入低通、高通、带通和带阻样件，只按一次学习键，记录完成时间、屏幕判定类型及是否需要人工干预。每类样件应覆盖题目给定</w:t>
-      </w:r>
-      <w:r>
-        <w:rPr>
-          <w:color w:val="000000"/>
-        </w:rPr>
-        <w:t>R</w:t>
-      </w:r>
-      <w:r>
-        <w:rPr>
-          <w:color w:val="000000"/>
-        </w:rPr>
-        <w:t>、</w:t>
-      </w:r>
-      <w:r>
-        <w:rPr>
-          <w:color w:val="000000"/>
-        </w:rPr>
-        <w:t>L</w:t>
-      </w:r>
-      <w:r>
-        <w:rPr>
-          <w:color w:val="000000"/>
-        </w:rPr>
-        <w:t>、</w:t>
-      </w:r>
-      <w:r>
-        <w:rPr>
-          <w:color w:val="000000"/>
-        </w:rPr>
-        <w:t>C</w:t>
-      </w:r>
-      <w:r>
-        <w:rPr>
-          <w:color w:val="000000"/>
-        </w:rPr>
-        <w:t>范围内的不同特征频率。</w:t>
+        <w:t>本设计围绕已知模型控制和未知模型自主学习两项任务，形成了由</w:t>
+      </w:r>
+      <w:r>
+        <w:rPr>
+          <w:color w:val="000000"/>
+        </w:rPr>
+        <w:t>AD9910</w:t>
+      </w:r>
+      <w:r>
+        <w:rPr>
+          <w:color w:val="000000"/>
+        </w:rPr>
+        <w:t>基础信号源、</w:t>
+      </w:r>
+      <w:r>
+        <w:rPr>
+          <w:color w:val="000000"/>
+        </w:rPr>
+        <w:t>STM32H7</w:t>
+      </w:r>
+      <w:r>
+        <w:rPr>
+          <w:color w:val="000000"/>
+        </w:rPr>
+        <w:t>4</w:t>
+      </w:r>
+      <w:r>
+        <w:rPr>
+          <w:color w:val="000000"/>
+        </w:rPr>
+        <w:t>3</w:t>
+      </w:r>
+      <w:r>
+        <w:rPr>
+          <w:color w:val="000000"/>
+        </w:rPr>
+        <w:t>控制与运算、四类</w:t>
+      </w:r>
+      <w:r>
+        <w:rPr>
+          <w:color w:val="000000"/>
+        </w:rPr>
+        <w:t>RLC</w:t>
+      </w:r>
+      <w:r>
+        <w:rPr>
+          <w:color w:val="000000"/>
+        </w:rPr>
+        <w:t>参数辨识及二阶数字滤波推理组成的总体方案。已知模型通过分解时间常数实现题定传递函数，装置可依据幅频响应反算激励幅值；未知模型通过自动扫频和候选模型拟合确定滤波类型及参数，并以同一模型处理正弦、矩形和</w:t>
+      </w:r>
+      <w:r>
+        <w:rPr>
+          <w:rFonts w:hint="eastAsia"/>
+          <w:color w:val="000000"/>
+        </w:rPr>
+        <w:t>其他任意波形</w:t>
+      </w:r>
+      <w:r>
+        <w:rPr>
+          <w:color w:val="000000"/>
+        </w:rPr>
+        <w:t>输入</w:t>
+      </w:r>
+      <w:r>
+        <w:rPr>
+          <w:rFonts w:hint="eastAsia"/>
+          <w:color w:val="000000"/>
+        </w:rPr>
+        <w:t>，输出信号与未知模型电路输出信号峰峰值误差不大于</w:t>
+      </w:r>
+      <w:r>
+        <w:rPr>
+          <w:rFonts w:hint="eastAsia"/>
+          <w:color w:val="000000"/>
+        </w:rPr>
+        <w:t>1</w:t>
+      </w:r>
+      <w:r>
+        <w:rPr>
+          <w:color w:val="000000"/>
+        </w:rPr>
+        <w:t>0%</w:t>
+      </w:r>
+      <w:r>
+        <w:rPr>
+          <w:rFonts w:hint="eastAsia"/>
+          <w:color w:val="000000"/>
+        </w:rPr>
+        <w:t>，波形相同、无漂移</w:t>
+      </w:r>
+      <w:r>
+        <w:rPr>
+          <w:color w:val="000000"/>
+        </w:rPr>
+        <w:t>。</w:t>
       </w:r>
     </w:p>
     <w:p>
       <w:pPr>
         <w:keepNext/>
-        <w:spacing w:before="40" w:after="20"/>
-        <w:jc w:val="center"/>
-      </w:pPr>
-      <w:r>
-        <w:rPr>
-          <w:color w:val="000000"/>
-          <w:sz w:val="21"/>
-        </w:rPr>
-        <w:t>表</w:t>
-      </w:r>
-      <w:r>
-        <w:rPr>
-          <w:color w:val="000000"/>
-          <w:sz w:val="21"/>
-        </w:rPr>
-        <w:t xml:space="preserve">5 </w:t>
-      </w:r>
-      <w:r>
-        <w:rPr>
-          <w:color w:val="000000"/>
-          <w:sz w:val="21"/>
-        </w:rPr>
-        <w:t>自主学习与类型识别记录</w:t>
+        <w:spacing w:before="80" w:after="40"/>
+        <w:rPr>
+          <w:rFonts w:eastAsia="黑体"/>
+          <w:b/>
+          <w:color w:val="000000"/>
+          <w:sz w:val="30"/>
+        </w:rPr>
+      </w:pPr>
+      <w:r>
+        <w:rPr>
+          <w:rFonts w:eastAsia="黑体"/>
+          <w:b/>
+          <w:color w:val="000000"/>
+          <w:sz w:val="30"/>
+        </w:rPr>
+        <w:t>参考文献</w:t>
       </w:r>
     </w:p>
     <w:p>
       <w:pPr>
         <w:keepNext/>
-        <w:spacing w:before="40" w:after="40"/>
-      </w:pPr>
-      <w:r>
-        <w:rPr>
-          <w:rFonts w:eastAsia="黑体"/>
-          <w:b/>
-          <w:color w:val="000000"/>
-          <w:sz w:val="28"/>
-        </w:rPr>
-        <w:t xml:space="preserve">5.5 </w:t>
-      </w:r>
-      <w:r>
-        <w:rPr>
-          <w:rFonts w:eastAsia="黑体"/>
-          <w:b/>
-          <w:color w:val="000000"/>
-          <w:sz w:val="28"/>
-        </w:rPr>
-        <w:t>输出推理测试</w:t>
-      </w:r>
-    </w:p>
-    <w:p>
-      <w:pPr>
-        <w:spacing w:after="30" w:line="288" w:lineRule="auto"/>
-        <w:ind w:firstLine="397"/>
-        <w:jc w:val="both"/>
-      </w:pPr>
-      <w:r>
-        <w:rPr>
-          <w:color w:val="000000"/>
-        </w:rPr>
-        <w:t>学习完成后断开学习连接，将信号发生器同时接入未知模型和探究装置。示波器以未知模型输出为触发，记录两路输出峰峰值、相对误差和波形稳定性。正弦波覆盖</w:t>
-      </w:r>
-      <w:r>
-        <w:rPr>
-          <w:color w:val="000000"/>
-        </w:rPr>
-        <w:t>1</w:t>
-      </w:r>
-      <w:r>
-        <w:rPr>
-          <w:color w:val="000000"/>
-        </w:rPr>
-        <w:t>～</w:t>
-      </w:r>
-      <w:r>
-        <w:rPr>
-          <w:color w:val="000000"/>
-        </w:rPr>
-        <w:t>50 kHz</w:t>
-      </w:r>
-      <w:r>
-        <w:rPr>
-          <w:color w:val="000000"/>
-        </w:rPr>
-        <w:t>；矩形波除频率外还覆盖</w:t>
-      </w:r>
-      <w:r>
-        <w:rPr>
-          <w:color w:val="000000"/>
-        </w:rPr>
-        <w:t>10%</w:t>
-      </w:r>
-      <w:r>
-        <w:rPr>
-          <w:color w:val="000000"/>
-        </w:rPr>
-        <w:t>～</w:t>
-      </w:r>
-      <w:r>
-        <w:rPr>
-          <w:color w:val="000000"/>
-        </w:rPr>
-        <w:t>50%</w:t>
-      </w:r>
-      <w:r>
-        <w:rPr>
-          <w:color w:val="000000"/>
-        </w:rPr>
-        <w:t>占空比；其他周期信号选择具有明显谐波成分的波形。</w:t>
-      </w:r>
-    </w:p>
-    <w:p>
-      <w:pPr>
-        <w:keepNext/>
-        <w:spacing w:before="40" w:after="20"/>
-        <w:jc w:val="center"/>
-      </w:pPr>
-      <w:r>
-        <w:rPr>
-          <w:color w:val="000000"/>
-          <w:sz w:val="21"/>
-        </w:rPr>
-        <w:t>表</w:t>
-      </w:r>
-      <w:r>
-        <w:rPr>
-          <w:color w:val="000000"/>
-          <w:sz w:val="21"/>
-        </w:rPr>
-        <w:t xml:space="preserve">6 </w:t>
-      </w:r>
-      <w:r>
-        <w:rPr>
-          <w:color w:val="000000"/>
-          <w:sz w:val="21"/>
-        </w:rPr>
-        <w:t>输出推理测试记录</w:t>
-      </w:r>
-    </w:p>
-    <w:p>
-      <w:pPr>
-        <w:keepNext/>
-        <w:spacing w:before="80" w:after="40"/>
-      </w:pPr>
-      <w:r>
-        <w:rPr>
-          <w:rFonts w:eastAsia="黑体"/>
-          <w:b/>
-          <w:color w:val="000000"/>
-          <w:sz w:val="30"/>
-        </w:rPr>
-        <w:t>六、结论</w:t>
-      </w:r>
-    </w:p>
-    <w:p>
-      <w:pPr>
-        <w:spacing w:after="30" w:line="288" w:lineRule="auto"/>
-        <w:ind w:firstLine="397"/>
-        <w:jc w:val="both"/>
-      </w:pPr>
-      <w:r>
-        <w:rPr>
-          <w:color w:val="000000"/>
-        </w:rPr>
-        <w:t>本设计围绕已知模型控制和未知模型自主学习两项任务，形成了由</w:t>
-      </w:r>
-      <w:r>
-        <w:rPr>
-          <w:color w:val="000000"/>
-        </w:rPr>
-        <w:t>AD9910</w:t>
-      </w:r>
-      <w:r>
-        <w:rPr>
-          <w:color w:val="000000"/>
-        </w:rPr>
-        <w:t>基础信号源、</w:t>
-      </w:r>
-      <w:r>
-        <w:rPr>
-          <w:color w:val="000000"/>
-        </w:rPr>
-        <w:t>STM32H7</w:t>
-      </w:r>
-      <w:r>
-        <w:rPr>
-          <w:color w:val="000000"/>
-        </w:rPr>
-        <w:t>4</w:t>
-      </w:r>
-      <w:r>
-        <w:rPr>
-          <w:color w:val="000000"/>
-        </w:rPr>
-        <w:t>3</w:t>
-      </w:r>
-      <w:r>
-        <w:rPr>
-          <w:color w:val="000000"/>
-        </w:rPr>
-        <w:t>控制与运算、四类</w:t>
-      </w:r>
-      <w:r>
-        <w:rPr>
-          <w:color w:val="000000"/>
-        </w:rPr>
-        <w:t>RLC</w:t>
-      </w:r>
-      <w:r>
-        <w:rPr>
-          <w:color w:val="000000"/>
-        </w:rPr>
-        <w:t>参数辨识及二阶数字滤波推理组成的总体方案。</w:t>
-      </w:r>
-      <w:r>
-        <w:rPr>
-          <w:color w:val="000000"/>
-        </w:rPr>
-        <w:lastRenderedPageBreak/>
-        <w:t>已知模型通过分解时间常数实现题定传递函数，装置可依据幅频响</w:t>
-      </w:r>
-      <w:proofErr w:type="gramStart"/>
-      <w:r>
-        <w:rPr>
-          <w:color w:val="000000"/>
-        </w:rPr>
-        <w:t>应反算激励</w:t>
-      </w:r>
-      <w:proofErr w:type="gramEnd"/>
-      <w:r>
-        <w:rPr>
-          <w:color w:val="000000"/>
-        </w:rPr>
-        <w:t>幅值；未知模型通过自动扫频和候选模型拟合确定滤波类型及参数，并以同一模型处理正弦、矩形和</w:t>
-      </w:r>
-      <w:r>
-        <w:rPr>
-          <w:rFonts w:hint="eastAsia"/>
-          <w:color w:val="000000"/>
-        </w:rPr>
-        <w:t>其他任意波形</w:t>
-      </w:r>
-      <w:r>
-        <w:rPr>
-          <w:color w:val="000000"/>
-        </w:rPr>
-        <w:t>输入。</w:t>
-      </w:r>
-    </w:p>
-    <w:p>
-      <w:pPr>
-        <w:keepNext/>
-        <w:spacing w:before="80" w:after="40"/>
-        <w:rPr>
-          <w:rFonts w:eastAsia="黑体"/>
-          <w:b/>
-          <w:color w:val="000000"/>
-          <w:sz w:val="30"/>
-        </w:rPr>
-      </w:pPr>
-      <w:r>
-        <w:rPr>
-          <w:rFonts w:eastAsia="黑体"/>
-          <w:b/>
-          <w:color w:val="000000"/>
-          <w:sz w:val="30"/>
-        </w:rPr>
-        <w:t>参考文献</w:t>
-      </w:r>
-    </w:p>
-    <w:p>
-      <w:pPr>
-        <w:keepNext/>
         <w:spacing w:after="0"/>
         <w:rPr>
           <w:rFonts w:ascii="宋体" w:hAnsi="宋体"/>
@@ -2915,23 +5358,7 @@
           <w:rFonts w:ascii="宋体" w:hAnsi="宋体"/>
           <w:szCs w:val="24"/>
         </w:rPr>
-        <w:t>[1]奥本海姆,威尔斯基,</w:t>
-      </w:r>
-      <w:proofErr w:type="gramStart"/>
-      <w:r>
-        <w:rPr>
-          <w:rFonts w:ascii="宋体" w:hAnsi="宋体"/>
-          <w:szCs w:val="24"/>
-        </w:rPr>
-        <w:t>纳瓦卜</w:t>
-      </w:r>
-      <w:proofErr w:type="gramEnd"/>
-      <w:r>
-        <w:rPr>
-          <w:rFonts w:ascii="宋体" w:hAnsi="宋体"/>
-          <w:szCs w:val="24"/>
-        </w:rPr>
-        <w:t>.信号与系统(第2版)[M].西安交通大学出版社, 1998.</w:t>
+        <w:t>[1]奥本海姆,威尔斯基,纳瓦卜.信号与系统(第2版)[M].西安交通大学出版社, 1998.</w:t>
       </w:r>
     </w:p>
     <w:p>
@@ -3012,7 +5439,7 @@
       </w:pPr>
     </w:p>
     <w:sectPr>
-      <w:footerReference w:type="default" r:id="rId11"/>
+      <w:footerReference w:type="default" r:id="rId13"/>
       <w:pgSz w:w="11906" w:h="16838" w:code="9"/>
       <w:pgMar w:top="1474" w:right="1361" w:bottom="1247" w:left="1361" w:header="851" w:footer="992" w:gutter="0"/>
       <w:pgNumType w:start="1"/>
@@ -3086,6 +5513,42 @@
 
 <file path=word/footer2.xml><?xml version="1.0" encoding="utf-8"?>
 <w:ftr xmlns:wpc="http://schemas.microsoft.com/office/word/2010/wordprocessingCanvas" xmlns:cx="http://schemas.microsoft.com/office/drawing/2014/chartex" xmlns:cx1="http://schemas.microsoft.com/office/drawing/2015/9/8/chartex" xmlns:cx2="http://schemas.microsoft.com/office/drawing/2015/10/21/chartex" xmlns:cx3="http://schemas.microsoft.com/office/drawing/2016/5/9/chartex" xmlns:cx4="http://schemas.microsoft.com/office/drawing/2016/5/10/chartex" xmlns:cx5="http://schemas.microsoft.com/office/drawing/2016/5/11/chartex" xmlns:cx6="http://schemas.microsoft.com/office/drawing/2016/5/12/chartex" xmlns:cx7="http://schemas.microsoft.com/office/drawing/2016/5/13/chartex" xmlns:cx8="http://schemas.microsoft.com/office/drawing/2016/5/14/chartex" xmlns:mc="http://schemas.openxmlformats.org/markup-compatibility/2006" xmlns:aink="http://schemas.microsoft.com/office/drawing/2016/ink" xmlns:am3d="http://schemas.microsoft.com/office/drawing/2017/model3d" xmlns:o="urn:schemas-microsoft-com:office:office" xmlns:r="http://schemas.openxmlformats.org/officeDocument/2006/relationships" xmlns:m="http://schemas.openxmlformats.org/officeDocument/2006/math" xmlns:v="urn:schemas-microsoft-com:vml" xmlns:wp14="http://schemas.microsoft.com/office/word/2010/wordprocessingDrawing" xmlns:wp="http://schemas.openxmlformats.org/drawingml/2006/wordprocessingDrawing" xmlns:w10="urn:schemas-microsoft-com:office:word" xmlns:w="http://schemas.openxmlformats.org/wordprocessingml/2006/main" xmlns:w14="http://schemas.microsoft.com/office/word/2010/wordml" xmlns:w15="http://schemas.microsoft.com/office/word/2012/wordml" xmlns:w16cex="http://schemas.microsoft.com/office/word/2018/wordml/cex" xmlns:w16cid="http://schemas.microsoft.com/office/word/2016/wordml/cid" xmlns:w16="http://schemas.microsoft.com/office/word/2018/wordml" xmlns:w16sdtdh="http://schemas.microsoft.com/office/word/2020/wordml/sdtdatahash" xmlns:w16se="http://schemas.microsoft.com/office/word/2015/wordml/symex" xmlns:wpg="http://schemas.microsoft.com/office/word/2010/wordprocessingGroup" xmlns:wpi="http://schemas.microsoft.com/office/word/2010/wordprocessingInk" xmlns:wne="http://schemas.microsoft.com/office/word/2006/wordml" xmlns:wps="http://schemas.microsoft.com/office/word/2010/wordprocessingShape" mc:Ignorable="w14 w15 w16se w16cid w16 w16cex w16sdtdh wp14">
+  <w:sdt>
+    <w:sdtPr>
+      <w:id w:val="-901984339"/>
+      <w:docPartObj>
+        <w:docPartGallery w:val="Page Numbers (Bottom of Page)"/>
+        <w:docPartUnique/>
+      </w:docPartObj>
+    </w:sdtPr>
+    <w:sdtEndPr/>
+    <w:sdtContent>
+      <w:p>
+        <w:pPr>
+          <w:pStyle w:val="ae"/>
+          <w:jc w:val="right"/>
+        </w:pPr>
+        <w:r>
+          <w:fldChar w:fldCharType="begin"/>
+        </w:r>
+        <w:r>
+          <w:instrText>PAGE   \* MERGEFORMAT</w:instrText>
+        </w:r>
+        <w:r>
+          <w:fldChar w:fldCharType="separate"/>
+        </w:r>
+        <w:r>
+          <w:rPr>
+            <w:lang w:val="zh-CN"/>
+          </w:rPr>
+          <w:t>2</w:t>
+        </w:r>
+        <w:r>
+          <w:fldChar w:fldCharType="end"/>
+        </w:r>
+      </w:p>
+    </w:sdtContent>
+  </w:sdt>
   <w:p>
     <w:pPr>
       <w:jc w:val="right"/>
@@ -5540,6 +8003,36 @@
       <w:szCs w:val="20"/>
     </w:rPr>
   </w:style>
+  <w:style w:type="character" w:customStyle="1" w:styleId="fontstyle01">
+    <w:name w:val="fontstyle01"/>
+    <w:basedOn w:val="a0"/>
+    <w:rsid w:val="00B13747"/>
+    <w:rPr>
+      <w:rFonts w:ascii="宋体" w:eastAsia="宋体" w:hAnsi="宋体" w:hint="eastAsia"/>
+      <w:b w:val="0"/>
+      <w:bCs w:val="0"/>
+      <w:i w:val="0"/>
+      <w:iCs w:val="0"/>
+      <w:color w:val="000000"/>
+      <w:sz w:val="24"/>
+      <w:szCs w:val="24"/>
+    </w:rPr>
+  </w:style>
+  <w:style w:type="character" w:customStyle="1" w:styleId="fontstyle21">
+    <w:name w:val="fontstyle21"/>
+    <w:basedOn w:val="a0"/>
+    <w:rsid w:val="00B13747"/>
+    <w:rPr>
+      <w:rFonts w:ascii="TimesNewRomanPSMT" w:hAnsi="TimesNewRomanPSMT" w:hint="default"/>
+      <w:b w:val="0"/>
+      <w:bCs w:val="0"/>
+      <w:i w:val="0"/>
+      <w:iCs w:val="0"/>
+      <w:color w:val="000000"/>
+      <w:sz w:val="24"/>
+      <w:szCs w:val="24"/>
+    </w:rPr>
+  </w:style>
 </w:styles>
 </file>
 
